--- a/Documentação/Terceira Edição/TCC - Documentação.docx
+++ b/Documentação/Terceira Edição/TCC - Documentação.docx
@@ -3877,7 +3877,23 @@
           <w:bCs/>
           <w:szCs w:val="24"/>
         </w:rPr>
-        <w:t>6.1 Viabilidade Financeira</w:t>
+        <w:t>6.</w:t>
+      </w:r>
+      <w:r>
+        <w:rPr>
+          <w:b/>
+          <w:bCs/>
+          <w:szCs w:val="24"/>
+        </w:rPr>
+        <w:t>2</w:t>
+      </w:r>
+      <w:r>
+        <w:rPr>
+          <w:b/>
+          <w:bCs/>
+          <w:szCs w:val="24"/>
+        </w:rPr>
+        <w:t xml:space="preserve"> Viabilidade Financeira</w:t>
       </w:r>
     </w:p>
     <w:p>
@@ -3965,7 +3981,7 @@
         <w:rPr>
           <w:szCs w:val="24"/>
         </w:rPr>
-        <w:t>O único custo identificado no projeto refere-se à hospedagem em ambiente de produção. O front-</w:t>
+        <w:t>O único custo identificado no projeto refere-se à hospedagem em ambiente de produção. A aplicação é hospedada de forma unificada na plataforma Railway, onde o mesmo serviço em Node.js/Express entrega o front-</w:t>
       </w:r>
       <w:proofErr w:type="spellStart"/>
       <w:r>
@@ -3979,28 +3995,26 @@
         <w:rPr>
           <w:szCs w:val="24"/>
         </w:rPr>
-        <w:t xml:space="preserve">, por ser composto exclusivamente por arquivos estáticos, é hospedado em plataforma de distribuição gratuita, com certificado HTTPS incluído e sem prazo de expiração. Já o </w:t>
-      </w:r>
-      <w:proofErr w:type="spellStart"/>
-      <w:r>
-        <w:rPr>
-          <w:szCs w:val="24"/>
-        </w:rPr>
-        <w:t>back-end</w:t>
-      </w:r>
-      <w:proofErr w:type="spellEnd"/>
-      <w:r>
-        <w:rPr>
-          <w:szCs w:val="24"/>
-        </w:rPr>
-        <w:t xml:space="preserve"> e o banco de dados exigem um servidor em execução contínua, cujo custo é de aproximadamente cinco dólares mensais na </w:t>
+        <w:t xml:space="preserve"> e a API e mantém o banco de dados MySQL em execução contínua, com certificado HTTPS incluído. O custo é de aproximadamente cinco dólares mensais --- valor equivalente a cerca de vinte e cinco reais por mês, rateado entre os quatro integrantes da equipe.</w:t>
+      </w:r>
+      <w:r>
+        <w:rPr>
+          <w:szCs w:val="24"/>
+        </w:rPr>
+        <w:t xml:space="preserve"> </w:t>
+      </w:r>
+      <w:r>
+        <w:rPr>
+          <w:szCs w:val="24"/>
+        </w:rPr>
+        <w:t xml:space="preserve">Conclui-se que o </w:t>
       </w:r>
       <w:r>
         <w:rPr>
           <w:szCs w:val="24"/>
         </w:rPr>
         <w:lastRenderedPageBreak/>
-        <w:t>plataforma adotada — valor equivalente a cerca de vinte e cinco reais por mês, rateado entre os quatro integrantes da equipe.</w:t>
+        <w:t>projeto é financeiramente viável: o custo total de manutenção da aplicação em produção até a apresentação final representa despesa reduzida, compatível com um trabalho acadêmico, e demonstra que uma solução com este porte pode ser mantida por uma pequena empresa a um custo bastante inferior ao das perdas decorrentes do controle manual de EPIs.</w:t>
       </w:r>
     </w:p>
     <w:p>
@@ -4012,12 +4026,6 @@
           <w:szCs w:val="24"/>
         </w:rPr>
       </w:pPr>
-      <w:r>
-        <w:rPr>
-          <w:szCs w:val="24"/>
-        </w:rPr>
-        <w:t>Conclui-se que o projeto é financeiramente viável: o custo total de manutenção da aplicação em produção até a apresentação final representa despesa reduzida, compatível com um trabalho acadêmico, e demonstra que uma solução com este porte pode ser mantida por uma pequena empresa a um custo bastante inferior ao das perdas decorrentes do controle manual de EPIs.</w:t>
-      </w:r>
     </w:p>
     <w:p>
       <w:pPr>
@@ -4272,27 +4280,16 @@
     <w:p>
       <w:pPr>
         <w:spacing w:line="360" w:lineRule="auto"/>
-        <w:ind w:firstLine="720"/>
-        <w:jc w:val="both"/>
-        <w:rPr>
-          <w:szCs w:val="24"/>
-        </w:rPr>
-      </w:pPr>
-    </w:p>
-    <w:p>
-      <w:pPr>
-        <w:spacing w:line="360" w:lineRule="auto"/>
-        <w:rPr>
-          <w:szCs w:val="24"/>
-        </w:rPr>
-      </w:pPr>
-      <w:r>
-        <w:rPr>
-          <w:b/>
-          <w:bCs/>
-          <w:szCs w:val="24"/>
-        </w:rPr>
-        <w:lastRenderedPageBreak/>
+        <w:rPr>
+          <w:szCs w:val="24"/>
+        </w:rPr>
+      </w:pPr>
+      <w:r>
+        <w:rPr>
+          <w:b/>
+          <w:bCs/>
+          <w:szCs w:val="24"/>
+        </w:rPr>
         <w:t>7</w:t>
       </w:r>
       <w:r>
@@ -4325,570 +4322,6 @@
         </w:rPr>
         <w:br/>
       </w:r>
-    </w:p>
-    <w:tbl>
-      <w:tblPr>
-        <w:tblStyle w:val="Tabelacomgrade"/>
-        <w:tblW w:w="0" w:type="auto"/>
-        <w:tblLook w:val="04A0" w:firstRow="1" w:lastRow="0" w:firstColumn="1" w:lastColumn="0" w:noHBand="0" w:noVBand="1"/>
-      </w:tblPr>
-      <w:tblGrid>
-        <w:gridCol w:w="1299"/>
-        <w:gridCol w:w="397"/>
-        <w:gridCol w:w="1205"/>
-        <w:gridCol w:w="3254"/>
-        <w:gridCol w:w="2541"/>
-      </w:tblGrid>
-      <w:tr>
-        <w:tc>
-          <w:tcPr>
-            <w:tcW w:w="1299" w:type="dxa"/>
-          </w:tcPr>
-          <w:p>
-            <w:pPr>
-              <w:spacing w:line="360" w:lineRule="auto"/>
-              <w:rPr>
-                <w:b/>
-                <w:bCs/>
-                <w:szCs w:val="24"/>
-              </w:rPr>
-            </w:pPr>
-            <w:r>
-              <w:rPr>
-                <w:b/>
-                <w:bCs/>
-                <w:szCs w:val="24"/>
-              </w:rPr>
-              <w:t>F1</w:t>
-            </w:r>
-          </w:p>
-        </w:tc>
-        <w:tc>
-          <w:tcPr>
-            <w:tcW w:w="7397" w:type="dxa"/>
-            <w:gridSpan w:val="4"/>
-          </w:tcPr>
-          <w:p>
-            <w:pPr>
-              <w:spacing w:line="360" w:lineRule="auto"/>
-              <w:rPr>
-                <w:szCs w:val="24"/>
-              </w:rPr>
-            </w:pPr>
-            <w:r>
-              <w:rPr>
-                <w:szCs w:val="24"/>
-              </w:rPr>
-              <w:t>Efetuar Login</w:t>
-            </w:r>
-          </w:p>
-        </w:tc>
-      </w:tr>
-      <w:tr>
-        <w:tc>
-          <w:tcPr>
-            <w:tcW w:w="1299" w:type="dxa"/>
-          </w:tcPr>
-          <w:p>
-            <w:pPr>
-              <w:spacing w:line="360" w:lineRule="auto"/>
-              <w:rPr>
-                <w:b/>
-                <w:bCs/>
-                <w:szCs w:val="24"/>
-              </w:rPr>
-            </w:pPr>
-            <w:r>
-              <w:rPr>
-                <w:b/>
-                <w:bCs/>
-                <w:szCs w:val="24"/>
-              </w:rPr>
-              <w:t>Descrição</w:t>
-            </w:r>
-          </w:p>
-        </w:tc>
-        <w:tc>
-          <w:tcPr>
-            <w:tcW w:w="7397" w:type="dxa"/>
-            <w:gridSpan w:val="4"/>
-          </w:tcPr>
-          <w:p>
-            <w:pPr>
-              <w:spacing w:line="360" w:lineRule="auto"/>
-              <w:rPr>
-                <w:szCs w:val="24"/>
-              </w:rPr>
-            </w:pPr>
-            <w:r>
-              <w:rPr>
-                <w:szCs w:val="24"/>
-              </w:rPr>
-              <w:t>Usuário realiza autenticação no sistema utilizando e-mail e senha para acessar o sistema de gerenciamento de EPIs</w:t>
-            </w:r>
-          </w:p>
-        </w:tc>
-      </w:tr>
-      <w:tr>
-        <w:tc>
-          <w:tcPr>
-            <w:tcW w:w="1696" w:type="dxa"/>
-            <w:gridSpan w:val="2"/>
-          </w:tcPr>
-          <w:p>
-            <w:pPr>
-              <w:spacing w:line="360" w:lineRule="auto"/>
-              <w:rPr>
-                <w:b/>
-                <w:bCs/>
-                <w:szCs w:val="24"/>
-              </w:rPr>
-            </w:pPr>
-            <w:r>
-              <w:rPr>
-                <w:b/>
-                <w:bCs/>
-                <w:szCs w:val="24"/>
-              </w:rPr>
-              <w:t>Pré-condição</w:t>
-            </w:r>
-          </w:p>
-        </w:tc>
-        <w:tc>
-          <w:tcPr>
-            <w:tcW w:w="7000" w:type="dxa"/>
-            <w:gridSpan w:val="3"/>
-          </w:tcPr>
-          <w:p>
-            <w:pPr>
-              <w:spacing w:line="360" w:lineRule="auto"/>
-              <w:rPr>
-                <w:szCs w:val="24"/>
-              </w:rPr>
-            </w:pPr>
-            <w:r>
-              <w:rPr>
-                <w:szCs w:val="24"/>
-              </w:rPr>
-              <w:t xml:space="preserve"> O usuário deve possuir cadastro ativo no sistema</w:t>
-            </w:r>
-          </w:p>
-        </w:tc>
-      </w:tr>
-      <w:tr>
-        <w:tc>
-          <w:tcPr>
-            <w:tcW w:w="1696" w:type="dxa"/>
-            <w:gridSpan w:val="2"/>
-          </w:tcPr>
-          <w:p>
-            <w:pPr>
-              <w:spacing w:line="360" w:lineRule="auto"/>
-              <w:rPr>
-                <w:b/>
-                <w:bCs/>
-                <w:szCs w:val="24"/>
-              </w:rPr>
-            </w:pPr>
-            <w:r>
-              <w:rPr>
-                <w:b/>
-                <w:bCs/>
-                <w:szCs w:val="24"/>
-              </w:rPr>
-              <w:t>Pós-condição</w:t>
-            </w:r>
-          </w:p>
-        </w:tc>
-        <w:tc>
-          <w:tcPr>
-            <w:tcW w:w="7000" w:type="dxa"/>
-            <w:gridSpan w:val="3"/>
-          </w:tcPr>
-          <w:p>
-            <w:pPr>
-              <w:spacing w:line="360" w:lineRule="auto"/>
-              <w:rPr>
-                <w:szCs w:val="24"/>
-              </w:rPr>
-            </w:pPr>
-            <w:r>
-              <w:rPr>
-                <w:szCs w:val="24"/>
-              </w:rPr>
-              <w:t xml:space="preserve">O sistema libera acesso às funcionalidades de acordo com o perfil do usuário (Administrador ou </w:t>
-            </w:r>
-            <w:r>
-              <w:rPr>
-                <w:szCs w:val="24"/>
-              </w:rPr>
-              <w:t>Funcionário</w:t>
-            </w:r>
-            <w:r>
-              <w:rPr>
-                <w:szCs w:val="24"/>
-              </w:rPr>
-              <w:t>)</w:t>
-            </w:r>
-          </w:p>
-        </w:tc>
-      </w:tr>
-      <w:tr>
-        <w:tc>
-          <w:tcPr>
-            <w:tcW w:w="8696" w:type="dxa"/>
-            <w:gridSpan w:val="5"/>
-          </w:tcPr>
-          <w:p>
-            <w:pPr>
-              <w:spacing w:line="360" w:lineRule="auto"/>
-              <w:jc w:val="center"/>
-              <w:rPr>
-                <w:b/>
-                <w:bCs/>
-                <w:szCs w:val="24"/>
-              </w:rPr>
-            </w:pPr>
-            <w:r>
-              <w:rPr>
-                <w:b/>
-                <w:bCs/>
-                <w:szCs w:val="24"/>
-              </w:rPr>
-              <w:t>Requisitos Não Funcionais</w:t>
-            </w:r>
-          </w:p>
-        </w:tc>
-      </w:tr>
-      <w:tr>
-        <w:tc>
-          <w:tcPr>
-            <w:tcW w:w="2901" w:type="dxa"/>
-            <w:gridSpan w:val="3"/>
-          </w:tcPr>
-          <w:p>
-            <w:pPr>
-              <w:spacing w:line="360" w:lineRule="auto"/>
-              <w:jc w:val="center"/>
-              <w:rPr>
-                <w:b/>
-                <w:bCs/>
-                <w:szCs w:val="24"/>
-              </w:rPr>
-            </w:pPr>
-            <w:proofErr w:type="spellStart"/>
-            <w:r>
-              <w:rPr>
-                <w:b/>
-                <w:bCs/>
-                <w:szCs w:val="24"/>
-              </w:rPr>
-              <w:t>Cód</w:t>
-            </w:r>
-            <w:proofErr w:type="spellEnd"/>
-            <w:r>
-              <w:rPr>
-                <w:b/>
-                <w:bCs/>
-                <w:szCs w:val="24"/>
-              </w:rPr>
-              <w:t>-Nome</w:t>
-            </w:r>
-          </w:p>
-        </w:tc>
-        <w:tc>
-          <w:tcPr>
-            <w:tcW w:w="3254" w:type="dxa"/>
-          </w:tcPr>
-          <w:p>
-            <w:pPr>
-              <w:spacing w:line="360" w:lineRule="auto"/>
-              <w:jc w:val="center"/>
-              <w:rPr>
-                <w:b/>
-                <w:bCs/>
-                <w:szCs w:val="24"/>
-              </w:rPr>
-            </w:pPr>
-            <w:r>
-              <w:rPr>
-                <w:b/>
-                <w:bCs/>
-                <w:szCs w:val="24"/>
-              </w:rPr>
-              <w:t>Descrição</w:t>
-            </w:r>
-          </w:p>
-        </w:tc>
-        <w:tc>
-          <w:tcPr>
-            <w:tcW w:w="2541" w:type="dxa"/>
-          </w:tcPr>
-          <w:p>
-            <w:pPr>
-              <w:spacing w:line="360" w:lineRule="auto"/>
-              <w:jc w:val="center"/>
-              <w:rPr>
-                <w:b/>
-                <w:bCs/>
-                <w:szCs w:val="24"/>
-              </w:rPr>
-            </w:pPr>
-            <w:r>
-              <w:rPr>
-                <w:b/>
-                <w:bCs/>
-                <w:szCs w:val="24"/>
-              </w:rPr>
-              <w:t>Categoria</w:t>
-            </w:r>
-          </w:p>
-        </w:tc>
-      </w:tr>
-      <w:tr>
-        <w:tc>
-          <w:tcPr>
-            <w:tcW w:w="2901" w:type="dxa"/>
-            <w:gridSpan w:val="3"/>
-          </w:tcPr>
-          <w:p>
-            <w:pPr>
-              <w:spacing w:line="360" w:lineRule="auto"/>
-              <w:rPr>
-                <w:szCs w:val="24"/>
-              </w:rPr>
-            </w:pPr>
-            <w:r>
-              <w:rPr>
-                <w:szCs w:val="24"/>
-              </w:rPr>
-              <w:t>NF1.1 Validação de usuário</w:t>
-            </w:r>
-          </w:p>
-        </w:tc>
-        <w:tc>
-          <w:tcPr>
-            <w:tcW w:w="3254" w:type="dxa"/>
-          </w:tcPr>
-          <w:p>
-            <w:pPr>
-              <w:spacing w:line="360" w:lineRule="auto"/>
-              <w:rPr>
-                <w:szCs w:val="24"/>
-              </w:rPr>
-            </w:pPr>
-            <w:r>
-              <w:rPr>
-                <w:szCs w:val="24"/>
-              </w:rPr>
-              <w:t>O sistema deve validar e-mail e senha cadastrados</w:t>
-            </w:r>
-            <w:r>
-              <w:rPr>
-                <w:szCs w:val="24"/>
-              </w:rPr>
-              <w:t>.</w:t>
-            </w:r>
-          </w:p>
-        </w:tc>
-        <w:tc>
-          <w:tcPr>
-            <w:tcW w:w="2541" w:type="dxa"/>
-          </w:tcPr>
-          <w:p>
-            <w:pPr>
-              <w:spacing w:line="360" w:lineRule="auto"/>
-              <w:rPr>
-                <w:szCs w:val="24"/>
-              </w:rPr>
-            </w:pPr>
-            <w:r>
-              <w:rPr>
-                <w:szCs w:val="24"/>
-              </w:rPr>
-              <w:t>Segurança</w:t>
-            </w:r>
-          </w:p>
-        </w:tc>
-      </w:tr>
-      <w:tr>
-        <w:tc>
-          <w:tcPr>
-            <w:tcW w:w="2901" w:type="dxa"/>
-            <w:gridSpan w:val="3"/>
-          </w:tcPr>
-          <w:p>
-            <w:pPr>
-              <w:spacing w:line="360" w:lineRule="auto"/>
-              <w:rPr>
-                <w:szCs w:val="24"/>
-              </w:rPr>
-            </w:pPr>
-            <w:r>
-              <w:rPr>
-                <w:szCs w:val="24"/>
-              </w:rPr>
-              <w:t xml:space="preserve">NF1.2 Validar </w:t>
-            </w:r>
-            <w:proofErr w:type="spellStart"/>
-            <w:r>
-              <w:rPr>
-                <w:szCs w:val="24"/>
-              </w:rPr>
-              <w:t>Captcha</w:t>
-            </w:r>
-            <w:proofErr w:type="spellEnd"/>
-          </w:p>
-        </w:tc>
-        <w:tc>
-          <w:tcPr>
-            <w:tcW w:w="3254" w:type="dxa"/>
-          </w:tcPr>
-          <w:p>
-            <w:pPr>
-              <w:spacing w:line="360" w:lineRule="auto"/>
-              <w:rPr>
-                <w:szCs w:val="24"/>
-              </w:rPr>
-            </w:pPr>
-            <w:r>
-              <w:rPr>
-                <w:szCs w:val="24"/>
-              </w:rPr>
-              <w:t xml:space="preserve">O usuário deve confirmar </w:t>
-            </w:r>
-            <w:proofErr w:type="spellStart"/>
-            <w:r>
-              <w:rPr>
-                <w:szCs w:val="24"/>
-              </w:rPr>
-              <w:t>captcha</w:t>
-            </w:r>
-            <w:proofErr w:type="spellEnd"/>
-            <w:r>
-              <w:rPr>
-                <w:szCs w:val="24"/>
-              </w:rPr>
-              <w:t xml:space="preserve"> para evitar acessos automatizados/robôs</w:t>
-            </w:r>
-            <w:r>
-              <w:rPr>
-                <w:szCs w:val="24"/>
-              </w:rPr>
-              <w:t>.</w:t>
-            </w:r>
-          </w:p>
-        </w:tc>
-        <w:tc>
-          <w:tcPr>
-            <w:tcW w:w="2541" w:type="dxa"/>
-          </w:tcPr>
-          <w:p>
-            <w:pPr>
-              <w:spacing w:line="360" w:lineRule="auto"/>
-              <w:rPr>
-                <w:szCs w:val="24"/>
-              </w:rPr>
-            </w:pPr>
-            <w:r>
-              <w:rPr>
-                <w:szCs w:val="24"/>
-              </w:rPr>
-              <w:t>Segurança</w:t>
-            </w:r>
-          </w:p>
-          <w:p>
-            <w:pPr>
-              <w:spacing w:line="360" w:lineRule="auto"/>
-              <w:rPr>
-                <w:szCs w:val="24"/>
-              </w:rPr>
-            </w:pPr>
-          </w:p>
-        </w:tc>
-      </w:tr>
-      <w:tr>
-        <w:tc>
-          <w:tcPr>
-            <w:tcW w:w="2901" w:type="dxa"/>
-            <w:gridSpan w:val="3"/>
-          </w:tcPr>
-          <w:p>
-            <w:pPr>
-              <w:spacing w:line="360" w:lineRule="auto"/>
-              <w:rPr>
-                <w:szCs w:val="24"/>
-              </w:rPr>
-            </w:pPr>
-            <w:r>
-              <w:rPr>
-                <w:szCs w:val="24"/>
-              </w:rPr>
-              <w:t>NF1.3 Criptografia de senha</w:t>
-            </w:r>
-          </w:p>
-        </w:tc>
-        <w:tc>
-          <w:tcPr>
-            <w:tcW w:w="3254" w:type="dxa"/>
-          </w:tcPr>
-          <w:p>
-            <w:pPr>
-              <w:spacing w:line="360" w:lineRule="auto"/>
-              <w:rPr>
-                <w:szCs w:val="24"/>
-              </w:rPr>
-            </w:pPr>
-            <w:r>
-              <w:rPr>
-                <w:szCs w:val="24"/>
-              </w:rPr>
-              <w:t>As senhas devem ser armazenadas criptografadas no banco de dados</w:t>
-            </w:r>
-            <w:r>
-              <w:rPr>
-                <w:szCs w:val="24"/>
-              </w:rPr>
-              <w:t>.</w:t>
-            </w:r>
-          </w:p>
-        </w:tc>
-        <w:tc>
-          <w:tcPr>
-            <w:tcW w:w="2541" w:type="dxa"/>
-          </w:tcPr>
-          <w:p>
-            <w:pPr>
-              <w:spacing w:line="360" w:lineRule="auto"/>
-              <w:rPr>
-                <w:szCs w:val="24"/>
-              </w:rPr>
-            </w:pPr>
-            <w:r>
-              <w:rPr>
-                <w:szCs w:val="24"/>
-              </w:rPr>
-              <w:t>Segurança</w:t>
-            </w:r>
-          </w:p>
-          <w:p>
-            <w:pPr>
-              <w:spacing w:line="360" w:lineRule="auto"/>
-              <w:rPr>
-                <w:szCs w:val="24"/>
-              </w:rPr>
-            </w:pPr>
-          </w:p>
-        </w:tc>
-      </w:tr>
-    </w:tbl>
-    <w:p>
-      <w:pPr>
-        <w:spacing w:line="360" w:lineRule="auto"/>
-        <w:rPr>
-          <w:szCs w:val="24"/>
-        </w:rPr>
-      </w:pPr>
     </w:p>
     <w:tbl>
       <w:tblPr>
@@ -4923,7 +4356,8 @@
                 <w:bCs/>
                 <w:szCs w:val="24"/>
               </w:rPr>
-              <w:t>F2</w:t>
+              <w:lastRenderedPageBreak/>
+              <w:t>F1</w:t>
             </w:r>
           </w:p>
         </w:tc>
@@ -4943,13 +4377,7 @@
               <w:rPr>
                 <w:szCs w:val="24"/>
               </w:rPr>
-              <w:t xml:space="preserve">Cadastrar </w:t>
-            </w:r>
-            <w:r>
-              <w:rPr>
-                <w:szCs w:val="24"/>
-              </w:rPr>
-              <w:t>Usuário</w:t>
+              <w:t>Efetuar Login</w:t>
             </w:r>
           </w:p>
         </w:tc>
@@ -4991,7 +4419,10 @@
               </w:rPr>
             </w:pPr>
             <w:r>
-              <w:t>O próprio usuário realiza seu cadastro no sistema informando nome, e-mail, senha e CPF.</w:t>
+              <w:rPr>
+                <w:szCs w:val="24"/>
+              </w:rPr>
+              <w:t>Usuário realiza autenticação no sistema utilizando e-mail e senha para acessar o sistema de gerenciamento de EPIs</w:t>
             </w:r>
           </w:p>
         </w:tc>
@@ -5034,7 +4465,10 @@
               </w:rPr>
             </w:pPr>
             <w:r>
-              <w:t>O usuário não deve possuir cadastro ativo no sistema.</w:t>
+              <w:rPr>
+                <w:szCs w:val="24"/>
+              </w:rPr>
+              <w:t xml:space="preserve"> O usuário deve possuir cadastro ativo no sistema</w:t>
             </w:r>
           </w:p>
         </w:tc>
@@ -5077,7 +4511,22 @@
               </w:rPr>
             </w:pPr>
             <w:r>
-              <w:t>O usuário é registrado no banco de dados e pode fazer login para acessar o sistema.</w:t>
+              <w:rPr>
+                <w:szCs w:val="24"/>
+              </w:rPr>
+              <w:t xml:space="preserve">O sistema libera acesso às funcionalidades de acordo com o perfil do usuário (Administrador ou </w:t>
+            </w:r>
+            <w:r>
+              <w:rPr>
+                <w:szCs w:val="24"/>
+              </w:rPr>
+              <w:t>Funcionário</w:t>
+            </w:r>
+            <w:r>
+              <w:rPr>
+                <w:szCs w:val="24"/>
+              </w:rPr>
+              <w:t>)</w:t>
             </w:r>
           </w:p>
         </w:tc>
@@ -5211,16 +4660,8 @@
               <w:rPr>
                 <w:szCs w:val="24"/>
               </w:rPr>
-              <w:t>NF2.1 Validação de dados</w:t>
-            </w:r>
-          </w:p>
-          <w:p>
-            <w:pPr>
-              <w:spacing w:line="360" w:lineRule="auto"/>
-              <w:rPr>
-                <w:szCs w:val="24"/>
-              </w:rPr>
-            </w:pPr>
+              <w:t>NF1.1 Validação de usuário</w:t>
+            </w:r>
           </w:p>
         </w:tc>
         <w:tc>
@@ -5235,7 +4676,16 @@
               </w:rPr>
             </w:pPr>
             <w:r>
-              <w:t>O sistema deve validar todos os campos obrigatórios e o formato do e-mail</w:t>
+              <w:rPr>
+                <w:szCs w:val="24"/>
+              </w:rPr>
+              <w:t>O sistema deve validar e-mail e senha cadastrados</w:t>
+            </w:r>
+            <w:r>
+              <w:rPr>
+                <w:szCs w:val="24"/>
+              </w:rPr>
+              <w:t>.</w:t>
             </w:r>
           </w:p>
         </w:tc>
@@ -5254,7 +4704,7 @@
               <w:rPr>
                 <w:szCs w:val="24"/>
               </w:rPr>
-              <w:t>Usabilidade</w:t>
+              <w:t>Segurança</w:t>
             </w:r>
           </w:p>
         </w:tc>
@@ -5276,9 +4726,16 @@
               <w:rPr>
                 <w:szCs w:val="24"/>
               </w:rPr>
-              <w:lastRenderedPageBreak/>
-              <w:t>NF2.2 Integridade de dados</w:t>
-            </w:r>
+              <w:t xml:space="preserve">NF1.2 Validar </w:t>
+            </w:r>
+            <w:proofErr w:type="spellStart"/>
+            <w:r>
+              <w:rPr>
+                <w:szCs w:val="24"/>
+              </w:rPr>
+              <w:t>Captcha</w:t>
+            </w:r>
+            <w:proofErr w:type="spellEnd"/>
           </w:p>
         </w:tc>
         <w:tc>
@@ -5296,19 +4753,21 @@
               <w:rPr>
                 <w:szCs w:val="24"/>
               </w:rPr>
-              <w:t xml:space="preserve">O sistema não deve permitir cadastro de </w:t>
-            </w:r>
-            <w:r>
-              <w:rPr>
-                <w:szCs w:val="24"/>
-              </w:rPr>
-              <w:t xml:space="preserve">e-mail ou </w:t>
-            </w:r>
-            <w:r>
-              <w:rPr>
-                <w:szCs w:val="24"/>
-              </w:rPr>
-              <w:t>CPF duplicado</w:t>
+              <w:t xml:space="preserve">O usuário deve confirmar </w:t>
+            </w:r>
+            <w:proofErr w:type="spellStart"/>
+            <w:r>
+              <w:rPr>
+                <w:szCs w:val="24"/>
+              </w:rPr>
+              <w:t>captcha</w:t>
+            </w:r>
+            <w:proofErr w:type="spellEnd"/>
+            <w:r>
+              <w:rPr>
+                <w:szCs w:val="24"/>
+              </w:rPr>
+              <w:t xml:space="preserve"> para evitar acessos automatizados/robôs</w:t>
             </w:r>
             <w:r>
               <w:rPr>
@@ -5363,7 +4822,81 @@
               <w:rPr>
                 <w:szCs w:val="24"/>
               </w:rPr>
-              <w:t>NF2.3</w:t>
+              <w:t>NF1.3 Criptografia de senha</w:t>
+            </w:r>
+          </w:p>
+        </w:tc>
+        <w:tc>
+          <w:tcPr>
+            <w:tcW w:w="3254" w:type="dxa"/>
+          </w:tcPr>
+          <w:p>
+            <w:pPr>
+              <w:spacing w:line="360" w:lineRule="auto"/>
+              <w:rPr>
+                <w:szCs w:val="24"/>
+              </w:rPr>
+            </w:pPr>
+            <w:r>
+              <w:rPr>
+                <w:szCs w:val="24"/>
+              </w:rPr>
+              <w:t>As senhas devem ser armazenadas criptografadas no banco de dados</w:t>
+            </w:r>
+            <w:r>
+              <w:rPr>
+                <w:szCs w:val="24"/>
+              </w:rPr>
+              <w:t>.</w:t>
+            </w:r>
+          </w:p>
+        </w:tc>
+        <w:tc>
+          <w:tcPr>
+            <w:tcW w:w="2541" w:type="dxa"/>
+          </w:tcPr>
+          <w:p>
+            <w:pPr>
+              <w:spacing w:line="360" w:lineRule="auto"/>
+              <w:rPr>
+                <w:szCs w:val="24"/>
+              </w:rPr>
+            </w:pPr>
+            <w:r>
+              <w:rPr>
+                <w:szCs w:val="24"/>
+              </w:rPr>
+              <w:t>Segurança</w:t>
+            </w:r>
+          </w:p>
+          <w:p>
+            <w:pPr>
+              <w:spacing w:line="360" w:lineRule="auto"/>
+              <w:rPr>
+                <w:szCs w:val="24"/>
+              </w:rPr>
+            </w:pPr>
+          </w:p>
+        </w:tc>
+      </w:tr>
+      <w:tr>
+        <w:tc>
+          <w:tcPr>
+            <w:tcW w:w="2966" w:type="dxa"/>
+            <w:gridSpan w:val="3"/>
+          </w:tcPr>
+          <w:p>
+            <w:pPr>
+              <w:spacing w:line="360" w:lineRule="auto"/>
+              <w:rPr>
+                <w:szCs w:val="24"/>
+              </w:rPr>
+            </w:pPr>
+            <w:r>
+              <w:rPr>
+                <w:szCs w:val="24"/>
+              </w:rPr>
+              <w:t>NF1.4</w:t>
             </w:r>
             <w:r>
               <w:rPr>
@@ -5375,7 +4908,7 @@
               <w:rPr>
                 <w:szCs w:val="24"/>
               </w:rPr>
-              <w:t>Criptografia de Senha</w:t>
+              <w:t>Registro de acesso</w:t>
             </w:r>
           </w:p>
         </w:tc>
@@ -5391,7 +4924,10 @@
               </w:rPr>
             </w:pPr>
             <w:r>
-              <w:t>A senha deve ser armazenada criptografada no banco de dados.</w:t>
+              <w:rPr>
+                <w:szCs w:val="24"/>
+              </w:rPr>
+              <w:t>O sistema deve registrar cada login no log de auditoria, com identificação do usuário e data/hora</w:t>
             </w:r>
           </w:p>
         </w:tc>
@@ -5439,7 +4975,549 @@
         <w:tblLook w:val="04A0" w:firstRow="1" w:lastRow="0" w:firstColumn="1" w:lastColumn="0" w:noHBand="0" w:noVBand="1"/>
       </w:tblPr>
       <w:tblGrid>
-        <w:gridCol w:w="1299"/>
+        <w:gridCol w:w="1364"/>
+        <w:gridCol w:w="397"/>
+        <w:gridCol w:w="1205"/>
+        <w:gridCol w:w="3254"/>
+        <w:gridCol w:w="2541"/>
+      </w:tblGrid>
+      <w:tr>
+        <w:tc>
+          <w:tcPr>
+            <w:tcW w:w="1364" w:type="dxa"/>
+          </w:tcPr>
+          <w:p>
+            <w:pPr>
+              <w:spacing w:line="360" w:lineRule="auto"/>
+              <w:rPr>
+                <w:b/>
+                <w:bCs/>
+                <w:szCs w:val="24"/>
+              </w:rPr>
+            </w:pPr>
+            <w:r>
+              <w:rPr>
+                <w:b/>
+                <w:bCs/>
+                <w:szCs w:val="24"/>
+              </w:rPr>
+              <w:t>F2</w:t>
+            </w:r>
+          </w:p>
+        </w:tc>
+        <w:tc>
+          <w:tcPr>
+            <w:tcW w:w="7397" w:type="dxa"/>
+            <w:gridSpan w:val="4"/>
+          </w:tcPr>
+          <w:p>
+            <w:pPr>
+              <w:spacing w:line="360" w:lineRule="auto"/>
+              <w:rPr>
+                <w:szCs w:val="24"/>
+              </w:rPr>
+            </w:pPr>
+            <w:r>
+              <w:rPr>
+                <w:szCs w:val="24"/>
+              </w:rPr>
+              <w:t xml:space="preserve">Cadastrar </w:t>
+            </w:r>
+            <w:r>
+              <w:rPr>
+                <w:szCs w:val="24"/>
+              </w:rPr>
+              <w:t>Usuário</w:t>
+            </w:r>
+          </w:p>
+        </w:tc>
+      </w:tr>
+      <w:tr>
+        <w:tc>
+          <w:tcPr>
+            <w:tcW w:w="1364" w:type="dxa"/>
+          </w:tcPr>
+          <w:p>
+            <w:pPr>
+              <w:spacing w:line="360" w:lineRule="auto"/>
+              <w:rPr>
+                <w:b/>
+                <w:bCs/>
+                <w:szCs w:val="24"/>
+              </w:rPr>
+            </w:pPr>
+            <w:r>
+              <w:rPr>
+                <w:b/>
+                <w:bCs/>
+                <w:szCs w:val="24"/>
+              </w:rPr>
+              <w:t>Descrição</w:t>
+            </w:r>
+          </w:p>
+        </w:tc>
+        <w:tc>
+          <w:tcPr>
+            <w:tcW w:w="7397" w:type="dxa"/>
+            <w:gridSpan w:val="4"/>
+          </w:tcPr>
+          <w:p>
+            <w:pPr>
+              <w:spacing w:line="360" w:lineRule="auto"/>
+              <w:rPr>
+                <w:szCs w:val="24"/>
+              </w:rPr>
+            </w:pPr>
+            <w:r>
+              <w:t>O próprio usuário realiza seu cadastro no sistema informando nome, e-mail, senha e CPF.</w:t>
+            </w:r>
+          </w:p>
+        </w:tc>
+      </w:tr>
+      <w:tr>
+        <w:tc>
+          <w:tcPr>
+            <w:tcW w:w="1761" w:type="dxa"/>
+            <w:gridSpan w:val="2"/>
+          </w:tcPr>
+          <w:p>
+            <w:pPr>
+              <w:spacing w:line="360" w:lineRule="auto"/>
+              <w:rPr>
+                <w:b/>
+                <w:bCs/>
+                <w:szCs w:val="24"/>
+              </w:rPr>
+            </w:pPr>
+            <w:r>
+              <w:rPr>
+                <w:b/>
+                <w:bCs/>
+                <w:szCs w:val="24"/>
+              </w:rPr>
+              <w:t>Pré-condição</w:t>
+            </w:r>
+          </w:p>
+        </w:tc>
+        <w:tc>
+          <w:tcPr>
+            <w:tcW w:w="7000" w:type="dxa"/>
+            <w:gridSpan w:val="3"/>
+          </w:tcPr>
+          <w:p>
+            <w:pPr>
+              <w:spacing w:line="360" w:lineRule="auto"/>
+              <w:rPr>
+                <w:szCs w:val="24"/>
+              </w:rPr>
+            </w:pPr>
+            <w:r>
+              <w:t>O usuário não deve possuir cadastro ativo no sistema.</w:t>
+            </w:r>
+          </w:p>
+        </w:tc>
+      </w:tr>
+      <w:tr>
+        <w:tc>
+          <w:tcPr>
+            <w:tcW w:w="1761" w:type="dxa"/>
+            <w:gridSpan w:val="2"/>
+          </w:tcPr>
+          <w:p>
+            <w:pPr>
+              <w:spacing w:line="360" w:lineRule="auto"/>
+              <w:rPr>
+                <w:b/>
+                <w:bCs/>
+                <w:szCs w:val="24"/>
+              </w:rPr>
+            </w:pPr>
+            <w:r>
+              <w:rPr>
+                <w:b/>
+                <w:bCs/>
+                <w:szCs w:val="24"/>
+              </w:rPr>
+              <w:t>Pós-condição</w:t>
+            </w:r>
+          </w:p>
+        </w:tc>
+        <w:tc>
+          <w:tcPr>
+            <w:tcW w:w="7000" w:type="dxa"/>
+            <w:gridSpan w:val="3"/>
+          </w:tcPr>
+          <w:p>
+            <w:pPr>
+              <w:spacing w:line="360" w:lineRule="auto"/>
+              <w:rPr>
+                <w:szCs w:val="24"/>
+              </w:rPr>
+            </w:pPr>
+            <w:r>
+              <w:t>O usuário é registrado no banco de dados e pode fazer login para acessar o sistema.</w:t>
+            </w:r>
+          </w:p>
+        </w:tc>
+      </w:tr>
+      <w:tr>
+        <w:tc>
+          <w:tcPr>
+            <w:tcW w:w="8761" w:type="dxa"/>
+            <w:gridSpan w:val="5"/>
+          </w:tcPr>
+          <w:p>
+            <w:pPr>
+              <w:spacing w:line="360" w:lineRule="auto"/>
+              <w:jc w:val="center"/>
+              <w:rPr>
+                <w:b/>
+                <w:bCs/>
+                <w:szCs w:val="24"/>
+              </w:rPr>
+            </w:pPr>
+            <w:r>
+              <w:rPr>
+                <w:b/>
+                <w:bCs/>
+                <w:szCs w:val="24"/>
+              </w:rPr>
+              <w:t>Requisitos Não Funcionais</w:t>
+            </w:r>
+          </w:p>
+        </w:tc>
+      </w:tr>
+      <w:tr>
+        <w:tc>
+          <w:tcPr>
+            <w:tcW w:w="2966" w:type="dxa"/>
+            <w:gridSpan w:val="3"/>
+          </w:tcPr>
+          <w:p>
+            <w:pPr>
+              <w:spacing w:line="360" w:lineRule="auto"/>
+              <w:jc w:val="center"/>
+              <w:rPr>
+                <w:b/>
+                <w:bCs/>
+                <w:szCs w:val="24"/>
+              </w:rPr>
+            </w:pPr>
+            <w:proofErr w:type="spellStart"/>
+            <w:r>
+              <w:rPr>
+                <w:b/>
+                <w:bCs/>
+                <w:szCs w:val="24"/>
+              </w:rPr>
+              <w:t>Cód</w:t>
+            </w:r>
+            <w:proofErr w:type="spellEnd"/>
+            <w:r>
+              <w:rPr>
+                <w:b/>
+                <w:bCs/>
+                <w:szCs w:val="24"/>
+              </w:rPr>
+              <w:t>-Nome</w:t>
+            </w:r>
+          </w:p>
+        </w:tc>
+        <w:tc>
+          <w:tcPr>
+            <w:tcW w:w="3254" w:type="dxa"/>
+          </w:tcPr>
+          <w:p>
+            <w:pPr>
+              <w:spacing w:line="360" w:lineRule="auto"/>
+              <w:jc w:val="center"/>
+              <w:rPr>
+                <w:b/>
+                <w:bCs/>
+                <w:szCs w:val="24"/>
+              </w:rPr>
+            </w:pPr>
+            <w:r>
+              <w:rPr>
+                <w:b/>
+                <w:bCs/>
+                <w:szCs w:val="24"/>
+              </w:rPr>
+              <w:t>Descrição</w:t>
+            </w:r>
+          </w:p>
+        </w:tc>
+        <w:tc>
+          <w:tcPr>
+            <w:tcW w:w="2541" w:type="dxa"/>
+          </w:tcPr>
+          <w:p>
+            <w:pPr>
+              <w:spacing w:line="360" w:lineRule="auto"/>
+              <w:jc w:val="center"/>
+              <w:rPr>
+                <w:b/>
+                <w:bCs/>
+                <w:szCs w:val="24"/>
+              </w:rPr>
+            </w:pPr>
+            <w:r>
+              <w:rPr>
+                <w:b/>
+                <w:bCs/>
+                <w:szCs w:val="24"/>
+              </w:rPr>
+              <w:t>Categoria</w:t>
+            </w:r>
+          </w:p>
+        </w:tc>
+      </w:tr>
+      <w:tr>
+        <w:tc>
+          <w:tcPr>
+            <w:tcW w:w="2966" w:type="dxa"/>
+            <w:gridSpan w:val="3"/>
+          </w:tcPr>
+          <w:p>
+            <w:pPr>
+              <w:spacing w:line="360" w:lineRule="auto"/>
+              <w:rPr>
+                <w:szCs w:val="24"/>
+              </w:rPr>
+            </w:pPr>
+            <w:r>
+              <w:rPr>
+                <w:szCs w:val="24"/>
+              </w:rPr>
+              <w:t>NF2.1 Validação de dados</w:t>
+            </w:r>
+          </w:p>
+          <w:p>
+            <w:pPr>
+              <w:spacing w:line="360" w:lineRule="auto"/>
+              <w:rPr>
+                <w:szCs w:val="24"/>
+              </w:rPr>
+            </w:pPr>
+          </w:p>
+        </w:tc>
+        <w:tc>
+          <w:tcPr>
+            <w:tcW w:w="3254" w:type="dxa"/>
+          </w:tcPr>
+          <w:p>
+            <w:pPr>
+              <w:spacing w:line="360" w:lineRule="auto"/>
+              <w:rPr>
+                <w:szCs w:val="24"/>
+              </w:rPr>
+            </w:pPr>
+            <w:r>
+              <w:t>O sistema deve validar todos os campos obrigatórios e o formato do e-mail</w:t>
+            </w:r>
+          </w:p>
+        </w:tc>
+        <w:tc>
+          <w:tcPr>
+            <w:tcW w:w="2541" w:type="dxa"/>
+          </w:tcPr>
+          <w:p>
+            <w:pPr>
+              <w:spacing w:line="360" w:lineRule="auto"/>
+              <w:rPr>
+                <w:szCs w:val="24"/>
+              </w:rPr>
+            </w:pPr>
+            <w:r>
+              <w:rPr>
+                <w:szCs w:val="24"/>
+              </w:rPr>
+              <w:t>Usabilidade</w:t>
+            </w:r>
+          </w:p>
+        </w:tc>
+      </w:tr>
+      <w:tr>
+        <w:tc>
+          <w:tcPr>
+            <w:tcW w:w="2966" w:type="dxa"/>
+            <w:gridSpan w:val="3"/>
+          </w:tcPr>
+          <w:p>
+            <w:pPr>
+              <w:spacing w:line="360" w:lineRule="auto"/>
+              <w:rPr>
+                <w:szCs w:val="24"/>
+              </w:rPr>
+            </w:pPr>
+            <w:r>
+              <w:rPr>
+                <w:szCs w:val="24"/>
+              </w:rPr>
+              <w:lastRenderedPageBreak/>
+              <w:t>NF2.2 Integridade de dados</w:t>
+            </w:r>
+          </w:p>
+        </w:tc>
+        <w:tc>
+          <w:tcPr>
+            <w:tcW w:w="3254" w:type="dxa"/>
+          </w:tcPr>
+          <w:p>
+            <w:pPr>
+              <w:spacing w:line="360" w:lineRule="auto"/>
+              <w:rPr>
+                <w:szCs w:val="24"/>
+              </w:rPr>
+            </w:pPr>
+            <w:r>
+              <w:rPr>
+                <w:szCs w:val="24"/>
+              </w:rPr>
+              <w:t xml:space="preserve">O sistema não deve permitir cadastro de </w:t>
+            </w:r>
+            <w:r>
+              <w:rPr>
+                <w:szCs w:val="24"/>
+              </w:rPr>
+              <w:t xml:space="preserve">e-mail ou </w:t>
+            </w:r>
+            <w:r>
+              <w:rPr>
+                <w:szCs w:val="24"/>
+              </w:rPr>
+              <w:t>CPF duplicado</w:t>
+            </w:r>
+            <w:r>
+              <w:rPr>
+                <w:szCs w:val="24"/>
+              </w:rPr>
+              <w:t>.</w:t>
+            </w:r>
+          </w:p>
+        </w:tc>
+        <w:tc>
+          <w:tcPr>
+            <w:tcW w:w="2541" w:type="dxa"/>
+          </w:tcPr>
+          <w:p>
+            <w:pPr>
+              <w:spacing w:line="360" w:lineRule="auto"/>
+              <w:rPr>
+                <w:szCs w:val="24"/>
+              </w:rPr>
+            </w:pPr>
+            <w:r>
+              <w:rPr>
+                <w:szCs w:val="24"/>
+              </w:rPr>
+              <w:t>Segurança</w:t>
+            </w:r>
+          </w:p>
+          <w:p>
+            <w:pPr>
+              <w:spacing w:line="360" w:lineRule="auto"/>
+              <w:rPr>
+                <w:szCs w:val="24"/>
+              </w:rPr>
+            </w:pPr>
+          </w:p>
+        </w:tc>
+      </w:tr>
+      <w:tr>
+        <w:tc>
+          <w:tcPr>
+            <w:tcW w:w="2966" w:type="dxa"/>
+            <w:gridSpan w:val="3"/>
+          </w:tcPr>
+          <w:p>
+            <w:pPr>
+              <w:spacing w:line="360" w:lineRule="auto"/>
+              <w:rPr>
+                <w:szCs w:val="24"/>
+              </w:rPr>
+            </w:pPr>
+            <w:r>
+              <w:rPr>
+                <w:szCs w:val="24"/>
+              </w:rPr>
+              <w:t>NF2.3</w:t>
+            </w:r>
+            <w:r>
+              <w:rPr>
+                <w:szCs w:val="24"/>
+              </w:rPr>
+              <w:t xml:space="preserve"> </w:t>
+            </w:r>
+            <w:r>
+              <w:rPr>
+                <w:szCs w:val="24"/>
+              </w:rPr>
+              <w:t>Criptografia de Senha</w:t>
+            </w:r>
+          </w:p>
+        </w:tc>
+        <w:tc>
+          <w:tcPr>
+            <w:tcW w:w="3254" w:type="dxa"/>
+          </w:tcPr>
+          <w:p>
+            <w:pPr>
+              <w:spacing w:line="360" w:lineRule="auto"/>
+              <w:rPr>
+                <w:szCs w:val="24"/>
+              </w:rPr>
+            </w:pPr>
+            <w:r>
+              <w:t>A senha deve ser armazenada criptografada no banco de dados.</w:t>
+            </w:r>
+          </w:p>
+        </w:tc>
+        <w:tc>
+          <w:tcPr>
+            <w:tcW w:w="2541" w:type="dxa"/>
+          </w:tcPr>
+          <w:p>
+            <w:pPr>
+              <w:spacing w:line="360" w:lineRule="auto"/>
+              <w:rPr>
+                <w:szCs w:val="24"/>
+              </w:rPr>
+            </w:pPr>
+            <w:r>
+              <w:rPr>
+                <w:szCs w:val="24"/>
+              </w:rPr>
+              <w:t>Segurança</w:t>
+            </w:r>
+          </w:p>
+          <w:p>
+            <w:pPr>
+              <w:spacing w:line="360" w:lineRule="auto"/>
+              <w:rPr>
+                <w:szCs w:val="24"/>
+              </w:rPr>
+            </w:pPr>
+          </w:p>
+        </w:tc>
+      </w:tr>
+    </w:tbl>
+    <w:p>
+      <w:pPr>
+        <w:spacing w:line="360" w:lineRule="auto"/>
+        <w:rPr>
+          <w:szCs w:val="24"/>
+        </w:rPr>
+      </w:pPr>
+    </w:p>
+    <w:tbl>
+      <w:tblPr>
+        <w:tblStyle w:val="Tabelacomgrade"/>
+        <w:tblW w:w="0" w:type="auto"/>
+        <w:tblLook w:val="04A0" w:firstRow="1" w:lastRow="0" w:firstColumn="1" w:lastColumn="0" w:noHBand="0" w:noVBand="1"/>
+      </w:tblPr>
+      <w:tblGrid>
+        <w:gridCol w:w="1364"/>
         <w:gridCol w:w="397"/>
         <w:gridCol w:w="142"/>
         <w:gridCol w:w="1063"/>
@@ -5449,7 +5527,7 @@
       <w:tr>
         <w:tc>
           <w:tcPr>
-            <w:tcW w:w="1299" w:type="dxa"/>
+            <w:tcW w:w="1364" w:type="dxa"/>
           </w:tcPr>
           <w:p>
             <w:pPr>
@@ -5500,7 +5578,7 @@
       <w:tr>
         <w:tc>
           <w:tcPr>
-            <w:tcW w:w="1299" w:type="dxa"/>
+            <w:tcW w:w="1364" w:type="dxa"/>
           </w:tcPr>
           <w:p>
             <w:pPr>
@@ -5545,7 +5623,7 @@
       <w:tr>
         <w:tc>
           <w:tcPr>
-            <w:tcW w:w="1838" w:type="dxa"/>
+            <w:tcW w:w="1903" w:type="dxa"/>
             <w:gridSpan w:val="3"/>
           </w:tcPr>
           <w:p>
@@ -5591,7 +5669,7 @@
       <w:tr>
         <w:tc>
           <w:tcPr>
-            <w:tcW w:w="1696" w:type="dxa"/>
+            <w:tcW w:w="1761" w:type="dxa"/>
             <w:gridSpan w:val="2"/>
           </w:tcPr>
           <w:p>
@@ -5643,7 +5721,7 @@
       <w:tr>
         <w:tc>
           <w:tcPr>
-            <w:tcW w:w="8696" w:type="dxa"/>
+            <w:tcW w:w="8761" w:type="dxa"/>
             <w:gridSpan w:val="6"/>
           </w:tcPr>
           <w:p>
@@ -5670,7 +5748,7 @@
       <w:tr>
         <w:tc>
           <w:tcPr>
-            <w:tcW w:w="2901" w:type="dxa"/>
+            <w:tcW w:w="2966" w:type="dxa"/>
             <w:gridSpan w:val="4"/>
           </w:tcPr>
           <w:p>
@@ -5755,7 +5833,7 @@
       <w:tr>
         <w:tc>
           <w:tcPr>
-            <w:tcW w:w="2901" w:type="dxa"/>
+            <w:tcW w:w="2966" w:type="dxa"/>
             <w:gridSpan w:val="4"/>
           </w:tcPr>
           <w:p>
@@ -5827,7 +5905,7 @@
       <w:tr>
         <w:tc>
           <w:tcPr>
-            <w:tcW w:w="2901" w:type="dxa"/>
+            <w:tcW w:w="2966" w:type="dxa"/>
             <w:gridSpan w:val="4"/>
           </w:tcPr>
           <w:p>
@@ -5886,11 +5964,113 @@
                 <w:szCs w:val="24"/>
               </w:rPr>
               <w:t>Produto</w:t>
+            </w:r>
+          </w:p>
+        </w:tc>
+      </w:tr>
+      <w:tr>
+        <w:tc>
+          <w:tcPr>
+            <w:tcW w:w="2966" w:type="dxa"/>
+            <w:gridSpan w:val="4"/>
+          </w:tcPr>
+          <w:p>
+            <w:pPr>
+              <w:spacing w:line="360" w:lineRule="auto"/>
+              <w:rPr>
+                <w:szCs w:val="24"/>
+              </w:rPr>
+            </w:pPr>
+            <w:r>
+              <w:rPr>
+                <w:szCs w:val="24"/>
+              </w:rPr>
+              <w:t>NF3.</w:t>
+            </w:r>
+            <w:r>
+              <w:rPr>
+                <w:szCs w:val="24"/>
+              </w:rPr>
+              <w:t>3</w:t>
+            </w:r>
+            <w:r>
+              <w:rPr>
+                <w:szCs w:val="24"/>
+              </w:rPr>
+              <w:t xml:space="preserve"> </w:t>
+            </w:r>
+            <w:r>
+              <w:rPr>
+                <w:szCs w:val="24"/>
+              </w:rPr>
+              <w:t>Unicidade CA + tamanho</w:t>
+            </w:r>
+          </w:p>
+        </w:tc>
+        <w:tc>
+          <w:tcPr>
+            <w:tcW w:w="3254" w:type="dxa"/>
+          </w:tcPr>
+          <w:p>
+            <w:pPr>
+              <w:spacing w:line="360" w:lineRule="auto"/>
+              <w:rPr>
+                <w:szCs w:val="24"/>
+              </w:rPr>
+            </w:pPr>
+            <w:r>
+              <w:rPr>
+                <w:szCs w:val="24"/>
+              </w:rPr>
+              <w:t>O sistema não deve permitir o cadastro de um EPI com CA e tamanho iguais aos de outro EPI da mesma empresa.</w:t>
+            </w:r>
+          </w:p>
+        </w:tc>
+        <w:tc>
+          <w:tcPr>
+            <w:tcW w:w="2541" w:type="dxa"/>
+          </w:tcPr>
+          <w:p>
+            <w:pPr>
+              <w:spacing w:line="360" w:lineRule="auto"/>
+              <w:rPr>
+                <w:szCs w:val="24"/>
+              </w:rPr>
+            </w:pPr>
+            <w:r>
+              <w:rPr>
+                <w:szCs w:val="24"/>
+              </w:rPr>
+              <w:t>Segurança</w:t>
             </w:r>
           </w:p>
         </w:tc>
       </w:tr>
     </w:tbl>
+    <w:p>
+      <w:pPr>
+        <w:spacing w:line="360" w:lineRule="auto"/>
+        <w:rPr>
+          <w:szCs w:val="24"/>
+        </w:rPr>
+      </w:pPr>
+    </w:p>
+    <w:p>
+      <w:pPr>
+        <w:spacing w:line="360" w:lineRule="auto"/>
+        <w:rPr>
+          <w:szCs w:val="24"/>
+        </w:rPr>
+      </w:pPr>
+    </w:p>
+    <w:p>
+      <w:pPr>
+        <w:spacing w:line="360" w:lineRule="auto"/>
+        <w:rPr>
+          <w:szCs w:val="24"/>
+        </w:rPr>
+      </w:pPr>
+    </w:p>
     <w:p>
       <w:pPr>
         <w:spacing w:line="360" w:lineRule="auto"/>
@@ -6017,13 +6197,7 @@
               <w:rPr>
                 <w:szCs w:val="24"/>
               </w:rPr>
-              <w:t>registra</w:t>
-            </w:r>
-            <w:r>
-              <w:rPr>
-                <w:szCs w:val="24"/>
-              </w:rPr>
-              <w:t xml:space="preserve"> a entrega de um EPI para um funcionário</w:t>
+              <w:t xml:space="preserve"> registra a entrega de um EPI para um funcionário</w:t>
             </w:r>
           </w:p>
         </w:tc>
@@ -6049,6 +6223,7 @@
                 <w:bCs/>
                 <w:szCs w:val="24"/>
               </w:rPr>
+              <w:lastRenderedPageBreak/>
               <w:t>Pré-condição</w:t>
             </w:r>
           </w:p>
@@ -6115,7 +6290,7 @@
               <w:rPr>
                 <w:szCs w:val="24"/>
               </w:rPr>
-              <w:t>O sistema atualiza o estoque e registra a devolução no histórico</w:t>
+              <w:t>O sistema atualiza o estoque e registra a entrega no histórico</w:t>
             </w:r>
           </w:p>
         </w:tc>
@@ -6323,7 +6498,6 @@
               <w:rPr>
                 <w:szCs w:val="24"/>
               </w:rPr>
-              <w:lastRenderedPageBreak/>
               <w:t>NF4.2 Tempo de resposta</w:t>
             </w:r>
           </w:p>
@@ -6391,6 +6565,14 @@
         </w:tc>
       </w:tr>
     </w:tbl>
+    <w:p>
+      <w:pPr>
+        <w:spacing w:line="360" w:lineRule="auto"/>
+        <w:rPr>
+          <w:szCs w:val="24"/>
+        </w:rPr>
+      </w:pPr>
+    </w:p>
     <w:p>
       <w:pPr>
         <w:spacing w:line="360" w:lineRule="auto"/>
@@ -6897,6 +7079,46 @@
         </w:rPr>
       </w:pPr>
     </w:p>
+    <w:p>
+      <w:pPr>
+        <w:spacing w:line="360" w:lineRule="auto"/>
+        <w:rPr>
+          <w:szCs w:val="24"/>
+        </w:rPr>
+      </w:pPr>
+    </w:p>
+    <w:p>
+      <w:pPr>
+        <w:spacing w:line="360" w:lineRule="auto"/>
+        <w:rPr>
+          <w:szCs w:val="24"/>
+        </w:rPr>
+      </w:pPr>
+    </w:p>
+    <w:p>
+      <w:pPr>
+        <w:spacing w:line="360" w:lineRule="auto"/>
+        <w:rPr>
+          <w:szCs w:val="24"/>
+        </w:rPr>
+      </w:pPr>
+    </w:p>
+    <w:p>
+      <w:pPr>
+        <w:spacing w:line="360" w:lineRule="auto"/>
+        <w:rPr>
+          <w:szCs w:val="24"/>
+        </w:rPr>
+      </w:pPr>
+    </w:p>
+    <w:p>
+      <w:pPr>
+        <w:spacing w:line="360" w:lineRule="auto"/>
+        <w:rPr>
+          <w:szCs w:val="24"/>
+        </w:rPr>
+      </w:pPr>
+    </w:p>
     <w:tbl>
       <w:tblPr>
         <w:tblStyle w:val="Tabelacomgrade"/>
@@ -6975,6 +7197,7 @@
                 <w:bCs/>
                 <w:szCs w:val="24"/>
               </w:rPr>
+              <w:lastRenderedPageBreak/>
               <w:t>Descrição</w:t>
             </w:r>
           </w:p>
@@ -7424,7 +7647,6 @@
                 <w:bCs/>
                 <w:szCs w:val="24"/>
               </w:rPr>
-              <w:lastRenderedPageBreak/>
               <w:t>F7</w:t>
             </w:r>
           </w:p>
@@ -7490,7 +7712,7 @@
               <w:rPr>
                 <w:szCs w:val="24"/>
               </w:rPr>
-              <w:t>Usuário gera relatórios sobre estoque, entregas e histórico de EPIs</w:t>
+              <w:t>Usuário gera e exporta o histórico de movimentações de EPIs em PDF</w:t>
             </w:r>
           </w:p>
         </w:tc>
@@ -7743,7 +7965,19 @@
               <w:rPr>
                 <w:szCs w:val="24"/>
               </w:rPr>
-              <w:t>O sistema deve permitir exportar relatórios em PDF</w:t>
+              <w:t xml:space="preserve">O sistema deve permitir exportar </w:t>
+            </w:r>
+            <w:r>
+              <w:rPr>
+                <w:szCs w:val="24"/>
+              </w:rPr>
+              <w:t>o histórico de movimentações</w:t>
+            </w:r>
+            <w:r>
+              <w:rPr>
+                <w:szCs w:val="24"/>
+              </w:rPr>
+              <w:t xml:space="preserve"> em PDF</w:t>
             </w:r>
             <w:r>
               <w:rPr>
@@ -7817,14 +8051,7 @@
               <w:rPr>
                 <w:szCs w:val="24"/>
               </w:rPr>
-              <w:t xml:space="preserve">Os relatórios devem apresentar dados estruturados e </w:t>
-            </w:r>
-            <w:proofErr w:type="gramStart"/>
-            <w:r>
-              <w:rPr>
-                <w:szCs w:val="24"/>
-              </w:rPr>
-              <w:t>legíveis</w:t>
+              <w:t>Os relatórios devem apresentar dados estruturados e legíveis</w:t>
             </w:r>
             <w:r>
               <w:rPr>
@@ -7832,7 +8059,6 @@
               </w:rPr>
               <w:t xml:space="preserve"> .</w:t>
             </w:r>
-            <w:proofErr w:type="gramEnd"/>
           </w:p>
         </w:tc>
         <w:tc>
@@ -7857,6 +8083,24 @@
       </w:tr>
     </w:tbl>
     <w:p/>
+    <w:p/>
+    <w:p/>
+    <w:p>
+      <w:pPr>
+        <w:spacing w:line="360" w:lineRule="auto"/>
+        <w:rPr>
+          <w:szCs w:val="24"/>
+        </w:rPr>
+      </w:pPr>
+    </w:p>
+    <w:p>
+      <w:pPr>
+        <w:spacing w:line="360" w:lineRule="auto"/>
+        <w:rPr>
+          <w:szCs w:val="24"/>
+        </w:rPr>
+      </w:pPr>
+    </w:p>
     <w:p>
       <w:pPr>
         <w:spacing w:line="360" w:lineRule="auto"/>
@@ -7898,6 +8142,7 @@
                 <w:bCs/>
                 <w:szCs w:val="24"/>
               </w:rPr>
+              <w:lastRenderedPageBreak/>
               <w:t>F8</w:t>
             </w:r>
           </w:p>
@@ -8409,6 +8654,540 @@
                 <w:szCs w:val="24"/>
               </w:rPr>
             </w:pPr>
+          </w:p>
+        </w:tc>
+      </w:tr>
+    </w:tbl>
+    <w:p>
+      <w:pPr>
+        <w:spacing w:line="360" w:lineRule="auto"/>
+        <w:rPr>
+          <w:szCs w:val="24"/>
+        </w:rPr>
+      </w:pPr>
+    </w:p>
+    <w:p>
+      <w:pPr>
+        <w:spacing w:line="360" w:lineRule="auto"/>
+        <w:rPr>
+          <w:szCs w:val="24"/>
+        </w:rPr>
+      </w:pPr>
+    </w:p>
+    <w:p>
+      <w:pPr>
+        <w:spacing w:line="360" w:lineRule="auto"/>
+        <w:rPr>
+          <w:szCs w:val="24"/>
+        </w:rPr>
+      </w:pPr>
+    </w:p>
+    <w:tbl>
+      <w:tblPr>
+        <w:tblStyle w:val="Tabelacomgrade"/>
+        <w:tblW w:w="0" w:type="auto"/>
+        <w:tblLook w:val="04A0" w:firstRow="1" w:lastRow="0" w:firstColumn="1" w:lastColumn="0" w:noHBand="0" w:noVBand="1"/>
+      </w:tblPr>
+      <w:tblGrid>
+        <w:gridCol w:w="1364"/>
+        <w:gridCol w:w="539"/>
+        <w:gridCol w:w="1063"/>
+        <w:gridCol w:w="3254"/>
+        <w:gridCol w:w="2541"/>
+      </w:tblGrid>
+      <w:tr>
+        <w:tc>
+          <w:tcPr>
+            <w:tcW w:w="1364" w:type="dxa"/>
+          </w:tcPr>
+          <w:p>
+            <w:pPr>
+              <w:spacing w:line="360" w:lineRule="auto"/>
+              <w:rPr>
+                <w:b/>
+                <w:bCs/>
+                <w:szCs w:val="24"/>
+              </w:rPr>
+            </w:pPr>
+            <w:r>
+              <w:rPr>
+                <w:b/>
+                <w:bCs/>
+                <w:szCs w:val="24"/>
+              </w:rPr>
+              <w:t>F9</w:t>
+            </w:r>
+          </w:p>
+        </w:tc>
+        <w:tc>
+          <w:tcPr>
+            <w:tcW w:w="7397" w:type="dxa"/>
+            <w:gridSpan w:val="4"/>
+          </w:tcPr>
+          <w:p>
+            <w:pPr>
+              <w:spacing w:line="360" w:lineRule="auto"/>
+              <w:rPr>
+                <w:szCs w:val="24"/>
+              </w:rPr>
+            </w:pPr>
+            <w:r>
+              <w:rPr>
+                <w:szCs w:val="24"/>
+              </w:rPr>
+              <w:t>Gerenciar Setores</w:t>
+            </w:r>
+          </w:p>
+        </w:tc>
+      </w:tr>
+      <w:tr>
+        <w:tc>
+          <w:tcPr>
+            <w:tcW w:w="1364" w:type="dxa"/>
+          </w:tcPr>
+          <w:p>
+            <w:pPr>
+              <w:spacing w:line="360" w:lineRule="auto"/>
+              <w:rPr>
+                <w:b/>
+                <w:bCs/>
+                <w:szCs w:val="24"/>
+              </w:rPr>
+            </w:pPr>
+            <w:r>
+              <w:rPr>
+                <w:b/>
+                <w:bCs/>
+                <w:szCs w:val="24"/>
+              </w:rPr>
+              <w:t>Descrição</w:t>
+            </w:r>
+          </w:p>
+        </w:tc>
+        <w:tc>
+          <w:tcPr>
+            <w:tcW w:w="7397" w:type="dxa"/>
+            <w:gridSpan w:val="4"/>
+          </w:tcPr>
+          <w:p>
+            <w:pPr>
+              <w:spacing w:line="360" w:lineRule="auto"/>
+              <w:rPr>
+                <w:szCs w:val="24"/>
+              </w:rPr>
+            </w:pPr>
+            <w:r>
+              <w:t>Administrador adiciona, edita (renomeia) e remove setores da empresa no sistema</w:t>
+            </w:r>
+          </w:p>
+        </w:tc>
+      </w:tr>
+      <w:tr>
+        <w:tc>
+          <w:tcPr>
+            <w:tcW w:w="1903" w:type="dxa"/>
+            <w:gridSpan w:val="2"/>
+          </w:tcPr>
+          <w:p>
+            <w:pPr>
+              <w:spacing w:line="360" w:lineRule="auto"/>
+              <w:rPr>
+                <w:b/>
+                <w:bCs/>
+                <w:szCs w:val="24"/>
+              </w:rPr>
+            </w:pPr>
+            <w:r>
+              <w:rPr>
+                <w:b/>
+                <w:bCs/>
+                <w:szCs w:val="24"/>
+              </w:rPr>
+              <w:t>Pré-condição</w:t>
+            </w:r>
+          </w:p>
+        </w:tc>
+        <w:tc>
+          <w:tcPr>
+            <w:tcW w:w="6858" w:type="dxa"/>
+            <w:gridSpan w:val="3"/>
+          </w:tcPr>
+          <w:p>
+            <w:pPr>
+              <w:spacing w:line="360" w:lineRule="auto"/>
+              <w:rPr>
+                <w:szCs w:val="24"/>
+              </w:rPr>
+            </w:pPr>
+            <w:r>
+              <w:t>O administrador deve estar autenticado e com empresa cadastrada</w:t>
+            </w:r>
+          </w:p>
+        </w:tc>
+      </w:tr>
+      <w:tr>
+        <w:tc>
+          <w:tcPr>
+            <w:tcW w:w="1903" w:type="dxa"/>
+            <w:gridSpan w:val="2"/>
+          </w:tcPr>
+          <w:p>
+            <w:pPr>
+              <w:spacing w:line="360" w:lineRule="auto"/>
+              <w:rPr>
+                <w:b/>
+                <w:bCs/>
+                <w:szCs w:val="24"/>
+              </w:rPr>
+            </w:pPr>
+            <w:r>
+              <w:rPr>
+                <w:b/>
+                <w:bCs/>
+                <w:szCs w:val="24"/>
+              </w:rPr>
+              <w:t>Pós-condição</w:t>
+            </w:r>
+          </w:p>
+        </w:tc>
+        <w:tc>
+          <w:tcPr>
+            <w:tcW w:w="6858" w:type="dxa"/>
+            <w:gridSpan w:val="3"/>
+          </w:tcPr>
+          <w:p>
+            <w:pPr>
+              <w:spacing w:line="360" w:lineRule="auto"/>
+              <w:rPr>
+                <w:szCs w:val="24"/>
+              </w:rPr>
+            </w:pPr>
+            <w:r>
+              <w:t>Os setores são registrados no banco de dados e ficam disponíveis para vinculação de funcionários</w:t>
+            </w:r>
+          </w:p>
+        </w:tc>
+      </w:tr>
+      <w:tr>
+        <w:tc>
+          <w:tcPr>
+            <w:tcW w:w="8761" w:type="dxa"/>
+            <w:gridSpan w:val="5"/>
+          </w:tcPr>
+          <w:p>
+            <w:pPr>
+              <w:spacing w:line="360" w:lineRule="auto"/>
+              <w:jc w:val="center"/>
+              <w:rPr>
+                <w:b/>
+                <w:bCs/>
+                <w:szCs w:val="24"/>
+              </w:rPr>
+            </w:pPr>
+            <w:r>
+              <w:rPr>
+                <w:b/>
+                <w:bCs/>
+                <w:szCs w:val="24"/>
+              </w:rPr>
+              <w:t>Requisitos Não Funcionais</w:t>
+            </w:r>
+          </w:p>
+        </w:tc>
+      </w:tr>
+      <w:tr>
+        <w:tc>
+          <w:tcPr>
+            <w:tcW w:w="2966" w:type="dxa"/>
+            <w:gridSpan w:val="3"/>
+          </w:tcPr>
+          <w:p>
+            <w:pPr>
+              <w:spacing w:line="360" w:lineRule="auto"/>
+              <w:jc w:val="center"/>
+              <w:rPr>
+                <w:b/>
+                <w:bCs/>
+                <w:szCs w:val="24"/>
+              </w:rPr>
+            </w:pPr>
+            <w:proofErr w:type="spellStart"/>
+            <w:r>
+              <w:rPr>
+                <w:b/>
+                <w:bCs/>
+                <w:szCs w:val="24"/>
+              </w:rPr>
+              <w:t>Cód</w:t>
+            </w:r>
+            <w:proofErr w:type="spellEnd"/>
+            <w:r>
+              <w:rPr>
+                <w:b/>
+                <w:bCs/>
+                <w:szCs w:val="24"/>
+              </w:rPr>
+              <w:t>-Nome</w:t>
+            </w:r>
+          </w:p>
+        </w:tc>
+        <w:tc>
+          <w:tcPr>
+            <w:tcW w:w="3254" w:type="dxa"/>
+          </w:tcPr>
+          <w:p>
+            <w:pPr>
+              <w:spacing w:line="360" w:lineRule="auto"/>
+              <w:jc w:val="center"/>
+              <w:rPr>
+                <w:b/>
+                <w:bCs/>
+                <w:szCs w:val="24"/>
+              </w:rPr>
+            </w:pPr>
+            <w:r>
+              <w:rPr>
+                <w:b/>
+                <w:bCs/>
+                <w:szCs w:val="24"/>
+              </w:rPr>
+              <w:t>Descrição</w:t>
+            </w:r>
+          </w:p>
+        </w:tc>
+        <w:tc>
+          <w:tcPr>
+            <w:tcW w:w="2541" w:type="dxa"/>
+          </w:tcPr>
+          <w:p>
+            <w:pPr>
+              <w:spacing w:line="360" w:lineRule="auto"/>
+              <w:jc w:val="center"/>
+              <w:rPr>
+                <w:b/>
+                <w:bCs/>
+                <w:szCs w:val="24"/>
+              </w:rPr>
+            </w:pPr>
+            <w:r>
+              <w:rPr>
+                <w:b/>
+                <w:bCs/>
+                <w:szCs w:val="24"/>
+              </w:rPr>
+              <w:t>Categoria</w:t>
+            </w:r>
+          </w:p>
+        </w:tc>
+      </w:tr>
+      <w:tr>
+        <w:tc>
+          <w:tcPr>
+            <w:tcW w:w="2966" w:type="dxa"/>
+            <w:gridSpan w:val="3"/>
+          </w:tcPr>
+          <w:p>
+            <w:pPr>
+              <w:spacing w:line="360" w:lineRule="auto"/>
+              <w:rPr>
+                <w:szCs w:val="24"/>
+              </w:rPr>
+            </w:pPr>
+            <w:r>
+              <w:rPr>
+                <w:szCs w:val="24"/>
+              </w:rPr>
+              <w:lastRenderedPageBreak/>
+              <w:t>NF9</w:t>
+            </w:r>
+            <w:r>
+              <w:rPr>
+                <w:szCs w:val="24"/>
+              </w:rPr>
+              <w:t xml:space="preserve">.1 </w:t>
+            </w:r>
+            <w:r>
+              <w:rPr>
+                <w:szCs w:val="24"/>
+              </w:rPr>
+              <w:t>Validação de Duplicidade</w:t>
+            </w:r>
+          </w:p>
+          <w:p>
+            <w:pPr>
+              <w:spacing w:line="360" w:lineRule="auto"/>
+              <w:rPr>
+                <w:szCs w:val="24"/>
+              </w:rPr>
+            </w:pPr>
+          </w:p>
+        </w:tc>
+        <w:tc>
+          <w:tcPr>
+            <w:tcW w:w="3254" w:type="dxa"/>
+          </w:tcPr>
+          <w:p>
+            <w:pPr>
+              <w:spacing w:line="360" w:lineRule="auto"/>
+              <w:rPr>
+                <w:szCs w:val="24"/>
+              </w:rPr>
+            </w:pPr>
+            <w:r>
+              <w:t>O sistema não deve permitir cadastro de setor com nome já existente na empresa.</w:t>
+            </w:r>
+          </w:p>
+        </w:tc>
+        <w:tc>
+          <w:tcPr>
+            <w:tcW w:w="2541" w:type="dxa"/>
+          </w:tcPr>
+          <w:p>
+            <w:pPr>
+              <w:spacing w:line="360" w:lineRule="auto"/>
+              <w:rPr>
+                <w:szCs w:val="24"/>
+              </w:rPr>
+            </w:pPr>
+            <w:r>
+              <w:rPr>
+                <w:szCs w:val="24"/>
+              </w:rPr>
+              <w:t>Produto</w:t>
+            </w:r>
+          </w:p>
+        </w:tc>
+      </w:tr>
+      <w:tr>
+        <w:tc>
+          <w:tcPr>
+            <w:tcW w:w="2966" w:type="dxa"/>
+            <w:gridSpan w:val="3"/>
+          </w:tcPr>
+          <w:p>
+            <w:pPr>
+              <w:spacing w:line="360" w:lineRule="auto"/>
+              <w:rPr>
+                <w:szCs w:val="24"/>
+              </w:rPr>
+            </w:pPr>
+            <w:r>
+              <w:rPr>
+                <w:szCs w:val="24"/>
+              </w:rPr>
+              <w:t>NF9.2 Restrição de Exclusão</w:t>
+            </w:r>
+          </w:p>
+          <w:p>
+            <w:pPr>
+              <w:spacing w:line="360" w:lineRule="auto"/>
+              <w:rPr>
+                <w:szCs w:val="24"/>
+              </w:rPr>
+            </w:pPr>
+          </w:p>
+        </w:tc>
+        <w:tc>
+          <w:tcPr>
+            <w:tcW w:w="3254" w:type="dxa"/>
+          </w:tcPr>
+          <w:p>
+            <w:pPr>
+              <w:spacing w:line="360" w:lineRule="auto"/>
+              <w:rPr>
+                <w:szCs w:val="24"/>
+              </w:rPr>
+            </w:pPr>
+            <w:r>
+              <w:t>O sistema não deve permitir a exclusão de setor que possua funcionários vinculados.</w:t>
+            </w:r>
+          </w:p>
+        </w:tc>
+        <w:tc>
+          <w:tcPr>
+            <w:tcW w:w="2541" w:type="dxa"/>
+          </w:tcPr>
+          <w:p>
+            <w:pPr>
+              <w:spacing w:line="360" w:lineRule="auto"/>
+              <w:rPr>
+                <w:szCs w:val="24"/>
+              </w:rPr>
+            </w:pPr>
+            <w:r>
+              <w:rPr>
+                <w:szCs w:val="24"/>
+              </w:rPr>
+              <w:t>Confiabilidade</w:t>
+            </w:r>
+          </w:p>
+        </w:tc>
+      </w:tr>
+      <w:tr>
+        <w:tc>
+          <w:tcPr>
+            <w:tcW w:w="2966" w:type="dxa"/>
+            <w:gridSpan w:val="3"/>
+          </w:tcPr>
+          <w:p>
+            <w:pPr>
+              <w:spacing w:line="360" w:lineRule="auto"/>
+              <w:rPr>
+                <w:szCs w:val="24"/>
+              </w:rPr>
+            </w:pPr>
+            <w:r>
+              <w:rPr>
+                <w:szCs w:val="24"/>
+              </w:rPr>
+              <w:t>NF9.3 Edição de Setor</w:t>
+            </w:r>
+          </w:p>
+          <w:p>
+            <w:pPr>
+              <w:spacing w:line="360" w:lineRule="auto"/>
+              <w:rPr>
+                <w:szCs w:val="24"/>
+              </w:rPr>
+            </w:pPr>
+          </w:p>
+        </w:tc>
+        <w:tc>
+          <w:tcPr>
+            <w:tcW w:w="3254" w:type="dxa"/>
+          </w:tcPr>
+          <w:p>
+            <w:pPr>
+              <w:spacing w:line="360" w:lineRule="auto"/>
+              <w:rPr>
+                <w:szCs w:val="24"/>
+              </w:rPr>
+            </w:pPr>
+            <w:r>
+              <w:t>O sistema deve permitir renomear um setor, mantendo a regra de não haver nomes duplicados na mesma empresa</w:t>
+            </w:r>
+            <w:r>
+              <w:t>.</w:t>
+            </w:r>
+          </w:p>
+        </w:tc>
+        <w:tc>
+          <w:tcPr>
+            <w:tcW w:w="2541" w:type="dxa"/>
+          </w:tcPr>
+          <w:p>
+            <w:pPr>
+              <w:spacing w:line="360" w:lineRule="auto"/>
+              <w:rPr>
+                <w:szCs w:val="24"/>
+              </w:rPr>
+            </w:pPr>
+            <w:r>
+              <w:rPr>
+                <w:szCs w:val="24"/>
+              </w:rPr>
+              <w:t>Usabilidade</w:t>
+            </w:r>
           </w:p>
         </w:tc>
       </w:tr>
@@ -8462,8 +9241,7 @@
                 <w:bCs/>
                 <w:szCs w:val="24"/>
               </w:rPr>
-              <w:lastRenderedPageBreak/>
-              <w:t>F9</w:t>
+              <w:t>F10</w:t>
             </w:r>
           </w:p>
         </w:tc>
@@ -8480,10 +9258,7 @@
               </w:rPr>
             </w:pPr>
             <w:r>
-              <w:rPr>
-                <w:szCs w:val="24"/>
-              </w:rPr>
-              <w:t>Gerenciar Setores</w:t>
+              <w:t>Solicitar Reposição de EPI</w:t>
             </w:r>
           </w:p>
         </w:tc>
@@ -8525,7 +9300,7 @@
               </w:rPr>
             </w:pPr>
             <w:r>
-              <w:t>Administrador adiciona e remove setores da empresa no sistema</w:t>
+              <w:t>Funcionário solicita a reposição de um EPI irregular, vencido ou ausente diretamente pelo sistema, informando a justificativa</w:t>
             </w:r>
           </w:p>
         </w:tc>
@@ -8568,7 +9343,7 @@
               </w:rPr>
             </w:pPr>
             <w:r>
-              <w:t>O administrador deve estar autenticado e com empresa cadastrada</w:t>
+              <w:t>O funcionário deve estar autenticado e não possuir solicitação pendente para o mesmo EPI</w:t>
             </w:r>
           </w:p>
         </w:tc>
@@ -8611,7 +9386,7 @@
               </w:rPr>
             </w:pPr>
             <w:r>
-              <w:t>Os setores são registrados no banco de dados e ficam disponíveis para vinculação de funcionários</w:t>
+              <w:t>A solicitação é registrada no banco de dados com status Pendente e fica visível para o administrador</w:t>
             </w:r>
           </w:p>
         </w:tc>
@@ -8638,7 +9413,7 @@
                 <w:bCs/>
                 <w:szCs w:val="24"/>
               </w:rPr>
-              <w:t>Requisitos Não Funcionais</w:t>
+              <w:t>Requisitos Não Funcional</w:t>
             </w:r>
           </w:p>
         </w:tc>
@@ -8745,7 +9520,7 @@
               <w:rPr>
                 <w:szCs w:val="24"/>
               </w:rPr>
-              <w:t>NF9</w:t>
+              <w:t>NF10</w:t>
             </w:r>
             <w:r>
               <w:rPr>
@@ -8754,10 +9529,7 @@
               <w:t xml:space="preserve">.1 </w:t>
             </w:r>
             <w:r>
-              <w:rPr>
-                <w:szCs w:val="24"/>
-              </w:rPr>
-              <w:t>Validação de Duplicidade</w:t>
+              <w:t>Justificativa obrigatória</w:t>
             </w:r>
           </w:p>
           <w:p>
@@ -8781,7 +9553,7 @@
               </w:rPr>
             </w:pPr>
             <w:r>
-              <w:t>O sistema não deve permitir cadastro de setor com nome já existente na empresa.</w:t>
+              <w:t>O sistema deve exigir justificativa para cada EPI solicitado.</w:t>
             </w:r>
           </w:p>
         </w:tc>
@@ -8800,7 +9572,7 @@
               <w:rPr>
                 <w:szCs w:val="24"/>
               </w:rPr>
-              <w:t>Produto</w:t>
+              <w:t>Usabilidade</w:t>
             </w:r>
           </w:p>
         </w:tc>
@@ -8822,7 +9594,19 @@
               <w:rPr>
                 <w:szCs w:val="24"/>
               </w:rPr>
-              <w:t>NF9.2 Restrição de Exclusão</w:t>
+              <w:t>NF10</w:t>
+            </w:r>
+            <w:r>
+              <w:rPr>
+                <w:szCs w:val="24"/>
+              </w:rPr>
+              <w:t xml:space="preserve">.2 </w:t>
+            </w:r>
+            <w:r>
+              <w:rPr>
+                <w:szCs w:val="24"/>
+              </w:rPr>
+              <w:t>Previsão de Prazo</w:t>
             </w:r>
           </w:p>
           <w:p>
@@ -8846,7 +9630,7 @@
               </w:rPr>
             </w:pPr>
             <w:r>
-              <w:t>O sistema não deve permitir a exclusão de setor que possua funcionários vinculados.</w:t>
+              <w:t>O sistema deve informar ao funcionário o prazo de até 3 dias úteis para recebimento.</w:t>
             </w:r>
           </w:p>
         </w:tc>
@@ -8865,8 +9649,16 @@
               <w:rPr>
                 <w:szCs w:val="24"/>
               </w:rPr>
-              <w:t>Confiabilidade</w:t>
-            </w:r>
+              <w:t>Usabilidade</w:t>
+            </w:r>
+          </w:p>
+          <w:p>
+            <w:pPr>
+              <w:spacing w:line="360" w:lineRule="auto"/>
+              <w:rPr>
+                <w:szCs w:val="24"/>
+              </w:rPr>
+            </w:pPr>
           </w:p>
         </w:tc>
       </w:tr>
@@ -8920,7 +9712,7 @@
                 <w:bCs/>
                 <w:szCs w:val="24"/>
               </w:rPr>
-              <w:t>F10</w:t>
+              <w:t>F11</w:t>
             </w:r>
           </w:p>
         </w:tc>
@@ -8937,7 +9729,7 @@
               </w:rPr>
             </w:pPr>
             <w:r>
-              <w:t>Solicitar Reposição de EPI</w:t>
+              <w:t>Aprovar ou Recusar Solicitação</w:t>
             </w:r>
           </w:p>
         </w:tc>
@@ -8962,470 +9754,7 @@
                 <w:bCs/>
                 <w:szCs w:val="24"/>
               </w:rPr>
-              <w:t>Descrição</w:t>
-            </w:r>
-          </w:p>
-        </w:tc>
-        <w:tc>
-          <w:tcPr>
-            <w:tcW w:w="7397" w:type="dxa"/>
-            <w:gridSpan w:val="4"/>
-          </w:tcPr>
-          <w:p>
-            <w:pPr>
-              <w:spacing w:line="360" w:lineRule="auto"/>
-              <w:rPr>
-                <w:szCs w:val="24"/>
-              </w:rPr>
-            </w:pPr>
-            <w:r>
-              <w:t>Funcionário solicita a reposição de um EPI irregular, vencido ou ausente diretamente pelo sistema, informando a justificativa</w:t>
-            </w:r>
-          </w:p>
-        </w:tc>
-      </w:tr>
-      <w:tr>
-        <w:tc>
-          <w:tcPr>
-            <w:tcW w:w="1838" w:type="dxa"/>
-            <w:gridSpan w:val="2"/>
-          </w:tcPr>
-          <w:p>
-            <w:pPr>
-              <w:spacing w:line="360" w:lineRule="auto"/>
-              <w:rPr>
-                <w:b/>
-                <w:bCs/>
-                <w:szCs w:val="24"/>
-              </w:rPr>
-            </w:pPr>
-            <w:r>
-              <w:rPr>
-                <w:b/>
-                <w:bCs/>
-                <w:szCs w:val="24"/>
-              </w:rPr>
-              <w:t>Pré-condição</w:t>
-            </w:r>
-          </w:p>
-        </w:tc>
-        <w:tc>
-          <w:tcPr>
-            <w:tcW w:w="6858" w:type="dxa"/>
-            <w:gridSpan w:val="3"/>
-          </w:tcPr>
-          <w:p>
-            <w:pPr>
-              <w:spacing w:line="360" w:lineRule="auto"/>
-              <w:rPr>
-                <w:szCs w:val="24"/>
-              </w:rPr>
-            </w:pPr>
-            <w:r>
-              <w:t>O funcionário deve estar autenticado e não possuir solicitação pendente para o mesmo EPI</w:t>
-            </w:r>
-          </w:p>
-        </w:tc>
-      </w:tr>
-      <w:tr>
-        <w:tc>
-          <w:tcPr>
-            <w:tcW w:w="1838" w:type="dxa"/>
-            <w:gridSpan w:val="2"/>
-          </w:tcPr>
-          <w:p>
-            <w:pPr>
-              <w:spacing w:line="360" w:lineRule="auto"/>
-              <w:rPr>
-                <w:b/>
-                <w:bCs/>
-                <w:szCs w:val="24"/>
-              </w:rPr>
-            </w:pPr>
-            <w:r>
-              <w:rPr>
-                <w:b/>
-                <w:bCs/>
-                <w:szCs w:val="24"/>
-              </w:rPr>
-              <w:t>Pós-condição</w:t>
-            </w:r>
-          </w:p>
-        </w:tc>
-        <w:tc>
-          <w:tcPr>
-            <w:tcW w:w="6858" w:type="dxa"/>
-            <w:gridSpan w:val="3"/>
-          </w:tcPr>
-          <w:p>
-            <w:pPr>
-              <w:spacing w:line="360" w:lineRule="auto"/>
-              <w:rPr>
-                <w:szCs w:val="24"/>
-              </w:rPr>
-            </w:pPr>
-            <w:r>
-              <w:t>A solicitação é registrada no banco de dados com status Pendente e fica visível para o administrador</w:t>
-            </w:r>
-          </w:p>
-        </w:tc>
-      </w:tr>
-      <w:tr>
-        <w:tc>
-          <w:tcPr>
-            <w:tcW w:w="8696" w:type="dxa"/>
-            <w:gridSpan w:val="5"/>
-          </w:tcPr>
-          <w:p>
-            <w:pPr>
-              <w:spacing w:line="360" w:lineRule="auto"/>
-              <w:jc w:val="center"/>
-              <w:rPr>
-                <w:b/>
-                <w:bCs/>
-                <w:szCs w:val="24"/>
-              </w:rPr>
-            </w:pPr>
-            <w:r>
-              <w:rPr>
-                <w:b/>
-                <w:bCs/>
-                <w:szCs w:val="24"/>
-              </w:rPr>
-              <w:t>Requisitos Não Funcional</w:t>
-            </w:r>
-          </w:p>
-        </w:tc>
-      </w:tr>
-      <w:tr>
-        <w:tc>
-          <w:tcPr>
-            <w:tcW w:w="2901" w:type="dxa"/>
-            <w:gridSpan w:val="3"/>
-          </w:tcPr>
-          <w:p>
-            <w:pPr>
-              <w:spacing w:line="360" w:lineRule="auto"/>
-              <w:jc w:val="center"/>
-              <w:rPr>
-                <w:b/>
-                <w:bCs/>
-                <w:szCs w:val="24"/>
-              </w:rPr>
-            </w:pPr>
-            <w:proofErr w:type="spellStart"/>
-            <w:r>
-              <w:rPr>
-                <w:b/>
-                <w:bCs/>
-                <w:szCs w:val="24"/>
-              </w:rPr>
-              <w:t>Cód</w:t>
-            </w:r>
-            <w:proofErr w:type="spellEnd"/>
-            <w:r>
-              <w:rPr>
-                <w:b/>
-                <w:bCs/>
-                <w:szCs w:val="24"/>
-              </w:rPr>
-              <w:t>-Nome</w:t>
-            </w:r>
-          </w:p>
-        </w:tc>
-        <w:tc>
-          <w:tcPr>
-            <w:tcW w:w="3254" w:type="dxa"/>
-          </w:tcPr>
-          <w:p>
-            <w:pPr>
-              <w:spacing w:line="360" w:lineRule="auto"/>
-              <w:jc w:val="center"/>
-              <w:rPr>
-                <w:b/>
-                <w:bCs/>
-                <w:szCs w:val="24"/>
-              </w:rPr>
-            </w:pPr>
-            <w:r>
-              <w:rPr>
-                <w:b/>
-                <w:bCs/>
-                <w:szCs w:val="24"/>
-              </w:rPr>
-              <w:t>Descrição</w:t>
-            </w:r>
-          </w:p>
-        </w:tc>
-        <w:tc>
-          <w:tcPr>
-            <w:tcW w:w="2541" w:type="dxa"/>
-          </w:tcPr>
-          <w:p>
-            <w:pPr>
-              <w:spacing w:line="360" w:lineRule="auto"/>
-              <w:jc w:val="center"/>
-              <w:rPr>
-                <w:b/>
-                <w:bCs/>
-                <w:szCs w:val="24"/>
-              </w:rPr>
-            </w:pPr>
-            <w:r>
-              <w:rPr>
-                <w:b/>
-                <w:bCs/>
-                <w:szCs w:val="24"/>
-              </w:rPr>
-              <w:t>Categoria</w:t>
-            </w:r>
-          </w:p>
-        </w:tc>
-      </w:tr>
-      <w:tr>
-        <w:tc>
-          <w:tcPr>
-            <w:tcW w:w="2901" w:type="dxa"/>
-            <w:gridSpan w:val="3"/>
-          </w:tcPr>
-          <w:p>
-            <w:pPr>
-              <w:spacing w:line="360" w:lineRule="auto"/>
-              <w:rPr>
-                <w:szCs w:val="24"/>
-              </w:rPr>
-            </w:pPr>
-            <w:r>
-              <w:rPr>
-                <w:szCs w:val="24"/>
-              </w:rPr>
-              <w:t>NF10</w:t>
-            </w:r>
-            <w:r>
-              <w:rPr>
-                <w:szCs w:val="24"/>
-              </w:rPr>
-              <w:t xml:space="preserve">.1 </w:t>
-            </w:r>
-            <w:r>
-              <w:t>Justificativa obrigatória</w:t>
-            </w:r>
-          </w:p>
-          <w:p>
-            <w:pPr>
-              <w:spacing w:line="360" w:lineRule="auto"/>
-              <w:rPr>
-                <w:szCs w:val="24"/>
-              </w:rPr>
-            </w:pPr>
-          </w:p>
-        </w:tc>
-        <w:tc>
-          <w:tcPr>
-            <w:tcW w:w="3254" w:type="dxa"/>
-          </w:tcPr>
-          <w:p>
-            <w:pPr>
-              <w:spacing w:line="360" w:lineRule="auto"/>
-              <w:rPr>
-                <w:szCs w:val="24"/>
-              </w:rPr>
-            </w:pPr>
-            <w:r>
-              <w:t>O sistema deve exigir justificativa para cada EPI solicitado.</w:t>
-            </w:r>
-          </w:p>
-        </w:tc>
-        <w:tc>
-          <w:tcPr>
-            <w:tcW w:w="2541" w:type="dxa"/>
-          </w:tcPr>
-          <w:p>
-            <w:pPr>
-              <w:spacing w:line="360" w:lineRule="auto"/>
-              <w:rPr>
-                <w:szCs w:val="24"/>
-              </w:rPr>
-            </w:pPr>
-            <w:r>
-              <w:rPr>
-                <w:szCs w:val="24"/>
-              </w:rPr>
-              <w:t>Usabilidade</w:t>
-            </w:r>
-          </w:p>
-        </w:tc>
-      </w:tr>
-      <w:tr>
-        <w:tc>
-          <w:tcPr>
-            <w:tcW w:w="2901" w:type="dxa"/>
-            <w:gridSpan w:val="3"/>
-          </w:tcPr>
-          <w:p>
-            <w:pPr>
-              <w:spacing w:line="360" w:lineRule="auto"/>
-              <w:rPr>
-                <w:szCs w:val="24"/>
-              </w:rPr>
-            </w:pPr>
-            <w:r>
-              <w:rPr>
-                <w:szCs w:val="24"/>
-              </w:rPr>
-              <w:t>NF10</w:t>
-            </w:r>
-            <w:r>
-              <w:rPr>
-                <w:szCs w:val="24"/>
-              </w:rPr>
-              <w:t xml:space="preserve">.2 </w:t>
-            </w:r>
-            <w:r>
-              <w:rPr>
-                <w:szCs w:val="24"/>
-              </w:rPr>
-              <w:t>Previsão de Prazo</w:t>
-            </w:r>
-          </w:p>
-          <w:p>
-            <w:pPr>
-              <w:spacing w:line="360" w:lineRule="auto"/>
-              <w:rPr>
-                <w:szCs w:val="24"/>
-              </w:rPr>
-            </w:pPr>
-          </w:p>
-        </w:tc>
-        <w:tc>
-          <w:tcPr>
-            <w:tcW w:w="3254" w:type="dxa"/>
-          </w:tcPr>
-          <w:p>
-            <w:pPr>
-              <w:spacing w:line="360" w:lineRule="auto"/>
-              <w:rPr>
-                <w:szCs w:val="24"/>
-              </w:rPr>
-            </w:pPr>
-            <w:r>
-              <w:t>O sistema deve informar ao funcionário o prazo de até 3 dias úteis para recebimento.</w:t>
-            </w:r>
-          </w:p>
-        </w:tc>
-        <w:tc>
-          <w:tcPr>
-            <w:tcW w:w="2541" w:type="dxa"/>
-          </w:tcPr>
-          <w:p>
-            <w:pPr>
-              <w:spacing w:line="360" w:lineRule="auto"/>
-              <w:rPr>
-                <w:szCs w:val="24"/>
-              </w:rPr>
-            </w:pPr>
-            <w:r>
-              <w:rPr>
-                <w:szCs w:val="24"/>
-              </w:rPr>
-              <w:t>Usabilidade</w:t>
-            </w:r>
-          </w:p>
-          <w:p>
-            <w:pPr>
-              <w:spacing w:line="360" w:lineRule="auto"/>
-              <w:rPr>
-                <w:szCs w:val="24"/>
-              </w:rPr>
-            </w:pPr>
-          </w:p>
-        </w:tc>
-      </w:tr>
-    </w:tbl>
-    <w:p>
-      <w:pPr>
-        <w:spacing w:line="360" w:lineRule="auto"/>
-        <w:rPr>
-          <w:szCs w:val="24"/>
-        </w:rPr>
-      </w:pPr>
-    </w:p>
-    <w:tbl>
-      <w:tblPr>
-        <w:tblStyle w:val="Tabelacomgrade"/>
-        <w:tblW w:w="0" w:type="auto"/>
-        <w:tblLook w:val="04A0" w:firstRow="1" w:lastRow="0" w:firstColumn="1" w:lastColumn="0" w:noHBand="0" w:noVBand="1"/>
-      </w:tblPr>
-      <w:tblGrid>
-        <w:gridCol w:w="1299"/>
-        <w:gridCol w:w="539"/>
-        <w:gridCol w:w="1063"/>
-        <w:gridCol w:w="3254"/>
-        <w:gridCol w:w="2541"/>
-      </w:tblGrid>
-      <w:tr>
-        <w:tc>
-          <w:tcPr>
-            <w:tcW w:w="1299" w:type="dxa"/>
-          </w:tcPr>
-          <w:p>
-            <w:pPr>
-              <w:spacing w:line="360" w:lineRule="auto"/>
-              <w:rPr>
-                <w:b/>
-                <w:bCs/>
-                <w:szCs w:val="24"/>
-              </w:rPr>
-            </w:pPr>
-            <w:r>
-              <w:rPr>
-                <w:b/>
-                <w:bCs/>
-                <w:szCs w:val="24"/>
-              </w:rPr>
               <w:lastRenderedPageBreak/>
-              <w:t>F11</w:t>
-            </w:r>
-          </w:p>
-        </w:tc>
-        <w:tc>
-          <w:tcPr>
-            <w:tcW w:w="7397" w:type="dxa"/>
-            <w:gridSpan w:val="4"/>
-          </w:tcPr>
-          <w:p>
-            <w:pPr>
-              <w:spacing w:line="360" w:lineRule="auto"/>
-              <w:rPr>
-                <w:szCs w:val="24"/>
-              </w:rPr>
-            </w:pPr>
-            <w:r>
-              <w:t>Aprovar ou Recusar Solicitação</w:t>
-            </w:r>
-          </w:p>
-        </w:tc>
-      </w:tr>
-      <w:tr>
-        <w:tc>
-          <w:tcPr>
-            <w:tcW w:w="1299" w:type="dxa"/>
-          </w:tcPr>
-          <w:p>
-            <w:pPr>
-              <w:spacing w:line="360" w:lineRule="auto"/>
-              <w:rPr>
-                <w:b/>
-                <w:bCs/>
-                <w:szCs w:val="24"/>
-              </w:rPr>
-            </w:pPr>
-            <w:r>
-              <w:rPr>
-                <w:b/>
-                <w:bCs/>
-                <w:szCs w:val="24"/>
-              </w:rPr>
               <w:t>Descrição</w:t>
             </w:r>
           </w:p>
@@ -10804,22 +11133,8 @@
       </w:tr>
     </w:tbl>
     <w:p/>
-    <w:p>
-      <w:pPr>
-        <w:spacing w:line="360" w:lineRule="auto"/>
-        <w:rPr>
-          <w:szCs w:val="24"/>
-        </w:rPr>
-      </w:pPr>
-    </w:p>
-    <w:p>
-      <w:pPr>
-        <w:spacing w:line="360" w:lineRule="auto"/>
-        <w:rPr>
-          <w:szCs w:val="24"/>
-        </w:rPr>
-      </w:pPr>
-    </w:p>
+    <w:p/>
+    <w:p/>
     <w:p>
       <w:pPr>
         <w:spacing w:line="360" w:lineRule="auto"/>
@@ -10835,7 +11150,7 @@
         <w:tblLook w:val="04A0" w:firstRow="1" w:lastRow="0" w:firstColumn="1" w:lastColumn="0" w:noHBand="0" w:noVBand="1"/>
       </w:tblPr>
       <w:tblGrid>
-        <w:gridCol w:w="1299"/>
+        <w:gridCol w:w="1364"/>
         <w:gridCol w:w="539"/>
         <w:gridCol w:w="1063"/>
         <w:gridCol w:w="3254"/>
@@ -10844,7 +11159,7 @@
       <w:tr>
         <w:tc>
           <w:tcPr>
-            <w:tcW w:w="1299" w:type="dxa"/>
+            <w:tcW w:w="1364" w:type="dxa"/>
           </w:tcPr>
           <w:p>
             <w:pPr>
@@ -10878,7 +11193,7 @@
               </w:rPr>
             </w:pPr>
             <w:r>
-              <w:t>Entrar na Empresa</w:t>
+              <w:t>Recuperar Senha</w:t>
             </w:r>
           </w:p>
         </w:tc>
@@ -10886,7 +11201,7 @@
       <w:tr>
         <w:tc>
           <w:tcPr>
-            <w:tcW w:w="1299" w:type="dxa"/>
+            <w:tcW w:w="1364" w:type="dxa"/>
           </w:tcPr>
           <w:p>
             <w:pPr>
@@ -10920,7 +11235,7 @@
               </w:rPr>
             </w:pPr>
             <w:r>
-              <w:t>O funcionário vincula-se a uma empresa informando o código único de acesso, gerado no cadastro da empresa e repassado pelo administrador.</w:t>
+              <w:t>Usuário solicita a redefinição de senha informando seu e-mail. O sistema envia um link de recuperação por e-mail e o usuário define uma nova senha através desse link</w:t>
             </w:r>
           </w:p>
         </w:tc>
@@ -10928,7 +11243,7 @@
       <w:tr>
         <w:tc>
           <w:tcPr>
-            <w:tcW w:w="1838" w:type="dxa"/>
+            <w:tcW w:w="1903" w:type="dxa"/>
             <w:gridSpan w:val="2"/>
           </w:tcPr>
           <w:p>
@@ -10963,7 +11278,7 @@
               </w:rPr>
             </w:pPr>
             <w:r>
-              <w:t>O usuário deve estar autenticado como funcionário e não possuir empresa vinculada.</w:t>
+              <w:t>O usuário deve possuir cadastro ativo no sistema com e-mail válido</w:t>
             </w:r>
           </w:p>
         </w:tc>
@@ -10971,7 +11286,7 @@
       <w:tr>
         <w:tc>
           <w:tcPr>
-            <w:tcW w:w="1838" w:type="dxa"/>
+            <w:tcW w:w="1903" w:type="dxa"/>
             <w:gridSpan w:val="2"/>
           </w:tcPr>
           <w:p>
@@ -11006,7 +11321,7 @@
               </w:rPr>
             </w:pPr>
             <w:r>
-              <w:t>O usuário é vinculado à empresa correspondente ao código e passa a ter acesso às funcionalidades de funcionário.</w:t>
+              <w:t>A senha é atualizada de forma criptografada no banco de dados e o link de recuperação é inválido</w:t>
             </w:r>
           </w:p>
         </w:tc>
@@ -11014,7 +11329,7 @@
       <w:tr>
         <w:tc>
           <w:tcPr>
-            <w:tcW w:w="8696" w:type="dxa"/>
+            <w:tcW w:w="8761" w:type="dxa"/>
             <w:gridSpan w:val="5"/>
           </w:tcPr>
           <w:p>
@@ -11042,7 +11357,7 @@
       <w:tr>
         <w:tc>
           <w:tcPr>
-            <w:tcW w:w="2901" w:type="dxa"/>
+            <w:tcW w:w="2966" w:type="dxa"/>
             <w:gridSpan w:val="3"/>
           </w:tcPr>
           <w:p>
@@ -11127,7 +11442,7 @@
       <w:tr>
         <w:tc>
           <w:tcPr>
-            <w:tcW w:w="2901" w:type="dxa"/>
+            <w:tcW w:w="2966" w:type="dxa"/>
             <w:gridSpan w:val="3"/>
           </w:tcPr>
           <w:p>
@@ -11141,8 +11456,28 @@
               <w:rPr>
                 <w:szCs w:val="24"/>
               </w:rPr>
-              <w:t>NF14.1 Validação de código</w:t>
-            </w:r>
+              <w:t>NF14</w:t>
+            </w:r>
+            <w:r>
+              <w:rPr>
+                <w:szCs w:val="24"/>
+              </w:rPr>
+              <w:t xml:space="preserve">.1 </w:t>
+            </w:r>
+            <w:r>
+              <w:rPr>
+                <w:szCs w:val="24"/>
+              </w:rPr>
+              <w:t>Token de uso único</w:t>
+            </w:r>
+          </w:p>
+          <w:p>
+            <w:pPr>
+              <w:spacing w:line="360" w:lineRule="auto"/>
+              <w:rPr>
+                <w:szCs w:val="24"/>
+              </w:rPr>
+            </w:pPr>
           </w:p>
         </w:tc>
         <w:tc>
@@ -11157,7 +11492,7 @@
               </w:rPr>
             </w:pPr>
             <w:r>
-              <w:t>O sistema deve rejeitar códigos inexistentes, informando erro ao usuário.</w:t>
+              <w:t>O link de recuperação deve expirar em 1 hora e ser invalidado após o primeiro uso</w:t>
             </w:r>
           </w:p>
         </w:tc>
@@ -11176,7 +11511,7 @@
               <w:rPr>
                 <w:szCs w:val="24"/>
               </w:rPr>
-              <w:t>Produto</w:t>
+              <w:t>Segurança</w:t>
             </w:r>
           </w:p>
         </w:tc>
@@ -11184,7 +11519,7 @@
       <w:tr>
         <w:tc>
           <w:tcPr>
-            <w:tcW w:w="2901" w:type="dxa"/>
+            <w:tcW w:w="2966" w:type="dxa"/>
             <w:gridSpan w:val="3"/>
           </w:tcPr>
           <w:p>
@@ -11198,8 +11533,28 @@
               <w:rPr>
                 <w:szCs w:val="24"/>
               </w:rPr>
-              <w:t>NF14.2 Vínculo único</w:t>
-            </w:r>
+              <w:t>NF14</w:t>
+            </w:r>
+            <w:r>
+              <w:rPr>
+                <w:szCs w:val="24"/>
+              </w:rPr>
+              <w:t xml:space="preserve">.2 </w:t>
+            </w:r>
+            <w:r>
+              <w:rPr>
+                <w:szCs w:val="24"/>
+              </w:rPr>
+              <w:t>Não exposição de contas</w:t>
+            </w:r>
+          </w:p>
+          <w:p>
+            <w:pPr>
+              <w:spacing w:line="360" w:lineRule="auto"/>
+              <w:rPr>
+                <w:szCs w:val="24"/>
+              </w:rPr>
+            </w:pPr>
           </w:p>
         </w:tc>
         <w:tc>
@@ -11214,7 +11569,7 @@
               </w:rPr>
             </w:pPr>
             <w:r>
-              <w:t>O sistema não deve permitir que um usuário já vinculado a uma empresa entre em outra.</w:t>
+              <w:t xml:space="preserve">O sistema deve exibir a mesma mensagem independente de o e-mail existir, para não revelar contas cadastradas </w:t>
             </w:r>
           </w:p>
         </w:tc>
@@ -11233,7 +11588,7 @@
               <w:rPr>
                 <w:szCs w:val="24"/>
               </w:rPr>
-              <w:t>Usabilidade</w:t>
+              <w:t>Segurança</w:t>
             </w:r>
           </w:p>
         </w:tc>
@@ -11241,7 +11596,7 @@
       <w:tr>
         <w:tc>
           <w:tcPr>
-            <w:tcW w:w="2901" w:type="dxa"/>
+            <w:tcW w:w="2966" w:type="dxa"/>
             <w:gridSpan w:val="3"/>
           </w:tcPr>
           <w:p>
@@ -11255,8 +11610,16 @@
               <w:rPr>
                 <w:szCs w:val="24"/>
               </w:rPr>
-              <w:t>NF14.3 Isolamento de dados</w:t>
-            </w:r>
+              <w:t>NF14.3 Criptografia de senha</w:t>
+            </w:r>
+          </w:p>
+          <w:p>
+            <w:pPr>
+              <w:spacing w:line="360" w:lineRule="auto"/>
+              <w:rPr>
+                <w:szCs w:val="24"/>
+              </w:rPr>
+            </w:pPr>
           </w:p>
         </w:tc>
         <w:tc>
@@ -11271,7 +11634,7 @@
               </w:rPr>
             </w:pPr>
             <w:r>
-              <w:t>O funcionário deve acessar exclusivamente os dados da empresa à qual está vinculado.</w:t>
+              <w:t>A nova senha deve ser armazenada criptografada no banco de dados</w:t>
             </w:r>
           </w:p>
         </w:tc>
@@ -11290,20 +11653,14 @@
               <w:rPr>
                 <w:szCs w:val="24"/>
               </w:rPr>
-              <w:t>Usabilidade</w:t>
+              <w:t>Segurança</w:t>
             </w:r>
           </w:p>
         </w:tc>
       </w:tr>
     </w:tbl>
-    <w:p>
-      <w:pPr>
-        <w:spacing w:line="360" w:lineRule="auto"/>
-        <w:rPr>
-          <w:szCs w:val="24"/>
-        </w:rPr>
-      </w:pPr>
-    </w:p>
+    <w:p/>
+    <w:p/>
     <w:tbl>
       <w:tblPr>
         <w:tblStyle w:val="Tabelacomgrade"/>
@@ -11311,7 +11668,7 @@
         <w:tblLook w:val="04A0" w:firstRow="1" w:lastRow="0" w:firstColumn="1" w:lastColumn="0" w:noHBand="0" w:noVBand="1"/>
       </w:tblPr>
       <w:tblGrid>
-        <w:gridCol w:w="1299"/>
+        <w:gridCol w:w="1364"/>
         <w:gridCol w:w="539"/>
         <w:gridCol w:w="1063"/>
         <w:gridCol w:w="3254"/>
@@ -11320,7 +11677,7 @@
       <w:tr>
         <w:tc>
           <w:tcPr>
-            <w:tcW w:w="1299" w:type="dxa"/>
+            <w:tcW w:w="1364" w:type="dxa"/>
           </w:tcPr>
           <w:p>
             <w:pPr>
@@ -11354,7 +11711,7 @@
               </w:rPr>
             </w:pPr>
             <w:r>
-              <w:t>Completar Cadastro de Funcionário</w:t>
+              <w:t>Confirmar ou Recusar Recebimento de EPI</w:t>
             </w:r>
           </w:p>
         </w:tc>
@@ -11362,7 +11719,7 @@
       <w:tr>
         <w:tc>
           <w:tcPr>
-            <w:tcW w:w="1299" w:type="dxa"/>
+            <w:tcW w:w="1364" w:type="dxa"/>
           </w:tcPr>
           <w:p>
             <w:pPr>
@@ -11396,7 +11753,7 @@
               </w:rPr>
             </w:pPr>
             <w:r>
-              <w:t>Após vincular-se à empresa, o funcionário conclui seu cadastro informando data de nascimento e setor de atuação.</w:t>
+              <w:t>Funcionário visualiza os EPIs entregues a ele e confirma o recebimento ou recusa, informando o motivo em caso de recusa</w:t>
             </w:r>
           </w:p>
         </w:tc>
@@ -11404,7 +11761,7 @@
       <w:tr>
         <w:tc>
           <w:tcPr>
-            <w:tcW w:w="1838" w:type="dxa"/>
+            <w:tcW w:w="1903" w:type="dxa"/>
             <w:gridSpan w:val="2"/>
           </w:tcPr>
           <w:p>
@@ -11439,7 +11796,7 @@
               </w:rPr>
             </w:pPr>
             <w:r>
-              <w:t>O usuário deve estar vinculado a uma empresa e ainda não possuir cadastro de funcionário concluído.</w:t>
+              <w:t>Deve existir uma entrega de EPI com status Pendente para o funcionário autenticado</w:t>
             </w:r>
           </w:p>
         </w:tc>
@@ -11447,7 +11804,7 @@
       <w:tr>
         <w:tc>
           <w:tcPr>
-            <w:tcW w:w="1838" w:type="dxa"/>
+            <w:tcW w:w="1903" w:type="dxa"/>
             <w:gridSpan w:val="2"/>
           </w:tcPr>
           <w:p>
@@ -11482,7 +11839,7 @@
               </w:rPr>
             </w:pPr>
             <w:r>
-              <w:t>O registro do funcionário é criado no banco de dados com status ativo, habilitando-o a solicitar e receber EPIs.</w:t>
+              <w:t>O status da entrega é atualizado para Aceito ou Recusado no banco de dados e a ação é registrada no histórico</w:t>
             </w:r>
           </w:p>
         </w:tc>
@@ -11490,7 +11847,7 @@
       <w:tr>
         <w:tc>
           <w:tcPr>
-            <w:tcW w:w="8696" w:type="dxa"/>
+            <w:tcW w:w="8761" w:type="dxa"/>
             <w:gridSpan w:val="5"/>
           </w:tcPr>
           <w:p>
@@ -11517,7 +11874,7 @@
       <w:tr>
         <w:tc>
           <w:tcPr>
-            <w:tcW w:w="2901" w:type="dxa"/>
+            <w:tcW w:w="2966" w:type="dxa"/>
             <w:gridSpan w:val="3"/>
           </w:tcPr>
           <w:p>
@@ -11602,7 +11959,7 @@
       <w:tr>
         <w:tc>
           <w:tcPr>
-            <w:tcW w:w="2901" w:type="dxa"/>
+            <w:tcW w:w="2966" w:type="dxa"/>
             <w:gridSpan w:val="3"/>
           </w:tcPr>
           <w:p>
@@ -11616,8 +11973,28 @@
               <w:rPr>
                 <w:szCs w:val="24"/>
               </w:rPr>
-              <w:t>NF15.1 Idade mínima</w:t>
-            </w:r>
+              <w:t>NF15</w:t>
+            </w:r>
+            <w:r>
+              <w:rPr>
+                <w:szCs w:val="24"/>
+              </w:rPr>
+              <w:t xml:space="preserve">.1 </w:t>
+            </w:r>
+            <w:r>
+              <w:rPr>
+                <w:szCs w:val="24"/>
+              </w:rPr>
+              <w:t>Justificativa na recusa</w:t>
+            </w:r>
+          </w:p>
+          <w:p>
+            <w:pPr>
+              <w:spacing w:line="360" w:lineRule="auto"/>
+              <w:rPr>
+                <w:szCs w:val="24"/>
+              </w:rPr>
+            </w:pPr>
           </w:p>
         </w:tc>
         <w:tc>
@@ -11632,7 +12009,7 @@
               </w:rPr>
             </w:pPr>
             <w:r>
-              <w:t>O sistema não deve permitir o cadastro de funcionário com menos de 18 anos.</w:t>
+              <w:t>O sistema deve exigir o motivo quando o funcionário recusar o recebimento</w:t>
             </w:r>
           </w:p>
         </w:tc>
@@ -11651,7 +12028,7 @@
               <w:rPr>
                 <w:szCs w:val="24"/>
               </w:rPr>
-              <w:t>Produto</w:t>
+              <w:t>Usabilidade</w:t>
             </w:r>
           </w:p>
         </w:tc>
@@ -11659,7 +12036,7 @@
       <w:tr>
         <w:tc>
           <w:tcPr>
-            <w:tcW w:w="2901" w:type="dxa"/>
+            <w:tcW w:w="2966" w:type="dxa"/>
             <w:gridSpan w:val="3"/>
           </w:tcPr>
           <w:p>
@@ -11673,8 +12050,28 @@
               <w:rPr>
                 <w:szCs w:val="24"/>
               </w:rPr>
-              <w:t>NF15.2 Setor válido</w:t>
-            </w:r>
+              <w:t>NF15</w:t>
+            </w:r>
+            <w:r>
+              <w:rPr>
+                <w:szCs w:val="24"/>
+              </w:rPr>
+              <w:t xml:space="preserve">.2 </w:t>
+            </w:r>
+            <w:r>
+              <w:rPr>
+                <w:szCs w:val="24"/>
+              </w:rPr>
+              <w:t>Comprovação legal</w:t>
+            </w:r>
+          </w:p>
+          <w:p>
+            <w:pPr>
+              <w:spacing w:line="360" w:lineRule="auto"/>
+              <w:rPr>
+                <w:szCs w:val="24"/>
+              </w:rPr>
+            </w:pPr>
           </w:p>
         </w:tc>
         <w:tc>
@@ -11689,7 +12086,7 @@
               </w:rPr>
             </w:pPr>
             <w:r>
-              <w:t>O sistema deve aceitar apenas setores pertencentes à empresa do funcionário.</w:t>
+              <w:t>O registro do aceite serve como comprovação de que o funcionário recebeu o EPI, atendendo à NR-6</w:t>
             </w:r>
           </w:p>
         </w:tc>
@@ -11708,7 +12105,7 @@
               <w:rPr>
                 <w:szCs w:val="24"/>
               </w:rPr>
-              <w:t>Usabilidade</w:t>
+              <w:t>Confiabilidade</w:t>
             </w:r>
           </w:p>
         </w:tc>
@@ -11716,7 +12113,7 @@
       <w:tr>
         <w:tc>
           <w:tcPr>
-            <w:tcW w:w="2901" w:type="dxa"/>
+            <w:tcW w:w="2966" w:type="dxa"/>
             <w:gridSpan w:val="3"/>
           </w:tcPr>
           <w:p>
@@ -11730,8 +12127,17 @@
               <w:rPr>
                 <w:szCs w:val="24"/>
               </w:rPr>
-              <w:t>NF15.3 Cadastro único</w:t>
-            </w:r>
+              <w:lastRenderedPageBreak/>
+              <w:t>NF15.3 Registro histórico</w:t>
+            </w:r>
+          </w:p>
+          <w:p>
+            <w:pPr>
+              <w:spacing w:line="360" w:lineRule="auto"/>
+              <w:rPr>
+                <w:szCs w:val="24"/>
+              </w:rPr>
+            </w:pPr>
           </w:p>
         </w:tc>
         <w:tc>
@@ -11746,7 +12152,7 @@
               </w:rPr>
             </w:pPr>
             <w:r>
-              <w:t>O sistema não deve permitir que o funcionário conclua o cadastro mais de uma vez.</w:t>
+              <w:t>A confirmação ou recusa deve ser registrada no histórico do sistema</w:t>
             </w:r>
           </w:p>
         </w:tc>
@@ -11765,38 +12171,1595 @@
               <w:rPr>
                 <w:szCs w:val="24"/>
               </w:rPr>
-              <w:t>Segurança</w:t>
+              <w:t>Confiabilidade</w:t>
             </w:r>
           </w:p>
         </w:tc>
       </w:tr>
     </w:tbl>
-    <w:p>
-      <w:pPr>
-        <w:spacing w:line="360" w:lineRule="auto"/>
-        <w:jc w:val="both"/>
-        <w:rPr>
-          <w:szCs w:val="24"/>
-        </w:rPr>
-      </w:pPr>
-    </w:p>
-    <w:p>
-      <w:pPr>
-        <w:spacing w:line="360" w:lineRule="auto"/>
-        <w:jc w:val="both"/>
-        <w:rPr>
-          <w:b/>
-          <w:bCs/>
-          <w:szCs w:val="24"/>
-        </w:rPr>
-      </w:pPr>
-      <w:r>
-        <w:rPr>
-          <w:b/>
-          <w:bCs/>
-          <w:szCs w:val="24"/>
-        </w:rPr>
-        <w:lastRenderedPageBreak/>
+    <w:p/>
+    <w:p/>
+    <w:tbl>
+      <w:tblPr>
+        <w:tblStyle w:val="Tabelacomgrade"/>
+        <w:tblW w:w="0" w:type="auto"/>
+        <w:tblLook w:val="04A0" w:firstRow="1" w:lastRow="0" w:firstColumn="1" w:lastColumn="0" w:noHBand="0" w:noVBand="1"/>
+      </w:tblPr>
+      <w:tblGrid>
+        <w:gridCol w:w="1364"/>
+        <w:gridCol w:w="539"/>
+        <w:gridCol w:w="1063"/>
+        <w:gridCol w:w="3254"/>
+        <w:gridCol w:w="2541"/>
+      </w:tblGrid>
+      <w:tr>
+        <w:tc>
+          <w:tcPr>
+            <w:tcW w:w="1364" w:type="dxa"/>
+          </w:tcPr>
+          <w:p>
+            <w:pPr>
+              <w:spacing w:line="360" w:lineRule="auto"/>
+              <w:rPr>
+                <w:b/>
+                <w:bCs/>
+                <w:szCs w:val="24"/>
+              </w:rPr>
+            </w:pPr>
+            <w:r>
+              <w:rPr>
+                <w:b/>
+                <w:bCs/>
+                <w:szCs w:val="24"/>
+              </w:rPr>
+              <w:t>F16</w:t>
+            </w:r>
+          </w:p>
+        </w:tc>
+        <w:tc>
+          <w:tcPr>
+            <w:tcW w:w="7397" w:type="dxa"/>
+            <w:gridSpan w:val="4"/>
+          </w:tcPr>
+          <w:p>
+            <w:pPr>
+              <w:spacing w:line="360" w:lineRule="auto"/>
+              <w:rPr>
+                <w:szCs w:val="24"/>
+              </w:rPr>
+            </w:pPr>
+            <w:r>
+              <w:t>Reativar Funcionário</w:t>
+            </w:r>
+          </w:p>
+        </w:tc>
+      </w:tr>
+      <w:tr>
+        <w:tc>
+          <w:tcPr>
+            <w:tcW w:w="1364" w:type="dxa"/>
+          </w:tcPr>
+          <w:p>
+            <w:pPr>
+              <w:spacing w:line="360" w:lineRule="auto"/>
+              <w:rPr>
+                <w:b/>
+                <w:bCs/>
+                <w:szCs w:val="24"/>
+              </w:rPr>
+            </w:pPr>
+            <w:r>
+              <w:rPr>
+                <w:b/>
+                <w:bCs/>
+                <w:szCs w:val="24"/>
+              </w:rPr>
+              <w:t>Descrição</w:t>
+            </w:r>
+          </w:p>
+        </w:tc>
+        <w:tc>
+          <w:tcPr>
+            <w:tcW w:w="7397" w:type="dxa"/>
+            <w:gridSpan w:val="4"/>
+          </w:tcPr>
+          <w:p>
+            <w:pPr>
+              <w:spacing w:line="360" w:lineRule="auto"/>
+              <w:rPr>
+                <w:szCs w:val="24"/>
+              </w:rPr>
+            </w:pPr>
+            <w:r>
+              <w:t>Administrador reativa um funcionário previamente inativado, restaurando o seu acesso ao sistema</w:t>
+            </w:r>
+          </w:p>
+        </w:tc>
+      </w:tr>
+      <w:tr>
+        <w:tc>
+          <w:tcPr>
+            <w:tcW w:w="1903" w:type="dxa"/>
+            <w:gridSpan w:val="2"/>
+          </w:tcPr>
+          <w:p>
+            <w:pPr>
+              <w:spacing w:line="360" w:lineRule="auto"/>
+              <w:rPr>
+                <w:b/>
+                <w:bCs/>
+                <w:szCs w:val="24"/>
+              </w:rPr>
+            </w:pPr>
+            <w:r>
+              <w:rPr>
+                <w:b/>
+                <w:bCs/>
+                <w:szCs w:val="24"/>
+              </w:rPr>
+              <w:t>Pré-condição</w:t>
+            </w:r>
+          </w:p>
+        </w:tc>
+        <w:tc>
+          <w:tcPr>
+            <w:tcW w:w="6858" w:type="dxa"/>
+            <w:gridSpan w:val="3"/>
+          </w:tcPr>
+          <w:p>
+            <w:pPr>
+              <w:spacing w:line="360" w:lineRule="auto"/>
+              <w:rPr>
+                <w:szCs w:val="24"/>
+              </w:rPr>
+            </w:pPr>
+            <w:r>
+              <w:t>O funcionário deve estar cadastrado e inativo (status I) no sistema</w:t>
+            </w:r>
+          </w:p>
+        </w:tc>
+      </w:tr>
+      <w:tr>
+        <w:tc>
+          <w:tcPr>
+            <w:tcW w:w="1903" w:type="dxa"/>
+            <w:gridSpan w:val="2"/>
+          </w:tcPr>
+          <w:p>
+            <w:pPr>
+              <w:spacing w:line="360" w:lineRule="auto"/>
+              <w:rPr>
+                <w:b/>
+                <w:bCs/>
+                <w:szCs w:val="24"/>
+              </w:rPr>
+            </w:pPr>
+            <w:r>
+              <w:rPr>
+                <w:b/>
+                <w:bCs/>
+                <w:szCs w:val="24"/>
+              </w:rPr>
+              <w:t>Pós-condição</w:t>
+            </w:r>
+          </w:p>
+        </w:tc>
+        <w:tc>
+          <w:tcPr>
+            <w:tcW w:w="6858" w:type="dxa"/>
+            <w:gridSpan w:val="3"/>
+          </w:tcPr>
+          <w:p>
+            <w:pPr>
+              <w:spacing w:line="360" w:lineRule="auto"/>
+              <w:rPr>
+                <w:szCs w:val="24"/>
+              </w:rPr>
+            </w:pPr>
+            <w:r>
+              <w:t>O funcionário retorna ao status Ativo, o acesso ao sistema é desbloqueado e a ação é registrada no histórico</w:t>
+            </w:r>
+          </w:p>
+        </w:tc>
+      </w:tr>
+      <w:tr>
+        <w:tc>
+          <w:tcPr>
+            <w:tcW w:w="8761" w:type="dxa"/>
+            <w:gridSpan w:val="5"/>
+          </w:tcPr>
+          <w:p>
+            <w:pPr>
+              <w:spacing w:line="360" w:lineRule="auto"/>
+              <w:jc w:val="center"/>
+              <w:rPr>
+                <w:b/>
+                <w:bCs/>
+                <w:szCs w:val="24"/>
+              </w:rPr>
+            </w:pPr>
+            <w:r>
+              <w:rPr>
+                <w:b/>
+                <w:bCs/>
+                <w:szCs w:val="24"/>
+              </w:rPr>
+              <w:t>Requisitos Não Funcional</w:t>
+            </w:r>
+          </w:p>
+        </w:tc>
+      </w:tr>
+      <w:tr>
+        <w:tc>
+          <w:tcPr>
+            <w:tcW w:w="2966" w:type="dxa"/>
+            <w:gridSpan w:val="3"/>
+          </w:tcPr>
+          <w:p>
+            <w:pPr>
+              <w:spacing w:line="360" w:lineRule="auto"/>
+              <w:jc w:val="center"/>
+              <w:rPr>
+                <w:b/>
+                <w:bCs/>
+                <w:szCs w:val="24"/>
+              </w:rPr>
+            </w:pPr>
+            <w:proofErr w:type="spellStart"/>
+            <w:r>
+              <w:rPr>
+                <w:b/>
+                <w:bCs/>
+                <w:szCs w:val="24"/>
+              </w:rPr>
+              <w:t>Cód</w:t>
+            </w:r>
+            <w:proofErr w:type="spellEnd"/>
+            <w:r>
+              <w:rPr>
+                <w:b/>
+                <w:bCs/>
+                <w:szCs w:val="24"/>
+              </w:rPr>
+              <w:t>-Nome</w:t>
+            </w:r>
+          </w:p>
+        </w:tc>
+        <w:tc>
+          <w:tcPr>
+            <w:tcW w:w="3254" w:type="dxa"/>
+          </w:tcPr>
+          <w:p>
+            <w:pPr>
+              <w:spacing w:line="360" w:lineRule="auto"/>
+              <w:jc w:val="center"/>
+              <w:rPr>
+                <w:b/>
+                <w:bCs/>
+                <w:szCs w:val="24"/>
+              </w:rPr>
+            </w:pPr>
+            <w:r>
+              <w:rPr>
+                <w:b/>
+                <w:bCs/>
+                <w:szCs w:val="24"/>
+              </w:rPr>
+              <w:t>Descrição</w:t>
+            </w:r>
+          </w:p>
+        </w:tc>
+        <w:tc>
+          <w:tcPr>
+            <w:tcW w:w="2541" w:type="dxa"/>
+          </w:tcPr>
+          <w:p>
+            <w:pPr>
+              <w:spacing w:line="360" w:lineRule="auto"/>
+              <w:jc w:val="center"/>
+              <w:rPr>
+                <w:b/>
+                <w:bCs/>
+                <w:szCs w:val="24"/>
+              </w:rPr>
+            </w:pPr>
+            <w:r>
+              <w:rPr>
+                <w:b/>
+                <w:bCs/>
+                <w:szCs w:val="24"/>
+              </w:rPr>
+              <w:t>Categoria</w:t>
+            </w:r>
+          </w:p>
+        </w:tc>
+      </w:tr>
+      <w:tr>
+        <w:tc>
+          <w:tcPr>
+            <w:tcW w:w="2966" w:type="dxa"/>
+            <w:gridSpan w:val="3"/>
+          </w:tcPr>
+          <w:p>
+            <w:pPr>
+              <w:spacing w:line="360" w:lineRule="auto"/>
+              <w:rPr>
+                <w:szCs w:val="24"/>
+              </w:rPr>
+            </w:pPr>
+            <w:r>
+              <w:rPr>
+                <w:szCs w:val="24"/>
+              </w:rPr>
+              <w:t>NF16</w:t>
+            </w:r>
+            <w:r>
+              <w:rPr>
+                <w:szCs w:val="24"/>
+              </w:rPr>
+              <w:t xml:space="preserve">.1 </w:t>
+            </w:r>
+            <w:r>
+              <w:rPr>
+                <w:szCs w:val="24"/>
+              </w:rPr>
+              <w:t>Desbloqueio de acesso</w:t>
+            </w:r>
+          </w:p>
+          <w:p>
+            <w:pPr>
+              <w:spacing w:line="360" w:lineRule="auto"/>
+              <w:rPr>
+                <w:szCs w:val="24"/>
+              </w:rPr>
+            </w:pPr>
+          </w:p>
+        </w:tc>
+        <w:tc>
+          <w:tcPr>
+            <w:tcW w:w="3254" w:type="dxa"/>
+          </w:tcPr>
+          <w:p>
+            <w:pPr>
+              <w:spacing w:line="360" w:lineRule="auto"/>
+              <w:rPr>
+                <w:szCs w:val="24"/>
+              </w:rPr>
+            </w:pPr>
+            <w:r>
+              <w:t>A reativação deve restaurar o acesso do usuário vinculado ao funcionário</w:t>
+            </w:r>
+          </w:p>
+        </w:tc>
+        <w:tc>
+          <w:tcPr>
+            <w:tcW w:w="2541" w:type="dxa"/>
+          </w:tcPr>
+          <w:p>
+            <w:pPr>
+              <w:spacing w:line="360" w:lineRule="auto"/>
+              <w:rPr>
+                <w:szCs w:val="24"/>
+              </w:rPr>
+            </w:pPr>
+            <w:r>
+              <w:rPr>
+                <w:szCs w:val="24"/>
+              </w:rPr>
+              <w:t>Segurança</w:t>
+            </w:r>
+          </w:p>
+        </w:tc>
+      </w:tr>
+      <w:tr>
+        <w:tc>
+          <w:tcPr>
+            <w:tcW w:w="2966" w:type="dxa"/>
+            <w:gridSpan w:val="3"/>
+          </w:tcPr>
+          <w:p>
+            <w:pPr>
+              <w:spacing w:line="360" w:lineRule="auto"/>
+              <w:rPr>
+                <w:szCs w:val="24"/>
+              </w:rPr>
+            </w:pPr>
+            <w:r>
+              <w:rPr>
+                <w:szCs w:val="24"/>
+              </w:rPr>
+              <w:t>NF16</w:t>
+            </w:r>
+            <w:r>
+              <w:rPr>
+                <w:szCs w:val="24"/>
+              </w:rPr>
+              <w:t xml:space="preserve">.2 </w:t>
+            </w:r>
+            <w:r>
+              <w:rPr>
+                <w:szCs w:val="24"/>
+              </w:rPr>
+              <w:t>Confirmação</w:t>
+            </w:r>
+          </w:p>
+          <w:p>
+            <w:pPr>
+              <w:spacing w:line="360" w:lineRule="auto"/>
+              <w:rPr>
+                <w:szCs w:val="24"/>
+              </w:rPr>
+            </w:pPr>
+          </w:p>
+        </w:tc>
+        <w:tc>
+          <w:tcPr>
+            <w:tcW w:w="3254" w:type="dxa"/>
+          </w:tcPr>
+          <w:p>
+            <w:pPr>
+              <w:spacing w:line="360" w:lineRule="auto"/>
+              <w:rPr>
+                <w:szCs w:val="24"/>
+              </w:rPr>
+            </w:pPr>
+            <w:r>
+              <w:t>O sistema deve exigir confirmação explícita do administrador antes de reativar</w:t>
+            </w:r>
+          </w:p>
+        </w:tc>
+        <w:tc>
+          <w:tcPr>
+            <w:tcW w:w="2541" w:type="dxa"/>
+          </w:tcPr>
+          <w:p>
+            <w:pPr>
+              <w:spacing w:line="360" w:lineRule="auto"/>
+              <w:rPr>
+                <w:szCs w:val="24"/>
+              </w:rPr>
+            </w:pPr>
+            <w:r>
+              <w:rPr>
+                <w:szCs w:val="24"/>
+              </w:rPr>
+              <w:t>Usabilidade</w:t>
+            </w:r>
+          </w:p>
+        </w:tc>
+      </w:tr>
+      <w:tr>
+        <w:tc>
+          <w:tcPr>
+            <w:tcW w:w="2966" w:type="dxa"/>
+            <w:gridSpan w:val="3"/>
+          </w:tcPr>
+          <w:p>
+            <w:pPr>
+              <w:spacing w:line="360" w:lineRule="auto"/>
+              <w:rPr>
+                <w:szCs w:val="24"/>
+              </w:rPr>
+            </w:pPr>
+            <w:r>
+              <w:rPr>
+                <w:szCs w:val="24"/>
+              </w:rPr>
+              <w:t>NF16.3 Registro histórico</w:t>
+            </w:r>
+          </w:p>
+          <w:p>
+            <w:pPr>
+              <w:spacing w:line="360" w:lineRule="auto"/>
+              <w:rPr>
+                <w:szCs w:val="24"/>
+              </w:rPr>
+            </w:pPr>
+          </w:p>
+        </w:tc>
+        <w:tc>
+          <w:tcPr>
+            <w:tcW w:w="3254" w:type="dxa"/>
+          </w:tcPr>
+          <w:p>
+            <w:pPr>
+              <w:spacing w:line="360" w:lineRule="auto"/>
+              <w:rPr>
+                <w:szCs w:val="24"/>
+              </w:rPr>
+            </w:pPr>
+            <w:r>
+              <w:t>A reativação deve ser registrada no histórico do sistema</w:t>
+            </w:r>
+          </w:p>
+        </w:tc>
+        <w:tc>
+          <w:tcPr>
+            <w:tcW w:w="2541" w:type="dxa"/>
+          </w:tcPr>
+          <w:p>
+            <w:pPr>
+              <w:spacing w:line="360" w:lineRule="auto"/>
+              <w:rPr>
+                <w:szCs w:val="24"/>
+              </w:rPr>
+            </w:pPr>
+            <w:r>
+              <w:rPr>
+                <w:szCs w:val="24"/>
+              </w:rPr>
+              <w:t>Confiabilidade</w:t>
+            </w:r>
+          </w:p>
+        </w:tc>
+      </w:tr>
+    </w:tbl>
+    <w:p/>
+    <w:tbl>
+      <w:tblPr>
+        <w:tblStyle w:val="Tabelacomgrade"/>
+        <w:tblW w:w="0" w:type="auto"/>
+        <w:tblLook w:val="04A0" w:firstRow="1" w:lastRow="0" w:firstColumn="1" w:lastColumn="0" w:noHBand="0" w:noVBand="1"/>
+      </w:tblPr>
+      <w:tblGrid>
+        <w:gridCol w:w="1364"/>
+        <w:gridCol w:w="539"/>
+        <w:gridCol w:w="1063"/>
+        <w:gridCol w:w="3254"/>
+        <w:gridCol w:w="2541"/>
+      </w:tblGrid>
+      <w:tr>
+        <w:tc>
+          <w:tcPr>
+            <w:tcW w:w="1364" w:type="dxa"/>
+          </w:tcPr>
+          <w:p>
+            <w:pPr>
+              <w:spacing w:line="360" w:lineRule="auto"/>
+              <w:rPr>
+                <w:b/>
+                <w:bCs/>
+                <w:szCs w:val="24"/>
+              </w:rPr>
+            </w:pPr>
+            <w:r>
+              <w:rPr>
+                <w:b/>
+                <w:bCs/>
+                <w:szCs w:val="24"/>
+              </w:rPr>
+              <w:t>F17</w:t>
+            </w:r>
+          </w:p>
+        </w:tc>
+        <w:tc>
+          <w:tcPr>
+            <w:tcW w:w="7397" w:type="dxa"/>
+            <w:gridSpan w:val="4"/>
+          </w:tcPr>
+          <w:p>
+            <w:pPr>
+              <w:spacing w:line="360" w:lineRule="auto"/>
+              <w:rPr>
+                <w:szCs w:val="24"/>
+              </w:rPr>
+            </w:pPr>
+            <w:r>
+              <w:t>Editar EPI</w:t>
+            </w:r>
+          </w:p>
+        </w:tc>
+      </w:tr>
+      <w:tr>
+        <w:tc>
+          <w:tcPr>
+            <w:tcW w:w="1364" w:type="dxa"/>
+          </w:tcPr>
+          <w:p>
+            <w:pPr>
+              <w:spacing w:line="360" w:lineRule="auto"/>
+              <w:rPr>
+                <w:b/>
+                <w:bCs/>
+                <w:szCs w:val="24"/>
+              </w:rPr>
+            </w:pPr>
+            <w:r>
+              <w:rPr>
+                <w:b/>
+                <w:bCs/>
+                <w:szCs w:val="24"/>
+              </w:rPr>
+              <w:t>Descrição</w:t>
+            </w:r>
+          </w:p>
+        </w:tc>
+        <w:tc>
+          <w:tcPr>
+            <w:tcW w:w="7397" w:type="dxa"/>
+            <w:gridSpan w:val="4"/>
+          </w:tcPr>
+          <w:p>
+            <w:pPr>
+              <w:spacing w:line="360" w:lineRule="auto"/>
+              <w:rPr>
+                <w:szCs w:val="24"/>
+              </w:rPr>
+            </w:pPr>
+            <w:r>
+              <w:t>Administrador edita os dados de um EPI já cadastrado (nome, tamanho, descrição, CA, validade do CA, categoria e setores vinculados)</w:t>
+            </w:r>
+          </w:p>
+        </w:tc>
+      </w:tr>
+      <w:tr>
+        <w:tc>
+          <w:tcPr>
+            <w:tcW w:w="1903" w:type="dxa"/>
+            <w:gridSpan w:val="2"/>
+          </w:tcPr>
+          <w:p>
+            <w:pPr>
+              <w:spacing w:line="360" w:lineRule="auto"/>
+              <w:rPr>
+                <w:b/>
+                <w:bCs/>
+                <w:szCs w:val="24"/>
+              </w:rPr>
+            </w:pPr>
+            <w:r>
+              <w:rPr>
+                <w:b/>
+                <w:bCs/>
+                <w:szCs w:val="24"/>
+              </w:rPr>
+              <w:t>Pré-condição</w:t>
+            </w:r>
+          </w:p>
+        </w:tc>
+        <w:tc>
+          <w:tcPr>
+            <w:tcW w:w="6858" w:type="dxa"/>
+            <w:gridSpan w:val="3"/>
+          </w:tcPr>
+          <w:p>
+            <w:pPr>
+              <w:spacing w:line="360" w:lineRule="auto"/>
+              <w:rPr>
+                <w:szCs w:val="24"/>
+              </w:rPr>
+            </w:pPr>
+            <w:r>
+              <w:t>Usuário autenticado como administrador e o EPI deve estar cadastrado e ativo</w:t>
+            </w:r>
+          </w:p>
+        </w:tc>
+      </w:tr>
+      <w:tr>
+        <w:tc>
+          <w:tcPr>
+            <w:tcW w:w="1903" w:type="dxa"/>
+            <w:gridSpan w:val="2"/>
+          </w:tcPr>
+          <w:p>
+            <w:pPr>
+              <w:spacing w:line="360" w:lineRule="auto"/>
+              <w:rPr>
+                <w:b/>
+                <w:bCs/>
+                <w:szCs w:val="24"/>
+              </w:rPr>
+            </w:pPr>
+            <w:r>
+              <w:rPr>
+                <w:b/>
+                <w:bCs/>
+                <w:szCs w:val="24"/>
+              </w:rPr>
+              <w:t>Pós-condição</w:t>
+            </w:r>
+          </w:p>
+        </w:tc>
+        <w:tc>
+          <w:tcPr>
+            <w:tcW w:w="6858" w:type="dxa"/>
+            <w:gridSpan w:val="3"/>
+          </w:tcPr>
+          <w:p>
+            <w:pPr>
+              <w:spacing w:line="360" w:lineRule="auto"/>
+              <w:rPr>
+                <w:szCs w:val="24"/>
+              </w:rPr>
+            </w:pPr>
+            <w:r>
+              <w:t>Os dados do EPI são atualizados no banco de dados e a alteração é registrada no histórico</w:t>
+            </w:r>
+          </w:p>
+        </w:tc>
+      </w:tr>
+      <w:tr>
+        <w:tc>
+          <w:tcPr>
+            <w:tcW w:w="8761" w:type="dxa"/>
+            <w:gridSpan w:val="5"/>
+          </w:tcPr>
+          <w:p>
+            <w:pPr>
+              <w:spacing w:line="360" w:lineRule="auto"/>
+              <w:jc w:val="center"/>
+              <w:rPr>
+                <w:b/>
+                <w:bCs/>
+                <w:szCs w:val="24"/>
+              </w:rPr>
+            </w:pPr>
+            <w:r>
+              <w:rPr>
+                <w:b/>
+                <w:bCs/>
+                <w:szCs w:val="24"/>
+              </w:rPr>
+              <w:lastRenderedPageBreak/>
+              <w:t>Requisitos Não Funcional</w:t>
+            </w:r>
+          </w:p>
+        </w:tc>
+      </w:tr>
+      <w:tr>
+        <w:tc>
+          <w:tcPr>
+            <w:tcW w:w="2966" w:type="dxa"/>
+            <w:gridSpan w:val="3"/>
+          </w:tcPr>
+          <w:p>
+            <w:pPr>
+              <w:spacing w:line="360" w:lineRule="auto"/>
+              <w:jc w:val="center"/>
+              <w:rPr>
+                <w:b/>
+                <w:bCs/>
+                <w:szCs w:val="24"/>
+              </w:rPr>
+            </w:pPr>
+            <w:proofErr w:type="spellStart"/>
+            <w:r>
+              <w:rPr>
+                <w:b/>
+                <w:bCs/>
+                <w:szCs w:val="24"/>
+              </w:rPr>
+              <w:t>Cód</w:t>
+            </w:r>
+            <w:proofErr w:type="spellEnd"/>
+            <w:r>
+              <w:rPr>
+                <w:b/>
+                <w:bCs/>
+                <w:szCs w:val="24"/>
+              </w:rPr>
+              <w:t>-Nome</w:t>
+            </w:r>
+          </w:p>
+        </w:tc>
+        <w:tc>
+          <w:tcPr>
+            <w:tcW w:w="3254" w:type="dxa"/>
+          </w:tcPr>
+          <w:p>
+            <w:pPr>
+              <w:spacing w:line="360" w:lineRule="auto"/>
+              <w:jc w:val="center"/>
+              <w:rPr>
+                <w:b/>
+                <w:bCs/>
+                <w:szCs w:val="24"/>
+              </w:rPr>
+            </w:pPr>
+            <w:r>
+              <w:rPr>
+                <w:b/>
+                <w:bCs/>
+                <w:szCs w:val="24"/>
+              </w:rPr>
+              <w:t>Descrição</w:t>
+            </w:r>
+          </w:p>
+        </w:tc>
+        <w:tc>
+          <w:tcPr>
+            <w:tcW w:w="2541" w:type="dxa"/>
+          </w:tcPr>
+          <w:p>
+            <w:pPr>
+              <w:spacing w:line="360" w:lineRule="auto"/>
+              <w:jc w:val="center"/>
+              <w:rPr>
+                <w:b/>
+                <w:bCs/>
+                <w:szCs w:val="24"/>
+              </w:rPr>
+            </w:pPr>
+            <w:r>
+              <w:rPr>
+                <w:b/>
+                <w:bCs/>
+                <w:szCs w:val="24"/>
+              </w:rPr>
+              <w:t>Categoria</w:t>
+            </w:r>
+          </w:p>
+        </w:tc>
+      </w:tr>
+      <w:tr>
+        <w:tc>
+          <w:tcPr>
+            <w:tcW w:w="2966" w:type="dxa"/>
+            <w:gridSpan w:val="3"/>
+          </w:tcPr>
+          <w:p>
+            <w:pPr>
+              <w:spacing w:line="360" w:lineRule="auto"/>
+              <w:rPr>
+                <w:szCs w:val="24"/>
+              </w:rPr>
+            </w:pPr>
+            <w:r>
+              <w:rPr>
+                <w:szCs w:val="24"/>
+              </w:rPr>
+              <w:t>NF17.1 Validação de dados</w:t>
+            </w:r>
+          </w:p>
+        </w:tc>
+        <w:tc>
+          <w:tcPr>
+            <w:tcW w:w="3254" w:type="dxa"/>
+          </w:tcPr>
+          <w:p>
+            <w:pPr>
+              <w:spacing w:line="360" w:lineRule="auto"/>
+              <w:rPr>
+                <w:szCs w:val="24"/>
+              </w:rPr>
+            </w:pPr>
+            <w:r>
+              <w:t>O sistema deve validar todos os campos obrigatórios.</w:t>
+            </w:r>
+          </w:p>
+        </w:tc>
+        <w:tc>
+          <w:tcPr>
+            <w:tcW w:w="2541" w:type="dxa"/>
+          </w:tcPr>
+          <w:p>
+            <w:pPr>
+              <w:spacing w:line="360" w:lineRule="auto"/>
+              <w:rPr>
+                <w:szCs w:val="24"/>
+              </w:rPr>
+            </w:pPr>
+            <w:r>
+              <w:rPr>
+                <w:szCs w:val="24"/>
+              </w:rPr>
+              <w:t>Usabilidade</w:t>
+            </w:r>
+          </w:p>
+        </w:tc>
+      </w:tr>
+      <w:tr>
+        <w:tc>
+          <w:tcPr>
+            <w:tcW w:w="2966" w:type="dxa"/>
+            <w:gridSpan w:val="3"/>
+          </w:tcPr>
+          <w:p>
+            <w:pPr>
+              <w:spacing w:line="360" w:lineRule="auto"/>
+              <w:rPr>
+                <w:szCs w:val="24"/>
+              </w:rPr>
+            </w:pPr>
+            <w:r>
+              <w:rPr>
+                <w:szCs w:val="24"/>
+              </w:rPr>
+              <w:t>NF17.2 Unicidade CA + tamanho</w:t>
+            </w:r>
+          </w:p>
+        </w:tc>
+        <w:tc>
+          <w:tcPr>
+            <w:tcW w:w="3254" w:type="dxa"/>
+          </w:tcPr>
+          <w:p>
+            <w:pPr>
+              <w:spacing w:line="360" w:lineRule="auto"/>
+              <w:rPr>
+                <w:szCs w:val="24"/>
+              </w:rPr>
+            </w:pPr>
+            <w:r>
+              <w:t>O sistema não deve permitir salvar um EPI com CA e tamanho iguais aos de outro EPI da mesma empresa.</w:t>
+            </w:r>
+          </w:p>
+        </w:tc>
+        <w:tc>
+          <w:tcPr>
+            <w:tcW w:w="2541" w:type="dxa"/>
+          </w:tcPr>
+          <w:p>
+            <w:pPr>
+              <w:spacing w:line="360" w:lineRule="auto"/>
+              <w:rPr>
+                <w:szCs w:val="24"/>
+              </w:rPr>
+            </w:pPr>
+            <w:r>
+              <w:rPr>
+                <w:szCs w:val="24"/>
+              </w:rPr>
+              <w:t>Segurança</w:t>
+            </w:r>
+          </w:p>
+        </w:tc>
+      </w:tr>
+      <w:tr>
+        <w:tc>
+          <w:tcPr>
+            <w:tcW w:w="2966" w:type="dxa"/>
+            <w:gridSpan w:val="3"/>
+          </w:tcPr>
+          <w:p>
+            <w:pPr>
+              <w:spacing w:line="360" w:lineRule="auto"/>
+              <w:rPr>
+                <w:szCs w:val="24"/>
+              </w:rPr>
+            </w:pPr>
+            <w:r>
+              <w:rPr>
+                <w:szCs w:val="24"/>
+              </w:rPr>
+              <w:t>NF17.3 Registro histórico</w:t>
+            </w:r>
+          </w:p>
+        </w:tc>
+        <w:tc>
+          <w:tcPr>
+            <w:tcW w:w="3254" w:type="dxa"/>
+          </w:tcPr>
+          <w:p>
+            <w:pPr>
+              <w:spacing w:line="360" w:lineRule="auto"/>
+              <w:rPr>
+                <w:szCs w:val="24"/>
+              </w:rPr>
+            </w:pPr>
+            <w:r>
+              <w:t>A edição deve ser registrada no histórico do sistema.</w:t>
+            </w:r>
+          </w:p>
+        </w:tc>
+        <w:tc>
+          <w:tcPr>
+            <w:tcW w:w="2541" w:type="dxa"/>
+          </w:tcPr>
+          <w:p>
+            <w:pPr>
+              <w:spacing w:line="360" w:lineRule="auto"/>
+              <w:rPr>
+                <w:szCs w:val="24"/>
+              </w:rPr>
+            </w:pPr>
+            <w:r>
+              <w:rPr>
+                <w:szCs w:val="24"/>
+              </w:rPr>
+              <w:t>Confiabilidade</w:t>
+            </w:r>
+          </w:p>
+        </w:tc>
+      </w:tr>
+    </w:tbl>
+    <w:p/>
+    <w:p/>
+    <w:tbl>
+      <w:tblPr>
+        <w:tblStyle w:val="Tabelacomgrade"/>
+        <w:tblW w:w="0" w:type="auto"/>
+        <w:tblLook w:val="04A0" w:firstRow="1" w:lastRow="0" w:firstColumn="1" w:lastColumn="0" w:noHBand="0" w:noVBand="1"/>
+      </w:tblPr>
+      <w:tblGrid>
+        <w:gridCol w:w="1364"/>
+        <w:gridCol w:w="539"/>
+        <w:gridCol w:w="1063"/>
+        <w:gridCol w:w="3254"/>
+        <w:gridCol w:w="2541"/>
+      </w:tblGrid>
+      <w:tr>
+        <w:tc>
+          <w:tcPr>
+            <w:tcW w:w="1364" w:type="dxa"/>
+          </w:tcPr>
+          <w:p>
+            <w:pPr>
+              <w:spacing w:line="360" w:lineRule="auto"/>
+              <w:rPr>
+                <w:b/>
+                <w:bCs/>
+                <w:szCs w:val="24"/>
+              </w:rPr>
+            </w:pPr>
+            <w:r>
+              <w:rPr>
+                <w:b/>
+                <w:bCs/>
+                <w:szCs w:val="24"/>
+              </w:rPr>
+              <w:t>F18</w:t>
+            </w:r>
+          </w:p>
+        </w:tc>
+        <w:tc>
+          <w:tcPr>
+            <w:tcW w:w="7397" w:type="dxa"/>
+            <w:gridSpan w:val="4"/>
+          </w:tcPr>
+          <w:p>
+            <w:pPr>
+              <w:spacing w:line="360" w:lineRule="auto"/>
+              <w:rPr>
+                <w:szCs w:val="24"/>
+              </w:rPr>
+            </w:pPr>
+            <w:r>
+              <w:t>Importar EPIs em Lote</w:t>
+            </w:r>
+          </w:p>
+        </w:tc>
+      </w:tr>
+      <w:tr>
+        <w:tc>
+          <w:tcPr>
+            <w:tcW w:w="1364" w:type="dxa"/>
+          </w:tcPr>
+          <w:p>
+            <w:pPr>
+              <w:spacing w:line="360" w:lineRule="auto"/>
+              <w:rPr>
+                <w:b/>
+                <w:bCs/>
+                <w:szCs w:val="24"/>
+              </w:rPr>
+            </w:pPr>
+            <w:r>
+              <w:rPr>
+                <w:b/>
+                <w:bCs/>
+                <w:szCs w:val="24"/>
+              </w:rPr>
+              <w:t>Descrição</w:t>
+            </w:r>
+          </w:p>
+        </w:tc>
+        <w:tc>
+          <w:tcPr>
+            <w:tcW w:w="7397" w:type="dxa"/>
+            <w:gridSpan w:val="4"/>
+          </w:tcPr>
+          <w:p>
+            <w:pPr>
+              <w:spacing w:line="360" w:lineRule="auto"/>
+              <w:rPr>
+                <w:szCs w:val="24"/>
+              </w:rPr>
+            </w:pPr>
+            <w:r>
+              <w:t>Administrador importa vários EPIs de uma vez a partir de uma planilha (CSV), evitando o cadastro manual um a um</w:t>
+            </w:r>
+          </w:p>
+        </w:tc>
+      </w:tr>
+      <w:tr>
+        <w:tc>
+          <w:tcPr>
+            <w:tcW w:w="1903" w:type="dxa"/>
+            <w:gridSpan w:val="2"/>
+          </w:tcPr>
+          <w:p>
+            <w:pPr>
+              <w:spacing w:line="360" w:lineRule="auto"/>
+              <w:rPr>
+                <w:b/>
+                <w:bCs/>
+                <w:szCs w:val="24"/>
+              </w:rPr>
+            </w:pPr>
+            <w:r>
+              <w:rPr>
+                <w:b/>
+                <w:bCs/>
+                <w:szCs w:val="24"/>
+              </w:rPr>
+              <w:t>Pré-condição</w:t>
+            </w:r>
+          </w:p>
+        </w:tc>
+        <w:tc>
+          <w:tcPr>
+            <w:tcW w:w="6858" w:type="dxa"/>
+            <w:gridSpan w:val="3"/>
+          </w:tcPr>
+          <w:p>
+            <w:pPr>
+              <w:spacing w:line="360" w:lineRule="auto"/>
+              <w:rPr>
+                <w:szCs w:val="24"/>
+              </w:rPr>
+            </w:pPr>
+            <w:r>
+              <w:t>Usuário autenticado como administrador e com empresa cadastrada; a planilha deve seguir o modelo fornecido</w:t>
+            </w:r>
+          </w:p>
+        </w:tc>
+      </w:tr>
+      <w:tr>
+        <w:tc>
+          <w:tcPr>
+            <w:tcW w:w="1903" w:type="dxa"/>
+            <w:gridSpan w:val="2"/>
+          </w:tcPr>
+          <w:p>
+            <w:pPr>
+              <w:spacing w:line="360" w:lineRule="auto"/>
+              <w:rPr>
+                <w:b/>
+                <w:bCs/>
+                <w:szCs w:val="24"/>
+              </w:rPr>
+            </w:pPr>
+            <w:r>
+              <w:rPr>
+                <w:b/>
+                <w:bCs/>
+                <w:szCs w:val="24"/>
+              </w:rPr>
+              <w:t>Pós-condição</w:t>
+            </w:r>
+          </w:p>
+        </w:tc>
+        <w:tc>
+          <w:tcPr>
+            <w:tcW w:w="6858" w:type="dxa"/>
+            <w:gridSpan w:val="3"/>
+          </w:tcPr>
+          <w:p>
+            <w:pPr>
+              <w:spacing w:line="360" w:lineRule="auto"/>
+              <w:rPr>
+                <w:szCs w:val="24"/>
+              </w:rPr>
+            </w:pPr>
+            <w:r>
+              <w:t>Os EPIs válidos são cadastrados no banco de dados (com estoque inicial) e o sistema exibe um relatório com a quantidade importada e os erros por linha</w:t>
+            </w:r>
+          </w:p>
+        </w:tc>
+      </w:tr>
+      <w:tr>
+        <w:tc>
+          <w:tcPr>
+            <w:tcW w:w="8761" w:type="dxa"/>
+            <w:gridSpan w:val="5"/>
+          </w:tcPr>
+          <w:p>
+            <w:pPr>
+              <w:spacing w:line="360" w:lineRule="auto"/>
+              <w:jc w:val="center"/>
+              <w:rPr>
+                <w:b/>
+                <w:bCs/>
+                <w:szCs w:val="24"/>
+              </w:rPr>
+            </w:pPr>
+            <w:r>
+              <w:rPr>
+                <w:b/>
+                <w:bCs/>
+                <w:szCs w:val="24"/>
+              </w:rPr>
+              <w:t>Requisitos Não Funcional</w:t>
+            </w:r>
+          </w:p>
+        </w:tc>
+      </w:tr>
+      <w:tr>
+        <w:tc>
+          <w:tcPr>
+            <w:tcW w:w="2966" w:type="dxa"/>
+            <w:gridSpan w:val="3"/>
+          </w:tcPr>
+          <w:p>
+            <w:pPr>
+              <w:spacing w:line="360" w:lineRule="auto"/>
+              <w:jc w:val="center"/>
+              <w:rPr>
+                <w:b/>
+                <w:bCs/>
+                <w:szCs w:val="24"/>
+              </w:rPr>
+            </w:pPr>
+            <w:proofErr w:type="spellStart"/>
+            <w:r>
+              <w:rPr>
+                <w:b/>
+                <w:bCs/>
+                <w:szCs w:val="24"/>
+              </w:rPr>
+              <w:t>Cód</w:t>
+            </w:r>
+            <w:proofErr w:type="spellEnd"/>
+            <w:r>
+              <w:rPr>
+                <w:b/>
+                <w:bCs/>
+                <w:szCs w:val="24"/>
+              </w:rPr>
+              <w:t>-Nome</w:t>
+            </w:r>
+          </w:p>
+        </w:tc>
+        <w:tc>
+          <w:tcPr>
+            <w:tcW w:w="3254" w:type="dxa"/>
+          </w:tcPr>
+          <w:p>
+            <w:pPr>
+              <w:spacing w:line="360" w:lineRule="auto"/>
+              <w:jc w:val="center"/>
+              <w:rPr>
+                <w:b/>
+                <w:bCs/>
+                <w:szCs w:val="24"/>
+              </w:rPr>
+            </w:pPr>
+            <w:r>
+              <w:rPr>
+                <w:b/>
+                <w:bCs/>
+                <w:szCs w:val="24"/>
+              </w:rPr>
+              <w:t>Descrição</w:t>
+            </w:r>
+          </w:p>
+        </w:tc>
+        <w:tc>
+          <w:tcPr>
+            <w:tcW w:w="2541" w:type="dxa"/>
+          </w:tcPr>
+          <w:p>
+            <w:pPr>
+              <w:spacing w:line="360" w:lineRule="auto"/>
+              <w:jc w:val="center"/>
+              <w:rPr>
+                <w:b/>
+                <w:bCs/>
+                <w:szCs w:val="24"/>
+              </w:rPr>
+            </w:pPr>
+            <w:r>
+              <w:rPr>
+                <w:b/>
+                <w:bCs/>
+                <w:szCs w:val="24"/>
+              </w:rPr>
+              <w:t>Categoria</w:t>
+            </w:r>
+          </w:p>
+        </w:tc>
+      </w:tr>
+      <w:tr>
+        <w:tc>
+          <w:tcPr>
+            <w:tcW w:w="2966" w:type="dxa"/>
+            <w:gridSpan w:val="3"/>
+          </w:tcPr>
+          <w:p>
+            <w:pPr>
+              <w:spacing w:line="360" w:lineRule="auto"/>
+              <w:rPr>
+                <w:szCs w:val="24"/>
+              </w:rPr>
+            </w:pPr>
+            <w:r>
+              <w:rPr>
+                <w:szCs w:val="24"/>
+              </w:rPr>
+              <w:t>NF1</w:t>
+            </w:r>
+            <w:r>
+              <w:rPr>
+                <w:szCs w:val="24"/>
+              </w:rPr>
+              <w:t>8</w:t>
+            </w:r>
+            <w:r>
+              <w:rPr>
+                <w:szCs w:val="24"/>
+              </w:rPr>
+              <w:t xml:space="preserve">.1 Validação </w:t>
+            </w:r>
+            <w:r>
+              <w:rPr>
+                <w:szCs w:val="24"/>
+              </w:rPr>
+              <w:t>por linha</w:t>
+            </w:r>
+          </w:p>
+        </w:tc>
+        <w:tc>
+          <w:tcPr>
+            <w:tcW w:w="3254" w:type="dxa"/>
+          </w:tcPr>
+          <w:p>
+            <w:pPr>
+              <w:spacing w:line="360" w:lineRule="auto"/>
+              <w:rPr>
+                <w:szCs w:val="24"/>
+              </w:rPr>
+            </w:pPr>
+            <w:r>
+              <w:t xml:space="preserve">O sistema deve validar cada linha da planilha (campos obrigatórios, categoria da NR-6 e unicidade </w:t>
+            </w:r>
+            <w:proofErr w:type="spellStart"/>
+            <w:r>
+              <w:t>CA+tamanho</w:t>
+            </w:r>
+            <w:proofErr w:type="spellEnd"/>
+            <w:r>
+              <w:t>), importando apenas as válidas.</w:t>
+            </w:r>
+          </w:p>
+        </w:tc>
+        <w:tc>
+          <w:tcPr>
+            <w:tcW w:w="2541" w:type="dxa"/>
+          </w:tcPr>
+          <w:p>
+            <w:pPr>
+              <w:spacing w:line="360" w:lineRule="auto"/>
+              <w:rPr>
+                <w:szCs w:val="24"/>
+              </w:rPr>
+            </w:pPr>
+            <w:r>
+              <w:rPr>
+                <w:szCs w:val="24"/>
+              </w:rPr>
+              <w:t>Segurança</w:t>
+            </w:r>
+          </w:p>
+        </w:tc>
+      </w:tr>
+      <w:tr>
+        <w:tc>
+          <w:tcPr>
+            <w:tcW w:w="2966" w:type="dxa"/>
+            <w:gridSpan w:val="3"/>
+          </w:tcPr>
+          <w:p>
+            <w:pPr>
+              <w:spacing w:line="360" w:lineRule="auto"/>
+              <w:rPr>
+                <w:szCs w:val="24"/>
+              </w:rPr>
+            </w:pPr>
+            <w:r>
+              <w:rPr>
+                <w:szCs w:val="24"/>
+              </w:rPr>
+              <w:t>NF1</w:t>
+            </w:r>
+            <w:r>
+              <w:rPr>
+                <w:szCs w:val="24"/>
+              </w:rPr>
+              <w:t>8</w:t>
+            </w:r>
+            <w:r>
+              <w:rPr>
+                <w:szCs w:val="24"/>
+              </w:rPr>
+              <w:t xml:space="preserve">.2 </w:t>
+            </w:r>
+            <w:r>
+              <w:rPr>
+                <w:szCs w:val="24"/>
+              </w:rPr>
+              <w:t>Relatório de importação</w:t>
+            </w:r>
+          </w:p>
+        </w:tc>
+        <w:tc>
+          <w:tcPr>
+            <w:tcW w:w="3254" w:type="dxa"/>
+          </w:tcPr>
+          <w:p>
+            <w:pPr>
+              <w:spacing w:line="360" w:lineRule="auto"/>
+              <w:rPr>
+                <w:szCs w:val="24"/>
+              </w:rPr>
+            </w:pPr>
+            <w:r>
+              <w:t>O sistema deve informar quantas linhas foram importadas e listar os erros indicando o número da linha e o motivo.</w:t>
+            </w:r>
+          </w:p>
+        </w:tc>
+        <w:tc>
+          <w:tcPr>
+            <w:tcW w:w="2541" w:type="dxa"/>
+          </w:tcPr>
+          <w:p>
+            <w:pPr>
+              <w:spacing w:line="360" w:lineRule="auto"/>
+              <w:rPr>
+                <w:szCs w:val="24"/>
+              </w:rPr>
+            </w:pPr>
+            <w:r>
+              <w:rPr>
+                <w:szCs w:val="24"/>
+              </w:rPr>
+              <w:t>Usabilidade</w:t>
+            </w:r>
+          </w:p>
+        </w:tc>
+      </w:tr>
+      <w:tr>
+        <w:tc>
+          <w:tcPr>
+            <w:tcW w:w="2966" w:type="dxa"/>
+            <w:gridSpan w:val="3"/>
+          </w:tcPr>
+          <w:p>
+            <w:pPr>
+              <w:spacing w:line="360" w:lineRule="auto"/>
+              <w:rPr>
+                <w:szCs w:val="24"/>
+              </w:rPr>
+            </w:pPr>
+            <w:r>
+              <w:rPr>
+                <w:szCs w:val="24"/>
+              </w:rPr>
+              <w:lastRenderedPageBreak/>
+              <w:t>NF1</w:t>
+            </w:r>
+            <w:r>
+              <w:rPr>
+                <w:szCs w:val="24"/>
+              </w:rPr>
+              <w:t>8</w:t>
+            </w:r>
+            <w:r>
+              <w:rPr>
+                <w:szCs w:val="24"/>
+              </w:rPr>
+              <w:t xml:space="preserve">.3 </w:t>
+            </w:r>
+            <w:r>
+              <w:rPr>
+                <w:szCs w:val="24"/>
+              </w:rPr>
+              <w:t>Modelo de planilha</w:t>
+            </w:r>
+          </w:p>
+        </w:tc>
+        <w:tc>
+          <w:tcPr>
+            <w:tcW w:w="3254" w:type="dxa"/>
+          </w:tcPr>
+          <w:p>
+            <w:pPr>
+              <w:spacing w:line="360" w:lineRule="auto"/>
+              <w:rPr>
+                <w:szCs w:val="24"/>
+              </w:rPr>
+            </w:pPr>
+            <w:r>
+              <w:t>O sistema deve disponibilizar um modelo de planilha (CSV) para download com as colunas esperadas.</w:t>
+            </w:r>
+          </w:p>
+        </w:tc>
+        <w:tc>
+          <w:tcPr>
+            <w:tcW w:w="2541" w:type="dxa"/>
+          </w:tcPr>
+          <w:p>
+            <w:pPr>
+              <w:spacing w:line="360" w:lineRule="auto"/>
+              <w:rPr>
+                <w:szCs w:val="24"/>
+              </w:rPr>
+            </w:pPr>
+            <w:r>
+              <w:rPr>
+                <w:szCs w:val="24"/>
+              </w:rPr>
+              <w:t>Usabilidade</w:t>
+            </w:r>
+          </w:p>
+        </w:tc>
+      </w:tr>
+    </w:tbl>
+    <w:p/>
+    <w:p>
+      <w:pPr>
+        <w:spacing w:line="360" w:lineRule="auto"/>
+        <w:rPr>
+          <w:szCs w:val="24"/>
+        </w:rPr>
+      </w:pPr>
+    </w:p>
+    <w:p>
+      <w:pPr>
+        <w:spacing w:line="360" w:lineRule="auto"/>
+        <w:rPr>
+          <w:szCs w:val="24"/>
+        </w:rPr>
+      </w:pPr>
+    </w:p>
+    <w:p>
+      <w:pPr>
+        <w:spacing w:line="360" w:lineRule="auto"/>
+        <w:rPr>
+          <w:szCs w:val="24"/>
+        </w:rPr>
+      </w:pPr>
+    </w:p>
+    <w:p>
+      <w:pPr>
+        <w:spacing w:line="360" w:lineRule="auto"/>
+        <w:rPr>
+          <w:szCs w:val="24"/>
+        </w:rPr>
+      </w:pPr>
+    </w:p>
+    <w:p>
+      <w:pPr>
+        <w:spacing w:line="360" w:lineRule="auto"/>
+        <w:rPr>
+          <w:szCs w:val="24"/>
+        </w:rPr>
+      </w:pPr>
+    </w:p>
+    <w:p>
+      <w:pPr>
+        <w:spacing w:line="360" w:lineRule="auto"/>
+        <w:rPr>
+          <w:szCs w:val="24"/>
+        </w:rPr>
+      </w:pPr>
+    </w:p>
+    <w:p>
+      <w:pPr>
+        <w:spacing w:line="360" w:lineRule="auto"/>
+        <w:jc w:val="both"/>
+        <w:rPr>
+          <w:b/>
+          <w:bCs/>
+          <w:szCs w:val="24"/>
+        </w:rPr>
+      </w:pPr>
+      <w:r>
+        <w:rPr>
+          <w:b/>
+          <w:bCs/>
+          <w:szCs w:val="24"/>
+        </w:rPr>
         <w:t>8</w:t>
       </w:r>
       <w:r>
@@ -12082,8 +14045,721 @@
           <w:bCs/>
           <w:szCs w:val="24"/>
         </w:rPr>
+        <w:t>9 TECNOLOGIAS ADOTADAS</w:t>
+      </w:r>
+    </w:p>
+    <w:p>
+      <w:pPr>
+        <w:spacing w:line="360" w:lineRule="auto"/>
+        <w:ind w:firstLine="720"/>
+        <w:jc w:val="both"/>
+        <w:rPr>
+          <w:szCs w:val="24"/>
+        </w:rPr>
+      </w:pPr>
+      <w:r>
+        <w:rPr>
+          <w:szCs w:val="24"/>
+        </w:rPr>
+        <w:t>A escolha das tecnologias do SIGEPI foi baseada em dois critérios principais: a familiaridade da equipe com as ferramentas e a adequação de cada tecnologia às necessidades do sistema. A seguir, são descritas as principais tecnologias adotadas e a justificativa para cada escolha.</w:t>
+      </w:r>
+    </w:p>
+    <w:p>
+      <w:pPr>
+        <w:spacing w:line="360" w:lineRule="auto"/>
+        <w:jc w:val="both"/>
+        <w:rPr>
+          <w:b/>
+          <w:bCs/>
+          <w:szCs w:val="24"/>
+        </w:rPr>
+      </w:pPr>
+      <w:r>
+        <w:rPr>
+          <w:b/>
+          <w:bCs/>
+          <w:szCs w:val="24"/>
+        </w:rPr>
+        <w:t>Front-</w:t>
+      </w:r>
+      <w:proofErr w:type="spellStart"/>
+      <w:r>
+        <w:rPr>
+          <w:b/>
+          <w:bCs/>
+          <w:szCs w:val="24"/>
+        </w:rPr>
+        <w:t>end</w:t>
+      </w:r>
+      <w:proofErr w:type="spellEnd"/>
+    </w:p>
+    <w:p>
+      <w:pPr>
+        <w:spacing w:line="360" w:lineRule="auto"/>
+        <w:ind w:firstLine="720"/>
+        <w:jc w:val="both"/>
+        <w:rPr>
+          <w:szCs w:val="24"/>
+        </w:rPr>
+      </w:pPr>
+      <w:r>
+        <w:rPr>
+          <w:szCs w:val="24"/>
+        </w:rPr>
+        <w:t xml:space="preserve">A interface do sistema foi construída com HTML, CSS e </w:t>
+      </w:r>
+      <w:proofErr w:type="spellStart"/>
+      <w:r>
+        <w:rPr>
+          <w:szCs w:val="24"/>
+        </w:rPr>
+        <w:t>JavaScript</w:t>
+      </w:r>
+      <w:proofErr w:type="spellEnd"/>
+      <w:r>
+        <w:rPr>
+          <w:szCs w:val="24"/>
+        </w:rPr>
+        <w:t xml:space="preserve"> puro. Essa combinação foi escolhida por ser a base do desenvolvimento web e por já ter sido trabalhada pela equipe durante o curso. O </w:t>
+      </w:r>
+      <w:proofErr w:type="spellStart"/>
+      <w:r>
+        <w:rPr>
+          <w:szCs w:val="24"/>
+        </w:rPr>
+        <w:t>JavaScript</w:t>
+      </w:r>
+      <w:proofErr w:type="spellEnd"/>
+      <w:r>
+        <w:rPr>
+          <w:szCs w:val="24"/>
+        </w:rPr>
+        <w:t xml:space="preserve"> foi utilizado para a manipulação dinâmica da interface e para a comunicação com a API do </w:t>
+      </w:r>
+      <w:proofErr w:type="spellStart"/>
+      <w:r>
+        <w:rPr>
+          <w:szCs w:val="24"/>
+        </w:rPr>
+        <w:t>back-end</w:t>
+      </w:r>
+      <w:proofErr w:type="spellEnd"/>
+      <w:r>
+        <w:rPr>
+          <w:szCs w:val="24"/>
+        </w:rPr>
+        <w:t xml:space="preserve"> por meio de requisições assíncronas.</w:t>
+      </w:r>
+    </w:p>
+    <w:p>
+      <w:pPr>
+        <w:spacing w:line="360" w:lineRule="auto"/>
+        <w:jc w:val="both"/>
+        <w:rPr>
+          <w:b/>
+          <w:bCs/>
+          <w:szCs w:val="24"/>
+        </w:rPr>
+      </w:pPr>
+      <w:r>
+        <w:rPr>
+          <w:b/>
+          <w:bCs/>
+          <w:szCs w:val="24"/>
+        </w:rPr>
+        <w:t>Back-</w:t>
+      </w:r>
+      <w:proofErr w:type="spellStart"/>
+      <w:r>
+        <w:rPr>
+          <w:b/>
+          <w:bCs/>
+          <w:szCs w:val="24"/>
+        </w:rPr>
+        <w:t>end</w:t>
+      </w:r>
+      <w:proofErr w:type="spellEnd"/>
+    </w:p>
+    <w:p>
+      <w:pPr>
+        <w:spacing w:line="360" w:lineRule="auto"/>
+        <w:ind w:firstLine="720"/>
+        <w:jc w:val="both"/>
+        <w:rPr>
+          <w:szCs w:val="24"/>
+        </w:rPr>
+      </w:pPr>
+      <w:r>
+        <w:rPr>
+          <w:szCs w:val="24"/>
+        </w:rPr>
+        <w:t xml:space="preserve">O </w:t>
+      </w:r>
+      <w:proofErr w:type="spellStart"/>
+      <w:r>
+        <w:rPr>
+          <w:szCs w:val="24"/>
+        </w:rPr>
+        <w:t>back-end</w:t>
+      </w:r>
+      <w:proofErr w:type="spellEnd"/>
+      <w:r>
+        <w:rPr>
+          <w:szCs w:val="24"/>
+        </w:rPr>
+        <w:t xml:space="preserve"> da aplicação foi desenvolvido com Node.js, plataforma que permite executar </w:t>
+      </w:r>
+      <w:proofErr w:type="spellStart"/>
+      <w:r>
+        <w:rPr>
+          <w:szCs w:val="24"/>
+        </w:rPr>
+        <w:t>JavaScript</w:t>
+      </w:r>
+      <w:proofErr w:type="spellEnd"/>
+      <w:r>
+        <w:rPr>
+          <w:szCs w:val="24"/>
+        </w:rPr>
+        <w:t xml:space="preserve"> no servidor, e com o framework Express.js, que simplifica a criação de APIs. O Express.js foi escolhido por sua leveza, flexibilidade e pela grande quantidade de bibliotecas disponíveis no ecossistema Node.js. Entre as bibliotecas utilizadas, destacam-se o </w:t>
+      </w:r>
+      <w:proofErr w:type="spellStart"/>
+      <w:r>
+        <w:rPr>
+          <w:szCs w:val="24"/>
+        </w:rPr>
+        <w:t>bcrypt</w:t>
+      </w:r>
+      <w:proofErr w:type="spellEnd"/>
+      <w:r>
+        <w:rPr>
+          <w:szCs w:val="24"/>
+        </w:rPr>
+        <w:t xml:space="preserve">, para a criptografia das senhas; o </w:t>
+      </w:r>
+      <w:proofErr w:type="spellStart"/>
+      <w:r>
+        <w:rPr>
+          <w:szCs w:val="24"/>
+        </w:rPr>
+        <w:t>jsonwebtoken</w:t>
+      </w:r>
+      <w:proofErr w:type="spellEnd"/>
+      <w:r>
+        <w:rPr>
+          <w:szCs w:val="24"/>
+        </w:rPr>
+        <w:t xml:space="preserve">, para a autenticação por meio de tokens JWT; e o </w:t>
+      </w:r>
+      <w:proofErr w:type="spellStart"/>
+      <w:r>
+        <w:rPr>
+          <w:szCs w:val="24"/>
+        </w:rPr>
+        <w:t>helmet</w:t>
+      </w:r>
+      <w:proofErr w:type="spellEnd"/>
+      <w:r>
+        <w:rPr>
+          <w:szCs w:val="24"/>
+        </w:rPr>
+        <w:t xml:space="preserve"> e o </w:t>
+      </w:r>
+      <w:proofErr w:type="spellStart"/>
+      <w:r>
+        <w:rPr>
+          <w:szCs w:val="24"/>
+        </w:rPr>
+        <w:t>express</w:t>
+      </w:r>
+      <w:proofErr w:type="spellEnd"/>
+      <w:r>
+        <w:rPr>
+          <w:szCs w:val="24"/>
+        </w:rPr>
+        <w:t>-rate-</w:t>
+      </w:r>
+      <w:proofErr w:type="spellStart"/>
+      <w:r>
+        <w:rPr>
+          <w:szCs w:val="24"/>
+        </w:rPr>
+        <w:t>limit</w:t>
+      </w:r>
+      <w:proofErr w:type="spellEnd"/>
+      <w:r>
+        <w:rPr>
+          <w:szCs w:val="24"/>
+        </w:rPr>
+        <w:t>, que reforçam a segurança da aplicação com cabeçalhos HTTP de proteção e limitação de tentativas de acesso.</w:t>
+      </w:r>
+    </w:p>
+    <w:p>
+      <w:pPr>
+        <w:spacing w:line="360" w:lineRule="auto"/>
+        <w:jc w:val="both"/>
+        <w:rPr>
+          <w:b/>
+          <w:bCs/>
+          <w:szCs w:val="24"/>
+        </w:rPr>
+      </w:pPr>
+      <w:r>
+        <w:rPr>
+          <w:b/>
+          <w:bCs/>
+          <w:szCs w:val="24"/>
+        </w:rPr>
+        <w:t>Banco de Dados</w:t>
+      </w:r>
+    </w:p>
+    <w:p>
+      <w:pPr>
+        <w:spacing w:line="360" w:lineRule="auto"/>
+        <w:jc w:val="both"/>
+        <w:rPr>
+          <w:szCs w:val="24"/>
+        </w:rPr>
+      </w:pPr>
+      <w:r>
+        <w:rPr>
+          <w:szCs w:val="24"/>
+        </w:rPr>
+        <w:tab/>
+      </w:r>
+      <w:r>
+        <w:rPr>
+          <w:szCs w:val="24"/>
+        </w:rPr>
+        <w:t xml:space="preserve">Para o armazenamento dos dados, foi utilizado o MySQL, um sistema de gerenciamento de banco de dados relacional. Sua escolha se justificou pela </w:t>
+      </w:r>
+      <w:r>
+        <w:rPr>
+          <w:szCs w:val="24"/>
+        </w:rPr>
         <w:lastRenderedPageBreak/>
-        <w:t>9 TECNOLOGIAS ADOTADAS</w:t>
+        <w:t>necessidade de manter a integridade referencial entre as tabelas do sistema, como a relação entre funcionários, EPIs e movimentações de estoque. O MySQL é uma tecnologia madura, amplamente adotada no mercado e com suporte nativo no ecossistema Node.js por meio de bibliotecas como o mysql2.</w:t>
+      </w:r>
+    </w:p>
+    <w:p>
+      <w:pPr>
+        <w:spacing w:line="360" w:lineRule="auto"/>
+        <w:jc w:val="both"/>
+        <w:rPr>
+          <w:b/>
+          <w:bCs/>
+          <w:szCs w:val="24"/>
+        </w:rPr>
+      </w:pPr>
+      <w:r>
+        <w:rPr>
+          <w:b/>
+          <w:bCs/>
+          <w:szCs w:val="24"/>
+        </w:rPr>
+        <w:t>Ferramentas de Desenvolvimento</w:t>
+      </w:r>
+    </w:p>
+    <w:p>
+      <w:pPr>
+        <w:spacing w:line="360" w:lineRule="auto"/>
+        <w:jc w:val="both"/>
+        <w:rPr>
+          <w:szCs w:val="24"/>
+        </w:rPr>
+      </w:pPr>
+      <w:r>
+        <w:rPr>
+          <w:szCs w:val="24"/>
+        </w:rPr>
+        <w:tab/>
+      </w:r>
+      <w:r>
+        <w:rPr>
+          <w:szCs w:val="24"/>
+        </w:rPr>
+        <w:t xml:space="preserve">Para o desenvolvimento do código, a equipe utilizou o Visual Studio </w:t>
+      </w:r>
+      <w:proofErr w:type="spellStart"/>
+      <w:r>
+        <w:rPr>
+          <w:szCs w:val="24"/>
+        </w:rPr>
+        <w:t>Code</w:t>
+      </w:r>
+      <w:proofErr w:type="spellEnd"/>
+      <w:r>
+        <w:rPr>
+          <w:szCs w:val="24"/>
+        </w:rPr>
+        <w:t xml:space="preserve">, editor gratuito e amplamente adotado na indústria. A prototipação das telas foi realizada no </w:t>
+      </w:r>
+      <w:proofErr w:type="spellStart"/>
+      <w:r>
+        <w:rPr>
+          <w:szCs w:val="24"/>
+        </w:rPr>
+        <w:t>Figma</w:t>
+      </w:r>
+      <w:proofErr w:type="spellEnd"/>
+      <w:r>
+        <w:rPr>
+          <w:szCs w:val="24"/>
+        </w:rPr>
+        <w:t xml:space="preserve">, que permitiu criar e validar as interfaces antes do desenvolvimento. Para os testes das rotas da API, foi utilizado o </w:t>
+      </w:r>
+      <w:proofErr w:type="spellStart"/>
+      <w:r>
+        <w:rPr>
+          <w:szCs w:val="24"/>
+        </w:rPr>
+        <w:t>Postman</w:t>
+      </w:r>
+      <w:proofErr w:type="spellEnd"/>
+      <w:r>
+        <w:rPr>
+          <w:szCs w:val="24"/>
+        </w:rPr>
+        <w:t xml:space="preserve">, ferramenta que facilita o envio de requisições HTTP e a verificação das respostas do servidor. O controle de versão do código foi feito com </w:t>
+      </w:r>
+      <w:proofErr w:type="spellStart"/>
+      <w:r>
+        <w:rPr>
+          <w:szCs w:val="24"/>
+        </w:rPr>
+        <w:t>Git</w:t>
+      </w:r>
+      <w:proofErr w:type="spellEnd"/>
+      <w:r>
+        <w:rPr>
+          <w:szCs w:val="24"/>
+        </w:rPr>
+        <w:t xml:space="preserve"> e GitHub.</w:t>
+      </w:r>
+    </w:p>
+    <w:p>
+      <w:pPr>
+        <w:spacing w:line="360" w:lineRule="auto"/>
+        <w:jc w:val="both"/>
+        <w:rPr>
+          <w:b/>
+          <w:bCs/>
+          <w:szCs w:val="24"/>
+        </w:rPr>
+      </w:pPr>
+      <w:r>
+        <w:rPr>
+          <w:b/>
+          <w:bCs/>
+          <w:szCs w:val="24"/>
+        </w:rPr>
+        <w:t>Progressive Web App (PWA)</w:t>
+      </w:r>
+    </w:p>
+    <w:p>
+      <w:pPr>
+        <w:spacing w:line="360" w:lineRule="auto"/>
+        <w:jc w:val="both"/>
+        <w:rPr>
+          <w:szCs w:val="24"/>
+        </w:rPr>
+      </w:pPr>
+      <w:r>
+        <w:rPr>
+          <w:szCs w:val="24"/>
+        </w:rPr>
+        <w:tab/>
+      </w:r>
+      <w:r>
+        <w:rPr>
+          <w:szCs w:val="24"/>
+        </w:rPr>
+        <w:t xml:space="preserve">Após a conclusão da versão web, o sistema será adaptado para funcionar como um Progressive Web App. Essa abordagem permitirá que o SIGEPI seja instalado em dispositivos móveis como se fosse um aplicativo nativo, sem a necessidade de publicação em lojas como Google Play ou App Store. O PWA utiliza recursos como Service Workers e Web App </w:t>
+      </w:r>
+      <w:proofErr w:type="spellStart"/>
+      <w:r>
+        <w:rPr>
+          <w:szCs w:val="24"/>
+        </w:rPr>
+        <w:t>Manifest</w:t>
+      </w:r>
+      <w:proofErr w:type="spellEnd"/>
+      <w:r>
+        <w:rPr>
+          <w:szCs w:val="24"/>
+        </w:rPr>
+        <w:t xml:space="preserve"> para oferecer uma experiência próxima à de um aplicativo móvel, mantendo a mesma base de código da versão web.</w:t>
+      </w:r>
+    </w:p>
+    <w:p>
+      <w:pPr>
+        <w:spacing w:line="360" w:lineRule="auto"/>
+        <w:jc w:val="both"/>
+        <w:rPr>
+          <w:b/>
+          <w:bCs/>
+          <w:szCs w:val="24"/>
+        </w:rPr>
+      </w:pPr>
+      <w:r>
+        <w:rPr>
+          <w:b/>
+          <w:bCs/>
+          <w:szCs w:val="24"/>
+        </w:rPr>
+        <w:t>Hospedagem</w:t>
+      </w:r>
+    </w:p>
+    <w:p>
+      <w:pPr>
+        <w:spacing w:line="360" w:lineRule="auto"/>
+        <w:jc w:val="both"/>
+        <w:rPr>
+          <w:b/>
+          <w:bCs/>
+          <w:szCs w:val="24"/>
+        </w:rPr>
+      </w:pPr>
+      <w:r>
+        <w:rPr>
+          <w:b/>
+          <w:bCs/>
+          <w:szCs w:val="24"/>
+        </w:rPr>
+        <w:tab/>
+      </w:r>
+      <w:r>
+        <w:rPr>
+          <w:szCs w:val="24"/>
+        </w:rPr>
+        <w:t>Para a disponibilização do sistema em ambiente de produção, adotou-se uma arquitetura de hospedagem dividida. O front-</w:t>
+      </w:r>
+      <w:proofErr w:type="spellStart"/>
+      <w:r>
+        <w:rPr>
+          <w:szCs w:val="24"/>
+        </w:rPr>
+        <w:t>end</w:t>
+      </w:r>
+      <w:proofErr w:type="spellEnd"/>
+      <w:r>
+        <w:rPr>
+          <w:szCs w:val="24"/>
+        </w:rPr>
+        <w:t xml:space="preserve">, composto por arquivos estáticos, foi publicado em plataforma de hospedagem de sites estáticos com certificado HTTPS automático. O </w:t>
+      </w:r>
+      <w:proofErr w:type="spellStart"/>
+      <w:r>
+        <w:rPr>
+          <w:szCs w:val="24"/>
+        </w:rPr>
+        <w:t>back-end</w:t>
+      </w:r>
+      <w:proofErr w:type="spellEnd"/>
+      <w:r>
+        <w:rPr>
+          <w:szCs w:val="24"/>
+        </w:rPr>
+        <w:t>, desenvolvido em Node.js, e o banco de dados MySQL foram hospedados em plataforma de aplicações que mantém o servidor em execução contínua, permitindo o acesso à API a qualquer momento. A adoção de HTTPS não é apenas uma exigência de segurança para o tráfego de credenciais: é também requisito técnico para o funcionamento do Progressive Web App, uma vez que os navegadores só permitem o registro de Service Workers em conexões seguras.</w:t>
+      </w:r>
+    </w:p>
+    <w:p>
+      <w:pPr>
+        <w:spacing w:line="360" w:lineRule="auto"/>
+        <w:jc w:val="both"/>
+        <w:rPr>
+          <w:szCs w:val="24"/>
+        </w:rPr>
+      </w:pPr>
+    </w:p>
+    <w:p>
+      <w:pPr>
+        <w:spacing w:line="360" w:lineRule="auto"/>
+        <w:jc w:val="both"/>
+        <w:rPr>
+          <w:szCs w:val="24"/>
+        </w:rPr>
+      </w:pPr>
+    </w:p>
+    <w:p>
+      <w:pPr>
+        <w:spacing w:line="360" w:lineRule="auto"/>
+        <w:jc w:val="both"/>
+        <w:rPr>
+          <w:szCs w:val="24"/>
+        </w:rPr>
+      </w:pPr>
+    </w:p>
+    <w:p>
+      <w:pPr>
+        <w:spacing w:line="360" w:lineRule="auto"/>
+        <w:jc w:val="both"/>
+        <w:rPr>
+          <w:szCs w:val="24"/>
+        </w:rPr>
+      </w:pPr>
+    </w:p>
+    <w:p>
+      <w:pPr>
+        <w:spacing w:line="360" w:lineRule="auto"/>
+        <w:jc w:val="both"/>
+        <w:rPr>
+          <w:szCs w:val="24"/>
+        </w:rPr>
+      </w:pPr>
+    </w:p>
+    <w:p>
+      <w:pPr>
+        <w:spacing w:line="360" w:lineRule="auto"/>
+        <w:jc w:val="both"/>
+        <w:rPr>
+          <w:szCs w:val="24"/>
+        </w:rPr>
+      </w:pPr>
+    </w:p>
+    <w:p>
+      <w:pPr>
+        <w:spacing w:line="360" w:lineRule="auto"/>
+        <w:jc w:val="both"/>
+        <w:rPr>
+          <w:szCs w:val="24"/>
+        </w:rPr>
+      </w:pPr>
+    </w:p>
+    <w:p>
+      <w:pPr>
+        <w:spacing w:line="360" w:lineRule="auto"/>
+        <w:jc w:val="both"/>
+        <w:rPr>
+          <w:szCs w:val="24"/>
+        </w:rPr>
+      </w:pPr>
+    </w:p>
+    <w:p>
+      <w:pPr>
+        <w:spacing w:line="360" w:lineRule="auto"/>
+        <w:jc w:val="both"/>
+        <w:rPr>
+          <w:szCs w:val="24"/>
+        </w:rPr>
+      </w:pPr>
+    </w:p>
+    <w:p>
+      <w:pPr>
+        <w:spacing w:line="360" w:lineRule="auto"/>
+        <w:jc w:val="both"/>
+        <w:rPr>
+          <w:szCs w:val="24"/>
+        </w:rPr>
+      </w:pPr>
+    </w:p>
+    <w:p>
+      <w:pPr>
+        <w:spacing w:line="360" w:lineRule="auto"/>
+        <w:jc w:val="both"/>
+        <w:rPr>
+          <w:szCs w:val="24"/>
+        </w:rPr>
+      </w:pPr>
+    </w:p>
+    <w:p>
+      <w:pPr>
+        <w:spacing w:line="360" w:lineRule="auto"/>
+        <w:jc w:val="both"/>
+        <w:rPr>
+          <w:szCs w:val="24"/>
+        </w:rPr>
+      </w:pPr>
+    </w:p>
+    <w:p>
+      <w:pPr>
+        <w:spacing w:line="360" w:lineRule="auto"/>
+        <w:jc w:val="both"/>
+        <w:rPr>
+          <w:szCs w:val="24"/>
+        </w:rPr>
+      </w:pPr>
+    </w:p>
+    <w:p>
+      <w:pPr>
+        <w:spacing w:line="360" w:lineRule="auto"/>
+        <w:jc w:val="both"/>
+        <w:rPr>
+          <w:szCs w:val="24"/>
+        </w:rPr>
+      </w:pPr>
+    </w:p>
+    <w:p>
+      <w:pPr>
+        <w:spacing w:line="360" w:lineRule="auto"/>
+        <w:jc w:val="both"/>
+        <w:rPr>
+          <w:b/>
+          <w:bCs/>
+          <w:szCs w:val="24"/>
+        </w:rPr>
+      </w:pPr>
+    </w:p>
+    <w:p>
+      <w:pPr>
+        <w:spacing w:line="360" w:lineRule="auto"/>
+        <w:jc w:val="both"/>
+        <w:rPr>
+          <w:b/>
+          <w:bCs/>
+          <w:szCs w:val="24"/>
+        </w:rPr>
+      </w:pPr>
+    </w:p>
+    <w:p>
+      <w:pPr>
+        <w:spacing w:line="360" w:lineRule="auto"/>
+        <w:jc w:val="both"/>
+        <w:rPr>
+          <w:b/>
+          <w:bCs/>
+          <w:szCs w:val="24"/>
+        </w:rPr>
+      </w:pPr>
+    </w:p>
+    <w:p>
+      <w:pPr>
+        <w:spacing w:line="360" w:lineRule="auto"/>
+        <w:jc w:val="both"/>
+        <w:rPr>
+          <w:b/>
+          <w:bCs/>
+          <w:szCs w:val="24"/>
+        </w:rPr>
+      </w:pPr>
+      <w:r>
+        <w:rPr>
+          <w:b/>
+          <w:bCs/>
+          <w:szCs w:val="24"/>
+        </w:rPr>
+        <w:t>10 MODELO DO BANCO DE DADOS</w:t>
+      </w:r>
+    </w:p>
+    <w:p>
+      <w:pPr>
+        <w:spacing w:line="360" w:lineRule="auto"/>
+        <w:jc w:val="both"/>
+        <w:rPr>
+          <w:szCs w:val="24"/>
+        </w:rPr>
+      </w:pPr>
+      <w:r>
+        <w:rPr>
+          <w:szCs w:val="24"/>
+        </w:rPr>
+        <w:tab/>
+      </w:r>
+      <w:r>
+        <w:rPr>
+          <w:szCs w:val="24"/>
+        </w:rPr>
+        <w:t>O banco de dados do SIGEPI foi projetado seguindo o modelo relacional e implementado em MySQL. O objetivo da modelagem foi garantir a integridade dos dados, a rastreabilidade das movimentações e o suporte eficiente às consultas realizadas pelo sistema. Um cuidado adotado em todo o modelo foi o uso do tipo ENUM nos campos de status e de tipo (situação de usuários, funcionários, EPIs, empresas, solicitações e entregas), que restringe os valores aceitos apenas aos previamente definidos, impedindo o registro de informações inválidas diretamente no banco — uma camada adicional de segurança e integridade.</w:t>
       </w:r>
     </w:p>
     <w:p>
@@ -12099,37 +14775,71 @@
         <w:rPr>
           <w:szCs w:val="24"/>
         </w:rPr>
-        <w:t>A escolha das tecnologias do SIGEPI foi baseada em dois critérios principais: a familiaridade da equipe com as ferramentas e a adequação de cada tecnologia às necessidades do sistema. A seguir, são descritas as principais tecnologias adotadas e a justificativa para cada escolha.</w:t>
-      </w:r>
-    </w:p>
-    <w:p>
-      <w:pPr>
-        <w:spacing w:line="360" w:lineRule="auto"/>
-        <w:jc w:val="both"/>
-        <w:rPr>
-          <w:b/>
-          <w:bCs/>
-          <w:szCs w:val="24"/>
-        </w:rPr>
-      </w:pPr>
-      <w:r>
-        <w:rPr>
-          <w:b/>
-          <w:bCs/>
-          <w:szCs w:val="24"/>
-        </w:rPr>
-        <w:t>Front-</w:t>
+        <w:t>As principais entidades do banco de dados são: empresas, usuários, funcionários, setores, EPIs, estoque, movimentações de estoque, entregas, solicitações e logs de auditoria. Somam-se a elas tabelas auxiliares de apoio — cidade, endereço, categoria, tipo de usuário e o vínculo N:N entre EPIs e setores —, totalizando quinze tabelas. Cada entidade é representada por uma tabela, e os relacionamentos entre elas são estabelecidos por meio de chaves primárias e estrangeiras.</w:t>
+      </w:r>
+    </w:p>
+    <w:p>
+      <w:pPr>
+        <w:spacing w:line="360" w:lineRule="auto"/>
+        <w:ind w:firstLine="720"/>
+        <w:jc w:val="both"/>
+        <w:rPr>
+          <w:szCs w:val="24"/>
+        </w:rPr>
+      </w:pPr>
+      <w:r>
+        <w:rPr>
+          <w:szCs w:val="24"/>
+        </w:rPr>
+        <w:t>A tabela de empresas é o ponto central do modelo, pois todos os dados cadastrados no sistema pertencem a uma empresa específica. Isso permite que o SIGEPI seja utilizado por múltiplas empresas de forma isolada, sem que os dados de uma organização sejam visíveis para outra. A empresa possui ainda um código de acesso único, gerado automaticamente, utilizado pelos funcionários para se vincularem a ela.</w:t>
+      </w:r>
+    </w:p>
+    <w:p>
+      <w:pPr>
+        <w:spacing w:line="360" w:lineRule="auto"/>
+        <w:ind w:firstLine="720"/>
+        <w:jc w:val="both"/>
+        <w:rPr>
+          <w:szCs w:val="24"/>
+        </w:rPr>
+      </w:pPr>
+      <w:r>
+        <w:rPr>
+          <w:szCs w:val="24"/>
+        </w:rPr>
+        <w:lastRenderedPageBreak/>
+        <w:t>A tabela de usuários armazena os dados de acesso — nome, e-mail, CPF, data de nascimento, senha criptografada e situação — e associa cada usuário a um perfil (administrador ou funcionário) por meio da tabela de tipos de usuário. O vínculo do usuário com uma empresa é opcional no momento do cadastro, o que permite que a conta exista antes de o usuário criar uma empresa (administrador) ou entrar em uma (funcionário, mediante o código de acesso). A tabela de funcionários complementa esses dados com nome, sobrenome, data de nascimento, setor de atuação e situação; quando um funcionário é inativado, o sistema registra também o motivo e a data da inativação, preservando o histórico por meio de exclusão lógica, sem apagar o registro.</w:t>
+      </w:r>
+    </w:p>
+    <w:p>
+      <w:pPr>
+        <w:spacing w:line="360" w:lineRule="auto"/>
+        <w:ind w:firstLine="720"/>
+        <w:jc w:val="both"/>
+        <w:rPr>
+          <w:szCs w:val="24"/>
+        </w:rPr>
+      </w:pPr>
+      <w:r>
+        <w:rPr>
+          <w:szCs w:val="24"/>
+        </w:rPr>
+        <w:t>Os EPIs são cadastrados em uma tabela própria, que contém nome, descrição, número e validade do Certificado de Aprovação (CA) e a categoria do equipamento. As categorias não são criadas pelo usuário: correspondem às oito categorias de proteção previstas na NR-6, inseridas previamente no banco. A validade do CA (</w:t>
       </w:r>
       <w:proofErr w:type="spellStart"/>
       <w:r>
         <w:rPr>
-          <w:b/>
-          <w:bCs/>
-          <w:szCs w:val="24"/>
-        </w:rPr>
-        <w:t>end</w:t>
+          <w:szCs w:val="24"/>
+        </w:rPr>
+        <w:t>dt_validade_ca</w:t>
       </w:r>
       <w:proofErr w:type="spellEnd"/>
+      <w:r>
+        <w:rPr>
+          <w:szCs w:val="24"/>
+        </w:rPr>
+        <w:t>) é o campo que alimenta o cálculo de situação dos EPIs — regular, próximo do vencimento ou vencido — exibido nos filtros e no painel de dashboard.</w:t>
+      </w:r>
     </w:p>
     <w:p>
       <w:pPr>
@@ -12144,79 +14854,8 @@
         <w:rPr>
           <w:szCs w:val="24"/>
         </w:rPr>
-        <w:t xml:space="preserve">A interface do sistema foi construída com HTML, CSS e </w:t>
-      </w:r>
-      <w:proofErr w:type="spellStart"/>
-      <w:r>
-        <w:rPr>
-          <w:szCs w:val="24"/>
-        </w:rPr>
-        <w:t>JavaScript</w:t>
-      </w:r>
-      <w:proofErr w:type="spellEnd"/>
-      <w:r>
-        <w:rPr>
-          <w:szCs w:val="24"/>
-        </w:rPr>
-        <w:t xml:space="preserve"> puro. Essa combinação foi escolhida por ser a base do desenvolvimento web e por já ter sido trabalhada pela equipe durante o curso. O </w:t>
-      </w:r>
-      <w:proofErr w:type="spellStart"/>
-      <w:r>
-        <w:rPr>
-          <w:szCs w:val="24"/>
-        </w:rPr>
-        <w:t>JavaScript</w:t>
-      </w:r>
-      <w:proofErr w:type="spellEnd"/>
-      <w:r>
-        <w:rPr>
-          <w:szCs w:val="24"/>
-        </w:rPr>
-        <w:t xml:space="preserve"> foi utilizado para a manipulação dinâmica da interface e para a comunicação com a API do </w:t>
-      </w:r>
-      <w:proofErr w:type="spellStart"/>
-      <w:r>
-        <w:rPr>
-          <w:szCs w:val="24"/>
-        </w:rPr>
-        <w:t>back-end</w:t>
-      </w:r>
-      <w:proofErr w:type="spellEnd"/>
-      <w:r>
-        <w:rPr>
-          <w:szCs w:val="24"/>
-        </w:rPr>
-        <w:t xml:space="preserve"> por meio de requisições assíncronas.</w:t>
-      </w:r>
-    </w:p>
-    <w:p>
-      <w:pPr>
-        <w:spacing w:line="360" w:lineRule="auto"/>
-        <w:jc w:val="both"/>
-        <w:rPr>
-          <w:b/>
-          <w:bCs/>
-          <w:szCs w:val="24"/>
-        </w:rPr>
-      </w:pPr>
-      <w:r>
-        <w:rPr>
-          <w:b/>
-          <w:bCs/>
-          <w:szCs w:val="24"/>
-        </w:rPr>
-        <w:t>Back-</w:t>
-      </w:r>
-      <w:proofErr w:type="spellStart"/>
-      <w:r>
-        <w:rPr>
-          <w:b/>
-          <w:bCs/>
-          <w:szCs w:val="24"/>
-        </w:rPr>
-        <w:t>end</w:t>
-      </w:r>
-      <w:proofErr w:type="spellEnd"/>
+        <w:t>O controle de estoque é feito por duas tabelas complementares: a de estoque, que mantém a quantidade disponível, a quantidade mínima e a validade de cada lote; e a de movimentações, que registra cada entrada ou saída de equipamento. A baixa de estoque segue a lógica FIFO (primeiro que entra, primeiro que sai), priorizando o lote de validade mais próxima, por meio de uma trigger que atualiza o estoque automaticamente a cada entrega registrada.</w:t>
+      </w:r>
     </w:p>
     <w:p>
       <w:pPr>
@@ -12231,568 +14870,54 @@
         <w:rPr>
           <w:szCs w:val="24"/>
         </w:rPr>
-        <w:t xml:space="preserve">O </w:t>
-      </w:r>
-      <w:proofErr w:type="spellStart"/>
-      <w:r>
-        <w:rPr>
-          <w:szCs w:val="24"/>
-        </w:rPr>
-        <w:t>back-end</w:t>
-      </w:r>
-      <w:proofErr w:type="spellEnd"/>
-      <w:r>
-        <w:rPr>
-          <w:szCs w:val="24"/>
-        </w:rPr>
-        <w:t xml:space="preserve"> da aplicação foi desenvolvido com Node.js, plataforma que permite executar </w:t>
-      </w:r>
-      <w:proofErr w:type="spellStart"/>
-      <w:r>
-        <w:rPr>
-          <w:szCs w:val="24"/>
-        </w:rPr>
-        <w:t>JavaScript</w:t>
-      </w:r>
-      <w:proofErr w:type="spellEnd"/>
-      <w:r>
-        <w:rPr>
-          <w:szCs w:val="24"/>
-        </w:rPr>
-        <w:t xml:space="preserve"> no servidor, e com o framework Express.js, que simplifica a criação de APIs. O Express.js foi escolhido por sua leveza, flexibilidade e pela grande quantidade de bibliotecas disponíveis no ecossistema Node.js. Entre as bibliotecas utilizadas, destacam-se o </w:t>
-      </w:r>
-      <w:proofErr w:type="spellStart"/>
-      <w:r>
-        <w:rPr>
-          <w:szCs w:val="24"/>
-        </w:rPr>
-        <w:t>bcrypt</w:t>
-      </w:r>
-      <w:proofErr w:type="spellEnd"/>
-      <w:r>
-        <w:rPr>
-          <w:szCs w:val="24"/>
-        </w:rPr>
-        <w:t xml:space="preserve">, para a criptografia das senhas; o </w:t>
-      </w:r>
-      <w:proofErr w:type="spellStart"/>
-      <w:r>
-        <w:rPr>
-          <w:szCs w:val="24"/>
-        </w:rPr>
-        <w:t>jsonwebtoken</w:t>
-      </w:r>
-      <w:proofErr w:type="spellEnd"/>
-      <w:r>
-        <w:rPr>
-          <w:szCs w:val="24"/>
-        </w:rPr>
-        <w:t xml:space="preserve">, para a autenticação por meio de tokens JWT; e o </w:t>
-      </w:r>
-      <w:proofErr w:type="spellStart"/>
-      <w:r>
-        <w:rPr>
-          <w:szCs w:val="24"/>
-        </w:rPr>
-        <w:t>helmet</w:t>
-      </w:r>
-      <w:proofErr w:type="spellEnd"/>
-      <w:r>
-        <w:rPr>
-          <w:szCs w:val="24"/>
-        </w:rPr>
-        <w:t xml:space="preserve"> e o </w:t>
-      </w:r>
-      <w:proofErr w:type="spellStart"/>
-      <w:r>
-        <w:rPr>
-          <w:szCs w:val="24"/>
-        </w:rPr>
-        <w:t>express</w:t>
-      </w:r>
-      <w:proofErr w:type="spellEnd"/>
-      <w:r>
-        <w:rPr>
-          <w:szCs w:val="24"/>
-        </w:rPr>
-        <w:t>-rate-</w:t>
-      </w:r>
-      <w:proofErr w:type="spellStart"/>
-      <w:r>
-        <w:rPr>
-          <w:szCs w:val="24"/>
-        </w:rPr>
-        <w:t>limit</w:t>
-      </w:r>
-      <w:proofErr w:type="spellEnd"/>
-      <w:r>
-        <w:rPr>
-          <w:szCs w:val="24"/>
-        </w:rPr>
-        <w:t>, que reforçam a segurança da aplicação com cabeçalhos HTTP de proteção e limitação de tentativas de acesso.</w:t>
-      </w:r>
-    </w:p>
-    <w:p>
-      <w:pPr>
-        <w:spacing w:line="360" w:lineRule="auto"/>
-        <w:jc w:val="both"/>
-        <w:rPr>
-          <w:b/>
-          <w:bCs/>
-          <w:szCs w:val="24"/>
-        </w:rPr>
-      </w:pPr>
-      <w:r>
-        <w:rPr>
-          <w:b/>
-          <w:bCs/>
-          <w:szCs w:val="24"/>
-        </w:rPr>
-        <w:t>Banco de Dados</w:t>
-      </w:r>
-    </w:p>
-    <w:p>
-      <w:pPr>
-        <w:spacing w:line="360" w:lineRule="auto"/>
-        <w:jc w:val="both"/>
-        <w:rPr>
-          <w:szCs w:val="24"/>
-        </w:rPr>
-      </w:pPr>
-      <w:r>
-        <w:rPr>
-          <w:szCs w:val="24"/>
-        </w:rPr>
-        <w:tab/>
-      </w:r>
-      <w:r>
-        <w:rPr>
-          <w:szCs w:val="24"/>
-        </w:rPr>
-        <w:t>Para o armazenamento dos dados, foi utilizado o MySQL, um sistema de gerenciamento de banco de dados relacional. Sua escolha se justificou pela necessidade de manter a integridade referencial entre as tabelas do sistema, como a relação entre funcionários, EPIs e movimentações de estoque. O MySQL é uma tecnologia madura, amplamente adotada no mercado e com suporte nativo no ecossistema Node.js por meio de bibliotecas como o mysql2.</w:t>
-      </w:r>
-    </w:p>
-    <w:p>
-      <w:pPr>
-        <w:spacing w:line="360" w:lineRule="auto"/>
-        <w:jc w:val="both"/>
-        <w:rPr>
-          <w:b/>
-          <w:bCs/>
-          <w:szCs w:val="24"/>
-        </w:rPr>
-      </w:pPr>
-      <w:r>
-        <w:rPr>
-          <w:b/>
-          <w:bCs/>
-          <w:szCs w:val="24"/>
-        </w:rPr>
-        <w:t>Ferramentas de Desenvolvimento</w:t>
-      </w:r>
-    </w:p>
-    <w:p>
-      <w:pPr>
-        <w:spacing w:line="360" w:lineRule="auto"/>
-        <w:jc w:val="both"/>
-        <w:rPr>
-          <w:szCs w:val="24"/>
-        </w:rPr>
-      </w:pPr>
-      <w:r>
-        <w:rPr>
-          <w:szCs w:val="24"/>
-        </w:rPr>
-        <w:tab/>
-      </w:r>
-      <w:r>
-        <w:rPr>
-          <w:szCs w:val="24"/>
-        </w:rPr>
-        <w:t xml:space="preserve">Para o desenvolvimento do código, a equipe utilizou o Visual Studio </w:t>
-      </w:r>
-      <w:proofErr w:type="spellStart"/>
-      <w:r>
-        <w:rPr>
-          <w:szCs w:val="24"/>
-        </w:rPr>
-        <w:t>Code</w:t>
-      </w:r>
-      <w:proofErr w:type="spellEnd"/>
-      <w:r>
-        <w:rPr>
-          <w:szCs w:val="24"/>
-        </w:rPr>
-        <w:t xml:space="preserve">, editor gratuito e amplamente adotado na indústria. A prototipação das telas foi realizada no </w:t>
-      </w:r>
-      <w:proofErr w:type="spellStart"/>
-      <w:r>
-        <w:rPr>
-          <w:szCs w:val="24"/>
-        </w:rPr>
-        <w:t>Figma</w:t>
-      </w:r>
-      <w:proofErr w:type="spellEnd"/>
-      <w:r>
-        <w:rPr>
-          <w:szCs w:val="24"/>
-        </w:rPr>
-        <w:t xml:space="preserve">, que permitiu criar e validar as interfaces antes do desenvolvimento. Para os testes das rotas da API, foi utilizado o </w:t>
-      </w:r>
-      <w:proofErr w:type="spellStart"/>
-      <w:r>
-        <w:rPr>
-          <w:szCs w:val="24"/>
-        </w:rPr>
-        <w:t>Postman</w:t>
-      </w:r>
-      <w:proofErr w:type="spellEnd"/>
-      <w:r>
-        <w:rPr>
-          <w:szCs w:val="24"/>
-        </w:rPr>
-        <w:t xml:space="preserve">, ferramenta que facilita o envio de requisições HTTP e a verificação das respostas do servidor. O controle de versão do código foi feito com </w:t>
-      </w:r>
-      <w:proofErr w:type="spellStart"/>
-      <w:r>
-        <w:rPr>
-          <w:szCs w:val="24"/>
-        </w:rPr>
-        <w:t>Git</w:t>
-      </w:r>
-      <w:proofErr w:type="spellEnd"/>
-      <w:r>
-        <w:rPr>
-          <w:szCs w:val="24"/>
-        </w:rPr>
-        <w:t xml:space="preserve"> e GitHub.</w:t>
-      </w:r>
-    </w:p>
-    <w:p>
-      <w:pPr>
-        <w:spacing w:line="360" w:lineRule="auto"/>
-        <w:jc w:val="both"/>
-        <w:rPr>
-          <w:b/>
-          <w:bCs/>
-          <w:szCs w:val="24"/>
-        </w:rPr>
-      </w:pPr>
-      <w:r>
-        <w:rPr>
-          <w:b/>
-          <w:bCs/>
+        <w:t>A tabela de entregas registra cada EPI entregue a um funcionário, com data de entrega, data de devolução (quando aplicável) e referência ao usuário que realizou o registro. Cada entrega possui uma situação (pendente, aceita, devolvida ou recusada): o funcionário deve confirmar ou recusar o recebimento do equipamento — registrando, na recusa, a data e o motivo —, o que atende à exigência de comprovação de entrega prevista na NR-6.</w:t>
+      </w:r>
+      <w:r>
+        <w:rPr>
+          <w:szCs w:val="24"/>
+        </w:rPr>
+        <w:t xml:space="preserve"> </w:t>
+      </w:r>
+      <w:r>
+        <w:rPr>
+          <w:szCs w:val="24"/>
+        </w:rPr>
+        <w:t>A tabela de solicitações permite que os funcionários solicitem a reposição de EPIs, com acompanhamento do status (pendente, aprovada ou recusada) pelo administrador.</w:t>
+      </w:r>
+    </w:p>
+    <w:p>
+      <w:pPr>
+        <w:spacing w:line="360" w:lineRule="auto"/>
+        <w:ind w:firstLine="720"/>
+        <w:jc w:val="both"/>
+        <w:rPr>
+          <w:szCs w:val="24"/>
+        </w:rPr>
+      </w:pPr>
+      <w:r>
+        <w:rPr>
+          <w:szCs w:val="24"/>
+        </w:rPr>
+        <w:t xml:space="preserve">Por fim, a tabela de logs de auditoria é o pilar de rastreabilidade do sistema: nela é registrada automaticamente </w:t>
+      </w:r>
+      <w:r>
+        <w:rPr>
+          <w:szCs w:val="24"/>
+        </w:rPr>
+        <w:t xml:space="preserve">cada ação relevante --- acesso ao sistema (login), cadastro, edição e inativação de EPIs, entradas e saídas de estoque, entregas, confirmações e recusas de recebimento, devoluções, edição, inativação e reativação </w:t>
+      </w:r>
+      <w:r>
+        <w:rPr>
           <w:szCs w:val="24"/>
         </w:rPr>
         <w:lastRenderedPageBreak/>
-        <w:t>Progressive Web App (PWA)</w:t>
-      </w:r>
-    </w:p>
-    <w:p>
-      <w:pPr>
-        <w:spacing w:line="360" w:lineRule="auto"/>
-        <w:jc w:val="both"/>
-        <w:rPr>
-          <w:szCs w:val="24"/>
-        </w:rPr>
-      </w:pPr>
-      <w:r>
-        <w:rPr>
-          <w:szCs w:val="24"/>
-        </w:rPr>
-        <w:tab/>
-      </w:r>
-      <w:r>
-        <w:rPr>
-          <w:szCs w:val="24"/>
-        </w:rPr>
-        <w:t xml:space="preserve">Após a conclusão da versão web, o sistema será adaptado para funcionar como um Progressive Web App. Essa abordagem permitirá que o SIGEPI seja instalado em dispositivos móveis como se fosse um aplicativo nativo, sem a necessidade de publicação em lojas como Google Play ou App Store. O PWA utiliza recursos como Service Workers e Web App </w:t>
-      </w:r>
-      <w:proofErr w:type="spellStart"/>
-      <w:r>
-        <w:rPr>
-          <w:szCs w:val="24"/>
-        </w:rPr>
-        <w:t>Manifest</w:t>
-      </w:r>
-      <w:proofErr w:type="spellEnd"/>
-      <w:r>
-        <w:rPr>
-          <w:szCs w:val="24"/>
-        </w:rPr>
-        <w:t xml:space="preserve"> para oferecer uma experiência próxima à de um aplicativo móvel, mantendo a mesma base de código da versão web.</w:t>
-      </w:r>
-    </w:p>
-    <w:p>
-      <w:pPr>
-        <w:spacing w:line="360" w:lineRule="auto"/>
-        <w:jc w:val="both"/>
-        <w:rPr>
-          <w:b/>
-          <w:bCs/>
-          <w:szCs w:val="24"/>
-        </w:rPr>
-      </w:pPr>
-      <w:r>
-        <w:rPr>
-          <w:b/>
-          <w:bCs/>
-          <w:szCs w:val="24"/>
-        </w:rPr>
-        <w:t>Hospedagem</w:t>
-      </w:r>
-    </w:p>
-    <w:p>
-      <w:pPr>
-        <w:spacing w:line="360" w:lineRule="auto"/>
-        <w:jc w:val="both"/>
-        <w:rPr>
-          <w:b/>
-          <w:bCs/>
-          <w:szCs w:val="24"/>
-        </w:rPr>
-      </w:pPr>
-      <w:r>
-        <w:rPr>
-          <w:b/>
-          <w:bCs/>
-          <w:szCs w:val="24"/>
-        </w:rPr>
-        <w:tab/>
-      </w:r>
-      <w:r>
-        <w:rPr>
-          <w:szCs w:val="24"/>
-        </w:rPr>
-        <w:t>Para a disponibilização do sistema em ambiente de produção, adotou-se uma arquitetura de hospedagem dividida. O front-</w:t>
-      </w:r>
-      <w:proofErr w:type="spellStart"/>
-      <w:r>
-        <w:rPr>
-          <w:szCs w:val="24"/>
-        </w:rPr>
-        <w:t>end</w:t>
-      </w:r>
-      <w:proofErr w:type="spellEnd"/>
-      <w:r>
-        <w:rPr>
-          <w:szCs w:val="24"/>
-        </w:rPr>
-        <w:t xml:space="preserve">, composto por arquivos estáticos, foi publicado em plataforma de hospedagem de sites estáticos com certificado HTTPS automático. O </w:t>
-      </w:r>
-      <w:proofErr w:type="spellStart"/>
-      <w:r>
-        <w:rPr>
-          <w:szCs w:val="24"/>
-        </w:rPr>
-        <w:t>back-end</w:t>
-      </w:r>
-      <w:proofErr w:type="spellEnd"/>
-      <w:r>
-        <w:rPr>
-          <w:szCs w:val="24"/>
-        </w:rPr>
-        <w:t>, desenvolvido em Node.js, e o banco de dados MySQL foram hospedados em plataforma de aplicações que mantém o servidor em execução contínua, permitindo o acesso à API a qualquer momento. A adoção de HTTPS não é apenas uma exigência de segurança para o tráfego de credenciais: é também requisito técnico para o funcionamento do Progressive Web App, uma vez que os navegadores só permitem o registro de Service Workers em conexões seguras.</w:t>
-      </w:r>
-    </w:p>
-    <w:p>
-      <w:pPr>
-        <w:spacing w:line="360" w:lineRule="auto"/>
-        <w:jc w:val="both"/>
-        <w:rPr>
-          <w:szCs w:val="24"/>
-        </w:rPr>
-      </w:pPr>
-    </w:p>
-    <w:p>
-      <w:pPr>
-        <w:spacing w:line="360" w:lineRule="auto"/>
-        <w:jc w:val="both"/>
-        <w:rPr>
-          <w:szCs w:val="24"/>
-        </w:rPr>
-      </w:pPr>
-    </w:p>
-    <w:p>
-      <w:pPr>
-        <w:spacing w:line="360" w:lineRule="auto"/>
-        <w:jc w:val="both"/>
-        <w:rPr>
-          <w:szCs w:val="24"/>
-        </w:rPr>
-      </w:pPr>
-    </w:p>
-    <w:p>
-      <w:pPr>
-        <w:spacing w:line="360" w:lineRule="auto"/>
-        <w:jc w:val="both"/>
-        <w:rPr>
-          <w:szCs w:val="24"/>
-        </w:rPr>
-      </w:pPr>
-    </w:p>
-    <w:p>
-      <w:pPr>
-        <w:spacing w:line="360" w:lineRule="auto"/>
-        <w:jc w:val="both"/>
-        <w:rPr>
-          <w:szCs w:val="24"/>
-        </w:rPr>
-      </w:pPr>
-    </w:p>
-    <w:p>
-      <w:pPr>
-        <w:spacing w:line="360" w:lineRule="auto"/>
-        <w:jc w:val="both"/>
-        <w:rPr>
-          <w:szCs w:val="24"/>
-        </w:rPr>
-      </w:pPr>
-    </w:p>
-    <w:p>
-      <w:pPr>
-        <w:spacing w:line="360" w:lineRule="auto"/>
-        <w:jc w:val="both"/>
-        <w:rPr>
-          <w:szCs w:val="24"/>
-        </w:rPr>
-      </w:pPr>
-    </w:p>
-    <w:p>
-      <w:pPr>
-        <w:spacing w:line="360" w:lineRule="auto"/>
-        <w:jc w:val="both"/>
-        <w:rPr>
-          <w:szCs w:val="24"/>
-        </w:rPr>
-      </w:pPr>
-    </w:p>
-    <w:p>
-      <w:pPr>
-        <w:spacing w:line="360" w:lineRule="auto"/>
-        <w:jc w:val="both"/>
-        <w:rPr>
-          <w:szCs w:val="24"/>
-        </w:rPr>
-      </w:pPr>
-    </w:p>
-    <w:p>
-      <w:pPr>
-        <w:spacing w:line="360" w:lineRule="auto"/>
-        <w:jc w:val="both"/>
-        <w:rPr>
-          <w:szCs w:val="24"/>
-        </w:rPr>
-      </w:pPr>
-    </w:p>
-    <w:p>
-      <w:pPr>
-        <w:spacing w:line="360" w:lineRule="auto"/>
-        <w:jc w:val="both"/>
-        <w:rPr>
-          <w:szCs w:val="24"/>
-        </w:rPr>
-      </w:pPr>
-    </w:p>
-    <w:p>
-      <w:pPr>
-        <w:spacing w:line="360" w:lineRule="auto"/>
-        <w:jc w:val="both"/>
-        <w:rPr>
-          <w:szCs w:val="24"/>
-        </w:rPr>
-      </w:pPr>
-    </w:p>
-    <w:p>
-      <w:pPr>
-        <w:spacing w:line="360" w:lineRule="auto"/>
-        <w:jc w:val="both"/>
-        <w:rPr>
-          <w:szCs w:val="24"/>
-        </w:rPr>
-      </w:pPr>
-    </w:p>
-    <w:p>
-      <w:pPr>
-        <w:spacing w:line="360" w:lineRule="auto"/>
-        <w:jc w:val="both"/>
-        <w:rPr>
-          <w:szCs w:val="24"/>
-        </w:rPr>
-      </w:pPr>
-    </w:p>
-    <w:p>
-      <w:pPr>
-        <w:spacing w:line="360" w:lineRule="auto"/>
-        <w:jc w:val="both"/>
-        <w:rPr>
-          <w:b/>
-          <w:bCs/>
-          <w:szCs w:val="24"/>
-        </w:rPr>
-      </w:pPr>
-    </w:p>
-    <w:p>
-      <w:pPr>
-        <w:spacing w:line="360" w:lineRule="auto"/>
-        <w:jc w:val="both"/>
-        <w:rPr>
-          <w:b/>
-          <w:bCs/>
-          <w:szCs w:val="24"/>
-        </w:rPr>
-      </w:pPr>
-    </w:p>
-    <w:p>
-      <w:pPr>
-        <w:spacing w:line="360" w:lineRule="auto"/>
-        <w:jc w:val="both"/>
-        <w:rPr>
-          <w:b/>
-          <w:bCs/>
-          <w:szCs w:val="24"/>
-        </w:rPr>
-      </w:pPr>
-    </w:p>
-    <w:p>
-      <w:pPr>
-        <w:spacing w:line="360" w:lineRule="auto"/>
-        <w:jc w:val="both"/>
-        <w:rPr>
-          <w:b/>
-          <w:bCs/>
-          <w:szCs w:val="24"/>
-        </w:rPr>
-      </w:pPr>
-      <w:r>
-        <w:rPr>
-          <w:b/>
-          <w:bCs/>
-          <w:szCs w:val="24"/>
-        </w:rPr>
-        <w:lastRenderedPageBreak/>
-        <w:t>10 MODELO DO BANCO DE DADOS</w:t>
-      </w:r>
-    </w:p>
-    <w:p>
-      <w:pPr>
-        <w:spacing w:line="360" w:lineRule="auto"/>
-        <w:jc w:val="both"/>
-        <w:rPr>
-          <w:szCs w:val="24"/>
-        </w:rPr>
-      </w:pPr>
-      <w:r>
-        <w:rPr>
-          <w:szCs w:val="24"/>
-        </w:rPr>
-        <w:tab/>
-      </w:r>
-      <w:r>
-        <w:rPr>
-          <w:szCs w:val="24"/>
-        </w:rPr>
-        <w:t>O banco de dados do SIGEPI foi projetado seguindo o modelo relacional e implementado em MySQL. O objetivo da modelagem foi garantir a integridade dos dados, a rastreabilidade das movimentações e o suporte eficiente às consultas realizadas pelo sistema. Um cuidado adotado em todo o modelo foi o uso do tipo ENUM nos campos de status e de tipo (situação de usuários, funcionários, EPIs, empresas, solicitações e entregas), que restringe os valores aceitos apenas aos previamente definidos, impedindo o registro de informações inválidas diretamente no banco — uma camada adicional de segurança e integridade.</w:t>
+        <w:t>de funcionários, e a aprovação ou recusa de solicitações</w:t>
+      </w:r>
+      <w:r>
+        <w:rPr>
+          <w:szCs w:val="24"/>
+        </w:rPr>
+        <w:t>. Cada registro guarda o tipo da ação, a data e a hora, uma descrição, o responsável (nome e CPF) e a empresa correspondente, garantindo o histórico completo e auditável de tudo o que ocorre no sistema.</w:t>
       </w:r>
     </w:p>
     <w:p>
@@ -12808,139 +14933,6 @@
         <w:rPr>
           <w:szCs w:val="24"/>
         </w:rPr>
-        <w:t>As principais entidades do banco de dados são: empresas, usuários, funcionários, setores, EPIs, estoque, movimentações de estoque, entregas, solicitações e logs de auditoria. Somam-se a elas tabelas auxiliares de apoio — cidade, endereço, categoria, tipo de usuário e o vínculo N:N entre EPIs e setores —, totalizando quinze tabelas. Cada entidade é representada por uma tabela, e os relacionamentos entre elas são estabelecidos por meio de chaves primárias e estrangeiras.</w:t>
-      </w:r>
-    </w:p>
-    <w:p>
-      <w:pPr>
-        <w:spacing w:line="360" w:lineRule="auto"/>
-        <w:ind w:firstLine="720"/>
-        <w:jc w:val="both"/>
-        <w:rPr>
-          <w:szCs w:val="24"/>
-        </w:rPr>
-      </w:pPr>
-      <w:r>
-        <w:rPr>
-          <w:szCs w:val="24"/>
-        </w:rPr>
-        <w:t>A tabela de empresas é o ponto central do modelo, pois todos os dados cadastrados no sistema pertencem a uma empresa específica. Isso permite que o SIGEPI seja utilizado por múltiplas empresas de forma isolada, sem que os dados de uma organização sejam visíveis para outra. A empresa possui ainda um código de acesso único, gerado automaticamente, utilizado pelos funcionários para se vincularem a ela.</w:t>
-      </w:r>
-    </w:p>
-    <w:p>
-      <w:pPr>
-        <w:spacing w:line="360" w:lineRule="auto"/>
-        <w:ind w:firstLine="720"/>
-        <w:jc w:val="both"/>
-        <w:rPr>
-          <w:szCs w:val="24"/>
-        </w:rPr>
-      </w:pPr>
-      <w:r>
-        <w:rPr>
-          <w:szCs w:val="24"/>
-        </w:rPr>
-        <w:t>A tabela de usuários armazena os dados de acesso — nome, e-mail, CPF, data de nascimento, senha criptografada e situação — e associa cada usuário a um perfil (administrador ou funcionário) por meio da tabela de tipos de usuário. O vínculo do usuário com uma empresa é opcional no momento do cadastro, o que permite que a conta exista antes de o usuário criar uma empresa (administrador) ou entrar em uma (funcionário, mediante o código de acesso). A tabela de funcionários complementa esses dados com nome, sobrenome, data de nascimento, setor de atuação e situação; quando um funcionário é inativado, o sistema registra também o motivo e a data da inativação, preservando o histórico por meio de exclusão lógica, sem apagar o registro.</w:t>
-      </w:r>
-    </w:p>
-    <w:p>
-      <w:pPr>
-        <w:spacing w:line="360" w:lineRule="auto"/>
-        <w:ind w:firstLine="720"/>
-        <w:jc w:val="both"/>
-        <w:rPr>
-          <w:szCs w:val="24"/>
-        </w:rPr>
-      </w:pPr>
-      <w:r>
-        <w:rPr>
-          <w:szCs w:val="24"/>
-        </w:rPr>
-        <w:t xml:space="preserve">Os EPIs são cadastrados em uma tabela própria, que contém nome, descrição, número e validade do Certificado de Aprovação (CA) e a categoria do equipamento. </w:t>
-      </w:r>
-      <w:r>
-        <w:rPr>
-          <w:szCs w:val="24"/>
-        </w:rPr>
-        <w:lastRenderedPageBreak/>
-        <w:t>As categorias não são criadas pelo usuário: correspondem às oito categorias de proteção previstas na NR-6, inseridas previamente no banco. A validade do CA (</w:t>
-      </w:r>
-      <w:proofErr w:type="spellStart"/>
-      <w:r>
-        <w:rPr>
-          <w:szCs w:val="24"/>
-        </w:rPr>
-        <w:t>dt_validade_ca</w:t>
-      </w:r>
-      <w:proofErr w:type="spellEnd"/>
-      <w:r>
-        <w:rPr>
-          <w:szCs w:val="24"/>
-        </w:rPr>
-        <w:t>) é o campo que alimenta o cálculo de situação dos EPIs — regular, próximo do vencimento ou vencido — exibido nos filtros e no painel de dashboard.</w:t>
-      </w:r>
-    </w:p>
-    <w:p>
-      <w:pPr>
-        <w:spacing w:line="360" w:lineRule="auto"/>
-        <w:ind w:firstLine="720"/>
-        <w:jc w:val="both"/>
-        <w:rPr>
-          <w:szCs w:val="24"/>
-        </w:rPr>
-      </w:pPr>
-      <w:r>
-        <w:rPr>
-          <w:szCs w:val="24"/>
-        </w:rPr>
-        <w:t>O controle de estoque é feito por duas tabelas complementares: a de estoque, que mantém a quantidade disponível, a quantidade mínima e a validade de cada lote; e a de movimentações, que registra cada entrada ou saída de equipamento. A baixa de estoque segue a lógica FIFO (primeiro que entra, primeiro que sai), priorizando o lote de validade mais próxima, por meio de uma trigger que atualiza o estoque automaticamente a cada entrega registrada.</w:t>
-      </w:r>
-    </w:p>
-    <w:p>
-      <w:pPr>
-        <w:spacing w:line="360" w:lineRule="auto"/>
-        <w:ind w:firstLine="720"/>
-        <w:jc w:val="both"/>
-        <w:rPr>
-          <w:szCs w:val="24"/>
-        </w:rPr>
-      </w:pPr>
-      <w:r>
-        <w:rPr>
-          <w:szCs w:val="24"/>
-        </w:rPr>
-        <w:t>A tabela de entregas registra cada EPI entregue a um funcionário, com data de entrega, data de devolução (quando aplicável) e referência ao usuário que realizou o registro. A tabela de solicitações permite que os funcionários solicitem a reposição de EPIs, com acompanhamento do status (pendente, aprovada ou recusada) pelo administrador.</w:t>
-      </w:r>
-    </w:p>
-    <w:p>
-      <w:pPr>
-        <w:spacing w:line="360" w:lineRule="auto"/>
-        <w:ind w:firstLine="720"/>
-        <w:jc w:val="both"/>
-        <w:rPr>
-          <w:szCs w:val="24"/>
-        </w:rPr>
-      </w:pPr>
-      <w:r>
-        <w:rPr>
-          <w:szCs w:val="24"/>
-        </w:rPr>
-        <w:t>Por fim, a tabela de logs de auditoria é o pilar de rastreabilidade do sistema: nela é registrada automaticamente cada ação relevante — cadastro e inativação de EPIs, entradas e saídas de estoque, entregas, devoluções, edição e inativação de funcionários e a aprovação ou recusa de solicitações. Cada registro guarda o tipo da ação, a data e a hora, uma descrição, o responsável (nome e CPF) e a empresa correspondente, garantindo o histórico completo e auditável de tudo o que ocorre no sistema.</w:t>
-      </w:r>
-    </w:p>
-    <w:p>
-      <w:pPr>
-        <w:spacing w:line="360" w:lineRule="auto"/>
-        <w:ind w:firstLine="720"/>
-        <w:jc w:val="both"/>
-        <w:rPr>
-          <w:szCs w:val="24"/>
-        </w:rPr>
-      </w:pPr>
-      <w:r>
-        <w:rPr>
-          <w:szCs w:val="24"/>
-        </w:rPr>
         <w:t xml:space="preserve">O diagrama entidade-relacionamento (DER) do banco de dados, apresentado na </w:t>
       </w:r>
       <w:r>
@@ -12973,7 +14965,6 @@
           <w:noProof/>
           <w:szCs w:val="24"/>
         </w:rPr>
-        <w:lastRenderedPageBreak/>
         <w:drawing>
           <wp:inline distT="0" distB="0" distL="0" distR="0" wp14:anchorId="32E335E9" wp14:editId="18B8FED9">
             <wp:extent cx="6318836" cy="5148243"/>
@@ -13187,7 +15178,6 @@
           <w:bCs/>
           <w:szCs w:val="24"/>
         </w:rPr>
-        <w:lastRenderedPageBreak/>
         <w:t>11 CRONOGRAMA</w:t>
       </w:r>
     </w:p>
@@ -13535,6 +15525,7 @@
         <w:rPr>
           <w:szCs w:val="24"/>
         </w:rPr>
+        <w:lastRenderedPageBreak/>
         <w:tab/>
         <w:t xml:space="preserve">A apresentação final do Trabalho de Conclusão de Curso </w:t>
       </w:r>
@@ -13627,8 +15618,340 @@
           <w:bCs/>
           <w:szCs w:val="24"/>
         </w:rPr>
+        <w:t>12 IDENTIDADE VISUAL</w:t>
+      </w:r>
+    </w:p>
+    <w:p>
+      <w:pPr>
+        <w:spacing w:line="360" w:lineRule="auto"/>
+        <w:jc w:val="both"/>
+        <w:rPr>
+          <w:szCs w:val="24"/>
+        </w:rPr>
+      </w:pPr>
+      <w:r>
+        <w:rPr>
+          <w:szCs w:val="24"/>
+        </w:rPr>
+        <w:tab/>
+      </w:r>
+      <w:r>
+        <w:rPr>
+          <w:szCs w:val="24"/>
+        </w:rPr>
+        <w:t>A identidade visual do SIGEPI foi desenvolvida com o objetivo de transmitir confiabilidade, organização e clareza, características essenciais para um sistema voltado ao ambiente corporativo e à segurança do trabalho.</w:t>
+      </w:r>
+    </w:p>
+    <w:p>
+      <w:pPr>
+        <w:spacing w:line="360" w:lineRule="auto"/>
+        <w:ind w:firstLine="720"/>
+        <w:jc w:val="both"/>
+        <w:rPr>
+          <w:szCs w:val="24"/>
+        </w:rPr>
+      </w:pPr>
+      <w:r>
+        <w:rPr>
+          <w:szCs w:val="24"/>
+        </w:rPr>
+        <w:t>A paleta de cores foi definida com base em seis cores com funções específicas. O azul (#3c98bd) é a cor de background do sistema, utilizado no cabeçalho e fundo das páginas. O verde-água (#5bcfb5) é a cor dos botões de ação e destaque do logo, associado à aprovação e segurança. O branco (#ffffff) predomina nos fundos dos cards, garantindo legibilidade e visual limpo. O vermelho (#e53935) é reservado para alertas críticos, como EPIs com validade vencida ou estoque abaixo do mínimo. O amarelo (#f5a623) indica alertas moderados, como EPIs próximos ao vencimento ou solicitações pendentes. O azul-escuro (#1a3a50) é utilizado no texto do logo e em elementos textuais de destaque.</w:t>
+      </w:r>
+    </w:p>
+    <w:p>
+      <w:pPr>
+        <w:spacing w:line="360" w:lineRule="auto"/>
+        <w:ind w:firstLine="720"/>
+        <w:jc w:val="both"/>
+        <w:rPr>
+          <w:szCs w:val="24"/>
+        </w:rPr>
+      </w:pPr>
+      <w:r>
+        <w:rPr>
+          <w:szCs w:val="24"/>
+        </w:rPr>
+        <w:t xml:space="preserve">A tipografia do sistema adota a família Poppins, importada do Google </w:t>
+      </w:r>
+      <w:proofErr w:type="spellStart"/>
+      <w:r>
+        <w:rPr>
+          <w:szCs w:val="24"/>
+        </w:rPr>
+        <w:t>Fonts</w:t>
+      </w:r>
+      <w:proofErr w:type="spellEnd"/>
+      <w:r>
+        <w:rPr>
+          <w:szCs w:val="24"/>
+        </w:rPr>
+        <w:t xml:space="preserve">, com três pesos distintos: </w:t>
+      </w:r>
+      <w:proofErr w:type="spellStart"/>
+      <w:r>
+        <w:rPr>
+          <w:szCs w:val="24"/>
+        </w:rPr>
+        <w:t>Semibold</w:t>
+      </w:r>
+      <w:proofErr w:type="spellEnd"/>
+      <w:r>
+        <w:rPr>
+          <w:szCs w:val="24"/>
+        </w:rPr>
+        <w:t xml:space="preserve"> (títulos e botões), Regular (corpo de texto e </w:t>
+      </w:r>
+      <w:proofErr w:type="spellStart"/>
+      <w:r>
+        <w:rPr>
+          <w:szCs w:val="24"/>
+        </w:rPr>
+        <w:t>labels</w:t>
+      </w:r>
+      <w:proofErr w:type="spellEnd"/>
+      <w:r>
+        <w:rPr>
+          <w:szCs w:val="24"/>
+        </w:rPr>
+        <w:t>) e Light (</w:t>
+      </w:r>
+      <w:proofErr w:type="spellStart"/>
+      <w:r>
+        <w:rPr>
+          <w:szCs w:val="24"/>
+        </w:rPr>
+        <w:t>placeholders</w:t>
+      </w:r>
+      <w:proofErr w:type="spellEnd"/>
+      <w:r>
+        <w:rPr>
+          <w:szCs w:val="24"/>
+        </w:rPr>
+        <w:t xml:space="preserve"> e textos secundários). Na página inicial de apresentação (landing </w:t>
+      </w:r>
+      <w:proofErr w:type="spellStart"/>
+      <w:r>
+        <w:rPr>
+          <w:szCs w:val="24"/>
+        </w:rPr>
+        <w:t>page</w:t>
+      </w:r>
+      <w:proofErr w:type="spellEnd"/>
+      <w:r>
+        <w:rPr>
+          <w:szCs w:val="24"/>
+        </w:rPr>
+        <w:t xml:space="preserve">), utiliza-se a família Barlow </w:t>
+      </w:r>
+      <w:proofErr w:type="spellStart"/>
+      <w:r>
+        <w:rPr>
+          <w:szCs w:val="24"/>
+        </w:rPr>
+        <w:t>Condensed</w:t>
+      </w:r>
+      <w:proofErr w:type="spellEnd"/>
+      <w:r>
+        <w:rPr>
+          <w:szCs w:val="24"/>
+        </w:rPr>
+        <w:t xml:space="preserve"> nos títulos e a Inter nos textos, reforçando o caráter institucional dessa página sem alterar a identidade do sistema.</w:t>
+      </w:r>
+      <w:r>
+        <w:rPr>
+          <w:szCs w:val="24"/>
+        </w:rPr>
+        <w:t xml:space="preserve"> </w:t>
+      </w:r>
+      <w:r>
+        <w:rPr>
+          <w:szCs w:val="24"/>
+        </w:rPr>
+        <w:t xml:space="preserve">Os tamanhos seguem uma hierarquia de 36px para títulos de página, 24px para subtítulos, 16px para corpo de texto, 14px para </w:t>
+      </w:r>
+      <w:proofErr w:type="spellStart"/>
+      <w:r>
+        <w:rPr>
+          <w:szCs w:val="24"/>
+        </w:rPr>
+        <w:t>labels</w:t>
+      </w:r>
+      <w:proofErr w:type="spellEnd"/>
+      <w:r>
+        <w:rPr>
+          <w:szCs w:val="24"/>
+        </w:rPr>
+        <w:t xml:space="preserve"> e 12px para textos secundários.</w:t>
+      </w:r>
+    </w:p>
+    <w:p>
+      <w:pPr>
+        <w:spacing w:line="360" w:lineRule="auto"/>
+        <w:ind w:firstLine="720"/>
+        <w:jc w:val="both"/>
+        <w:rPr>
+          <w:szCs w:val="24"/>
+        </w:rPr>
+      </w:pPr>
+      <w:r>
+        <w:rPr>
+          <w:szCs w:val="24"/>
+        </w:rPr>
+        <w:t>O layout das telas segue um padrão consistente em todas as páginas: menu superior fixo para navegação entre as seções, cabeçalho com identificação do usuário logado e área de conteúdo central. Essa estrutura padronizada reduz o tempo de aprendizado do sistema e melhora a experiência do usuário.</w:t>
+      </w:r>
+    </w:p>
+    <w:p>
+      <w:pPr>
+        <w:spacing w:line="360" w:lineRule="auto"/>
+        <w:ind w:firstLine="720"/>
+        <w:jc w:val="both"/>
+        <w:rPr>
+          <w:szCs w:val="24"/>
+        </w:rPr>
+      </w:pPr>
+      <w:r>
+        <w:rPr>
+          <w:szCs w:val="24"/>
+        </w:rPr>
+        <w:t xml:space="preserve">A interface foi projetada para ser totalmente responsiva, adaptando-se a diferentes tamanhos de tela. Em dispositivos móveis, o sistema será acessível por </w:t>
+      </w:r>
+      <w:r>
+        <w:rPr>
+          <w:szCs w:val="24"/>
+        </w:rPr>
         <w:lastRenderedPageBreak/>
-        <w:t>12 IDENTIDADE VISUAL</w:t>
+        <w:t>meio do Progressive Web App (PWA), mantendo a mesma identidade visual da versão web.</w:t>
+      </w:r>
+    </w:p>
+    <w:p>
+      <w:pPr>
+        <w:spacing w:line="360" w:lineRule="auto"/>
+        <w:jc w:val="both"/>
+        <w:rPr>
+          <w:b/>
+          <w:bCs/>
+          <w:szCs w:val="24"/>
+        </w:rPr>
+      </w:pPr>
+    </w:p>
+    <w:p>
+      <w:pPr>
+        <w:spacing w:line="360" w:lineRule="auto"/>
+        <w:jc w:val="both"/>
+        <w:rPr>
+          <w:b/>
+          <w:bCs/>
+          <w:szCs w:val="24"/>
+        </w:rPr>
+      </w:pPr>
+    </w:p>
+    <w:p>
+      <w:pPr>
+        <w:spacing w:line="360" w:lineRule="auto"/>
+        <w:jc w:val="both"/>
+        <w:rPr>
+          <w:b/>
+          <w:bCs/>
+          <w:szCs w:val="24"/>
+        </w:rPr>
+      </w:pPr>
+    </w:p>
+    <w:p>
+      <w:pPr>
+        <w:spacing w:line="360" w:lineRule="auto"/>
+        <w:jc w:val="both"/>
+        <w:rPr>
+          <w:b/>
+          <w:bCs/>
+          <w:szCs w:val="24"/>
+        </w:rPr>
+      </w:pPr>
+    </w:p>
+    <w:p>
+      <w:pPr>
+        <w:spacing w:line="360" w:lineRule="auto"/>
+        <w:jc w:val="both"/>
+        <w:rPr>
+          <w:b/>
+          <w:bCs/>
+          <w:szCs w:val="24"/>
+        </w:rPr>
+      </w:pPr>
+    </w:p>
+    <w:p>
+      <w:pPr>
+        <w:spacing w:line="360" w:lineRule="auto"/>
+        <w:jc w:val="both"/>
+        <w:rPr>
+          <w:b/>
+          <w:bCs/>
+          <w:szCs w:val="24"/>
+        </w:rPr>
+      </w:pPr>
+    </w:p>
+    <w:p>
+      <w:pPr>
+        <w:spacing w:line="360" w:lineRule="auto"/>
+        <w:jc w:val="both"/>
+        <w:rPr>
+          <w:b/>
+          <w:bCs/>
+          <w:szCs w:val="24"/>
+        </w:rPr>
+      </w:pPr>
+    </w:p>
+    <w:p>
+      <w:pPr>
+        <w:spacing w:line="360" w:lineRule="auto"/>
+        <w:jc w:val="both"/>
+        <w:rPr>
+          <w:b/>
+          <w:bCs/>
+          <w:szCs w:val="24"/>
+        </w:rPr>
+      </w:pPr>
+    </w:p>
+    <w:p>
+      <w:pPr>
+        <w:spacing w:line="360" w:lineRule="auto"/>
+        <w:jc w:val="both"/>
+        <w:rPr>
+          <w:b/>
+          <w:bCs/>
+          <w:szCs w:val="24"/>
+        </w:rPr>
+      </w:pPr>
+      <w:r>
+        <w:rPr>
+          <w:b/>
+          <w:bCs/>
+          <w:szCs w:val="24"/>
+        </w:rPr>
+        <w:t>1</w:t>
+      </w:r>
+      <w:r>
+        <w:rPr>
+          <w:b/>
+          <w:bCs/>
+          <w:szCs w:val="24"/>
+        </w:rPr>
+        <w:t>3</w:t>
+      </w:r>
+      <w:r>
+        <w:rPr>
+          <w:b/>
+          <w:bCs/>
+          <w:szCs w:val="24"/>
+        </w:rPr>
+        <w:t xml:space="preserve"> WIREFRAMES</w:t>
+      </w:r>
+      <w:r>
+        <w:rPr>
+          <w:b/>
+          <w:bCs/>
+          <w:szCs w:val="24"/>
+        </w:rPr>
+        <w:t xml:space="preserve"> E PROTOTIPAÇÃO</w:t>
       </w:r>
     </w:p>
     <w:p>
@@ -13649,7 +15972,63 @@
         <w:rPr>
           <w:szCs w:val="24"/>
         </w:rPr>
-        <w:t>A identidade visual do SIGEPI foi desenvolvida com o objetivo de transmitir confiabilidade, organização e clareza, características essenciais para um sistema voltado ao ambiente corporativo e à segurança do trabalho.</w:t>
+        <w:t xml:space="preserve">Antes do início do desenvolvimento, a equipe elaborou os </w:t>
+      </w:r>
+      <w:proofErr w:type="spellStart"/>
+      <w:r>
+        <w:rPr>
+          <w:szCs w:val="24"/>
+        </w:rPr>
+        <w:t>wireframes</w:t>
+      </w:r>
+      <w:proofErr w:type="spellEnd"/>
+      <w:r>
+        <w:rPr>
+          <w:szCs w:val="24"/>
+        </w:rPr>
+        <w:t xml:space="preserve"> das principais telas do SIGEPI utilizando o </w:t>
+      </w:r>
+      <w:proofErr w:type="spellStart"/>
+      <w:r>
+        <w:rPr>
+          <w:szCs w:val="24"/>
+        </w:rPr>
+        <w:t>Figma</w:t>
+      </w:r>
+      <w:proofErr w:type="spellEnd"/>
+      <w:r>
+        <w:rPr>
+          <w:szCs w:val="24"/>
+        </w:rPr>
+        <w:t xml:space="preserve">. Os </w:t>
+      </w:r>
+      <w:proofErr w:type="spellStart"/>
+      <w:r>
+        <w:rPr>
+          <w:szCs w:val="24"/>
+        </w:rPr>
+        <w:t>wireframes</w:t>
+      </w:r>
+      <w:proofErr w:type="spellEnd"/>
+      <w:r>
+        <w:rPr>
+          <w:szCs w:val="24"/>
+        </w:rPr>
+        <w:t xml:space="preserve"> serviram como referência inicial para validar o fluxo de navegação e a estrutura das interfaces. A partir dos </w:t>
+      </w:r>
+      <w:proofErr w:type="spellStart"/>
+      <w:r>
+        <w:rPr>
+          <w:szCs w:val="24"/>
+        </w:rPr>
+        <w:t>wireframes</w:t>
+      </w:r>
+      <w:proofErr w:type="spellEnd"/>
+      <w:r>
+        <w:rPr>
+          <w:szCs w:val="24"/>
+        </w:rPr>
+        <w:t>, foi desenvolvido o protótipo de alta fidelidade, totalmente alinhado à identidade visual definida.</w:t>
       </w:r>
     </w:p>
     <w:p>
@@ -13665,7 +16044,21 @@
         <w:rPr>
           <w:szCs w:val="24"/>
         </w:rPr>
-        <w:t>A paleta de cores foi definida com base em seis cores com funções específicas. O azul (#3c98bd) é a cor de background do sistema, utilizado no cabeçalho e fundo das páginas. O verde-água (#5bcfb5) é a cor dos botões de ação e destaque do logo, associado à aprovação e segurança. O branco (#ffffff) predomina nos fundos dos cards, garantindo legibilidade e visual limpo. O vermelho (#e53935) é reservado para alertas críticos, como EPIs com validade vencida ou estoque abaixo do mínimo. O amarelo (#f5a623) indica alertas moderados, como EPIs próximos ao vencimento ou solicitações pendentes. O azul-escuro (#1a3a50) é utilizado no texto do logo e em elementos textuais de destaque.</w:t>
+        <w:t xml:space="preserve">O protótipo final conta com 39 telas exportadas, cobrindo todos os fluxos do sistema: termos e condições, login, cadastro, home, cadastro de empresa, setores, dashboard, EPIs, funcionários, histórico, meus equipamentos, informações complementares e as seções de configuração de empresa e setores. Cada tela foi </w:t>
+      </w:r>
+      <w:proofErr w:type="spellStart"/>
+      <w:r>
+        <w:rPr>
+          <w:szCs w:val="24"/>
+        </w:rPr>
+        <w:t>prototipada</w:t>
+      </w:r>
+      <w:proofErr w:type="spellEnd"/>
+      <w:r>
+        <w:rPr>
+          <w:szCs w:val="24"/>
+        </w:rPr>
+        <w:t xml:space="preserve"> com fidelidade à identidade visual, utilizando as cores, tipografia e componentes que foram implementados no front-end.</w:t>
       </w:r>
     </w:p>
     <w:p>
@@ -13681,77 +16074,316 @@
         <w:rPr>
           <w:szCs w:val="24"/>
         </w:rPr>
-        <w:t xml:space="preserve">A tipografia adotada é a família Poppins, importada do Google </w:t>
+        <w:t xml:space="preserve">Além das telas para desktop, a equipe elaborou, no mesmo período e também no </w:t>
       </w:r>
       <w:proofErr w:type="spellStart"/>
       <w:r>
         <w:rPr>
           <w:szCs w:val="24"/>
         </w:rPr>
-        <w:t>Fonts</w:t>
+        <w:t>Figma</w:t>
       </w:r>
       <w:proofErr w:type="spellEnd"/>
       <w:r>
         <w:rPr>
           <w:szCs w:val="24"/>
         </w:rPr>
-        <w:t xml:space="preserve">, com três pesos distintos: </w:t>
+        <w:t>, as versões responsivas das interfaces, contemplando três formatos de tela: smartphone (mobile), tablet (iPad) e d</w:t>
+      </w:r>
+      <w:r>
+        <w:rPr>
+          <w:szCs w:val="24"/>
+        </w:rPr>
+        <w:t>e</w:t>
+      </w:r>
+      <w:r>
+        <w:rPr>
+          <w:szCs w:val="24"/>
+        </w:rPr>
+        <w:t>sktop de grande porte (Mac). Essa prototipação simultânea garantiu que a identidade visual e o fluxo de navegação se mantivessem consistentes em todos os dispositivos, orientando desde o início a implementação responsiva do front-</w:t>
       </w:r>
       <w:proofErr w:type="spellStart"/>
       <w:r>
         <w:rPr>
           <w:szCs w:val="24"/>
         </w:rPr>
-        <w:t>Semibold</w:t>
+        <w:t>end</w:t>
       </w:r>
       <w:proofErr w:type="spellEnd"/>
       <w:r>
         <w:rPr>
           <w:szCs w:val="24"/>
         </w:rPr>
-        <w:t xml:space="preserve"> (títulos e botões), Regular (corpo de texto e </w:t>
+        <w:t xml:space="preserve"> e a futura adaptação para Progressive Web App (PWA).</w:t>
+      </w:r>
+    </w:p>
+    <w:p>
+      <w:pPr>
+        <w:spacing w:line="360" w:lineRule="auto"/>
+        <w:ind w:firstLine="720"/>
+        <w:jc w:val="both"/>
+        <w:rPr>
+          <w:szCs w:val="24"/>
+        </w:rPr>
+      </w:pPr>
+      <w:r>
+        <w:rPr>
+          <w:szCs w:val="24"/>
+        </w:rPr>
+        <w:t xml:space="preserve">O protótipo foi desenvolvido no </w:t>
       </w:r>
       <w:proofErr w:type="spellStart"/>
       <w:r>
         <w:rPr>
           <w:szCs w:val="24"/>
         </w:rPr>
-        <w:t>labels</w:t>
+        <w:t>Figma</w:t>
       </w:r>
       <w:proofErr w:type="spellEnd"/>
       <w:r>
         <w:rPr>
           <w:szCs w:val="24"/>
         </w:rPr>
-        <w:t>) e Light (</w:t>
+        <w:t xml:space="preserve"> com dois fluxos distintos: o fluxo do Administrador, que engloba o cadastro da empresa, gestão de EPIs, acompanhamento de funcionários e visualização do dashboard; e o fluxo do Funcionário, que cobre a entrada na empresa, visualização dos seus EPIs e solicitação de reposição. A prototipação permitiu validar a usabilidade e antecipar </w:t>
+      </w:r>
+      <w:r>
+        <w:rPr>
+          <w:szCs w:val="24"/>
+        </w:rPr>
+        <w:lastRenderedPageBreak/>
+        <w:t>decisões de design antes da implementação, servindo como referência direta para o desenvolvimento do front-end.</w:t>
+      </w:r>
+    </w:p>
+    <w:p>
+      <w:pPr>
+        <w:spacing w:line="360" w:lineRule="auto"/>
+        <w:jc w:val="both"/>
+        <w:rPr>
+          <w:b/>
+          <w:bCs/>
+          <w:szCs w:val="24"/>
+        </w:rPr>
+      </w:pPr>
+    </w:p>
+    <w:p>
+      <w:pPr>
+        <w:spacing w:line="360" w:lineRule="auto"/>
+        <w:jc w:val="both"/>
+        <w:rPr>
+          <w:b/>
+          <w:bCs/>
+          <w:szCs w:val="24"/>
+        </w:rPr>
+      </w:pPr>
+    </w:p>
+    <w:p>
+      <w:pPr>
+        <w:spacing w:line="360" w:lineRule="auto"/>
+        <w:jc w:val="both"/>
+        <w:rPr>
+          <w:b/>
+          <w:bCs/>
+          <w:szCs w:val="24"/>
+        </w:rPr>
+      </w:pPr>
+    </w:p>
+    <w:p>
+      <w:pPr>
+        <w:spacing w:line="360" w:lineRule="auto"/>
+        <w:jc w:val="both"/>
+        <w:rPr>
+          <w:b/>
+          <w:bCs/>
+          <w:szCs w:val="24"/>
+        </w:rPr>
+      </w:pPr>
+    </w:p>
+    <w:p>
+      <w:pPr>
+        <w:spacing w:line="360" w:lineRule="auto"/>
+        <w:jc w:val="both"/>
+        <w:rPr>
+          <w:b/>
+          <w:bCs/>
+          <w:szCs w:val="24"/>
+        </w:rPr>
+      </w:pPr>
+    </w:p>
+    <w:p>
+      <w:pPr>
+        <w:spacing w:line="360" w:lineRule="auto"/>
+        <w:jc w:val="both"/>
+        <w:rPr>
+          <w:b/>
+          <w:bCs/>
+          <w:szCs w:val="24"/>
+        </w:rPr>
+      </w:pPr>
+    </w:p>
+    <w:p>
+      <w:pPr>
+        <w:spacing w:line="360" w:lineRule="auto"/>
+        <w:jc w:val="both"/>
+        <w:rPr>
+          <w:b/>
+          <w:bCs/>
+          <w:szCs w:val="24"/>
+        </w:rPr>
+      </w:pPr>
+    </w:p>
+    <w:p>
+      <w:pPr>
+        <w:spacing w:line="360" w:lineRule="auto"/>
+        <w:jc w:val="both"/>
+        <w:rPr>
+          <w:b/>
+          <w:bCs/>
+          <w:szCs w:val="24"/>
+        </w:rPr>
+      </w:pPr>
+    </w:p>
+    <w:p>
+      <w:pPr>
+        <w:spacing w:line="360" w:lineRule="auto"/>
+        <w:jc w:val="both"/>
+        <w:rPr>
+          <w:b/>
+          <w:bCs/>
+          <w:szCs w:val="24"/>
+        </w:rPr>
+      </w:pPr>
+    </w:p>
+    <w:p>
+      <w:pPr>
+        <w:spacing w:line="360" w:lineRule="auto"/>
+        <w:jc w:val="both"/>
+        <w:rPr>
+          <w:b/>
+          <w:bCs/>
+          <w:szCs w:val="24"/>
+        </w:rPr>
+      </w:pPr>
+      <w:r>
+        <w:rPr>
+          <w:b/>
+          <w:bCs/>
+          <w:szCs w:val="24"/>
+        </w:rPr>
+        <w:t>1</w:t>
+      </w:r>
+      <w:r>
+        <w:rPr>
+          <w:b/>
+          <w:bCs/>
+          <w:szCs w:val="24"/>
+        </w:rPr>
+        <w:t>4</w:t>
+      </w:r>
+      <w:r>
+        <w:rPr>
+          <w:b/>
+          <w:bCs/>
+          <w:szCs w:val="24"/>
+        </w:rPr>
+        <w:t xml:space="preserve"> RESULTADOS </w:t>
+      </w:r>
+      <w:r>
+        <w:rPr>
+          <w:b/>
+          <w:bCs/>
+          <w:szCs w:val="24"/>
+        </w:rPr>
+        <w:t>OBTIDOS</w:t>
+      </w:r>
+    </w:p>
+    <w:p>
+      <w:pPr>
+        <w:spacing w:line="360" w:lineRule="auto"/>
+        <w:jc w:val="both"/>
+        <w:rPr>
+          <w:szCs w:val="24"/>
+        </w:rPr>
+      </w:pPr>
+      <w:r>
+        <w:rPr>
+          <w:szCs w:val="24"/>
+        </w:rPr>
+        <w:tab/>
+      </w:r>
+      <w:r>
+        <w:rPr>
+          <w:szCs w:val="24"/>
+        </w:rPr>
+        <w:t>Ao final do desenvolvimento, o SIGEPI tornou-se operacional como uma aplicação web responsiva, capaz de atender empresas de diferentes portes que necessitem de controle sobre seus Equipamentos de Proteção Individual.</w:t>
+      </w:r>
+    </w:p>
+    <w:p>
+      <w:pPr>
+        <w:spacing w:line="360" w:lineRule="auto"/>
+        <w:ind w:firstLine="720"/>
+        <w:jc w:val="both"/>
+        <w:rPr>
+          <w:szCs w:val="24"/>
+        </w:rPr>
+      </w:pPr>
+      <w:r>
+        <w:rPr>
+          <w:szCs w:val="24"/>
+        </w:rPr>
+        <w:t xml:space="preserve">Do ponto de vista funcional, o sistema realiza o </w:t>
       </w:r>
       <w:proofErr w:type="spellStart"/>
       <w:r>
         <w:rPr>
           <w:szCs w:val="24"/>
         </w:rPr>
-        <w:t>placeholders</w:t>
+        <w:t>auto-cadastro</w:t>
       </w:r>
       <w:proofErr w:type="spellEnd"/>
       <w:r>
         <w:rPr>
           <w:szCs w:val="24"/>
         </w:rPr>
-        <w:t xml:space="preserve"> e textos secundários). Os tamanhos seguem uma hierarquia de 36px para títulos de página, 24px para subtítulos, 16px para corpo de texto, 14px para </w:t>
+        <w:t xml:space="preserve"> de funcionários e o cadastro de EPIs, registra entregas e devoluções, monitora o estoque em tempo real e emite alertas automáticos quando os equipamentos estão com validade próxima do vencimento ou com quantidade abaixo do mínimo estabelecido. Além disso, o painel de dashboard apresenta de forma visual os principais indicadores de gestão, como os EPIs mais utilizados e o histórico de movimentações</w:t>
+      </w:r>
+      <w:r>
+        <w:t xml:space="preserve">. </w:t>
+      </w:r>
+      <w:r>
+        <w:rPr>
+          <w:szCs w:val="24"/>
+        </w:rPr>
+        <w:t>O sistema conta ainda com a importação de EPIs em lote a partir de planilhas CSV, que valida cada linha e apresenta um relatório de erros, permitindo migrar rapidamente grandes volumes de equipamentos sem cadastro manual.</w:t>
+      </w:r>
+    </w:p>
+    <w:p>
+      <w:pPr>
+        <w:spacing w:line="360" w:lineRule="auto"/>
+        <w:ind w:firstLine="720"/>
+        <w:jc w:val="both"/>
+        <w:rPr>
+          <w:szCs w:val="24"/>
+        </w:rPr>
+      </w:pPr>
+      <w:r>
+        <w:rPr>
+          <w:szCs w:val="24"/>
+        </w:rPr>
+        <w:t xml:space="preserve">Do ponto de vista da segurança, o sistema implementa mecanismos de autenticação (JWT e criptografia de senhas com </w:t>
       </w:r>
       <w:proofErr w:type="spellStart"/>
       <w:r>
         <w:rPr>
           <w:szCs w:val="24"/>
         </w:rPr>
-        <w:t>labels</w:t>
+        <w:t>bcrypt</w:t>
       </w:r>
       <w:proofErr w:type="spellEnd"/>
       <w:r>
         <w:rPr>
           <w:szCs w:val="24"/>
         </w:rPr>
-        <w:t xml:space="preserve"> e 12px para textos secundários.</w:t>
+        <w:t>), verificação de robôs por meio de CAPTCHA, controle de acesso por perfil e proteção contra acessos não autorizados, garantindo a integridade e a confidencialidade dos dados das empresas cadastradas. A rastreabilidade é assegurada por um log de auditoria que registra todas as ações realizadas no sistema.</w:t>
       </w:r>
     </w:p>
     <w:p>
@@ -13767,7 +16399,14 @@
         <w:rPr>
           <w:szCs w:val="24"/>
         </w:rPr>
-        <w:t>O layout das telas segue um padrão consistente em todas as páginas: menu superior fixo para navegação entre as seções, cabeçalho com identificação do usuário logado e área de conteúdo central. Essa estrutura padronizada reduz o tempo de aprendizado do sistema e melhora a experiência do usuário.</w:t>
+        <w:t xml:space="preserve">Em termos de impacto para as organizações usuárias, o SIGEPI reduz o tempo gasto no controle de EPIs, diminui a ocorrência de erros nos registros e aumenta a rastreabilidade dos equipamentos. Esses benefícios contribuem diretamente para o </w:t>
+      </w:r>
+      <w:r>
+        <w:rPr>
+          <w:szCs w:val="24"/>
+        </w:rPr>
+        <w:lastRenderedPageBreak/>
+        <w:t>cumprimento das obrigações legais das empresas em relação à NR-6 e para a melhoria das condições de segurança dos trabalhadores.</w:t>
       </w:r>
     </w:p>
     <w:p>
@@ -13783,879 +16422,298 @@
         <w:rPr>
           <w:szCs w:val="24"/>
         </w:rPr>
-        <w:t>A interface foi projetada para ser totalmente responsiva, adaptando-se a diferentes tamanhos de tela. Em dispositivos móveis, o sistema será acessível por meio do Progressive Web App (PWA), mantendo a mesma identidade visual da versão web.</w:t>
-      </w:r>
-    </w:p>
-    <w:p>
-      <w:pPr>
-        <w:spacing w:line="360" w:lineRule="auto"/>
-        <w:jc w:val="both"/>
-        <w:rPr>
-          <w:b/>
-          <w:bCs/>
-          <w:szCs w:val="24"/>
-        </w:rPr>
-      </w:pPr>
-    </w:p>
-    <w:p>
-      <w:pPr>
-        <w:spacing w:line="360" w:lineRule="auto"/>
-        <w:jc w:val="both"/>
-        <w:rPr>
-          <w:b/>
-          <w:bCs/>
-          <w:szCs w:val="24"/>
-        </w:rPr>
-      </w:pPr>
-    </w:p>
-    <w:p>
-      <w:pPr>
-        <w:spacing w:line="360" w:lineRule="auto"/>
-        <w:jc w:val="both"/>
-        <w:rPr>
-          <w:b/>
-          <w:bCs/>
-          <w:szCs w:val="24"/>
-        </w:rPr>
-      </w:pPr>
-    </w:p>
-    <w:p>
-      <w:pPr>
-        <w:spacing w:line="360" w:lineRule="auto"/>
-        <w:jc w:val="both"/>
-        <w:rPr>
-          <w:b/>
-          <w:bCs/>
-          <w:szCs w:val="24"/>
-        </w:rPr>
-      </w:pPr>
-    </w:p>
-    <w:p>
-      <w:pPr>
-        <w:spacing w:line="360" w:lineRule="auto"/>
-        <w:jc w:val="both"/>
-        <w:rPr>
-          <w:b/>
-          <w:bCs/>
-          <w:szCs w:val="24"/>
-        </w:rPr>
-      </w:pPr>
-    </w:p>
-    <w:p>
-      <w:pPr>
-        <w:spacing w:line="360" w:lineRule="auto"/>
-        <w:jc w:val="both"/>
-        <w:rPr>
-          <w:b/>
-          <w:bCs/>
-          <w:szCs w:val="24"/>
-        </w:rPr>
-      </w:pPr>
-    </w:p>
-    <w:p>
-      <w:pPr>
-        <w:spacing w:line="360" w:lineRule="auto"/>
-        <w:jc w:val="both"/>
-        <w:rPr>
-          <w:b/>
-          <w:bCs/>
-          <w:szCs w:val="24"/>
-        </w:rPr>
-      </w:pPr>
-    </w:p>
-    <w:p>
-      <w:pPr>
-        <w:spacing w:line="360" w:lineRule="auto"/>
-        <w:jc w:val="both"/>
-        <w:rPr>
-          <w:b/>
-          <w:bCs/>
-          <w:szCs w:val="24"/>
-        </w:rPr>
-      </w:pPr>
-    </w:p>
-    <w:p>
-      <w:pPr>
-        <w:spacing w:line="360" w:lineRule="auto"/>
-        <w:jc w:val="both"/>
-        <w:rPr>
-          <w:b/>
-          <w:bCs/>
-          <w:szCs w:val="24"/>
-        </w:rPr>
-      </w:pPr>
-      <w:r>
-        <w:rPr>
-          <w:b/>
-          <w:bCs/>
+        <w:t>Por fim, com a futura disponibilização da versão PWA, espera-se ampliar o alcance da aplicação, permitindo que supervisores e responsáveis por segurança utilizem o SIGEPI diretamente de seus dispositivos móveis em campo, sem depender de um computador.</w:t>
+      </w:r>
+    </w:p>
+    <w:p>
+      <w:pPr>
+        <w:spacing w:line="360" w:lineRule="auto"/>
+        <w:jc w:val="both"/>
+        <w:rPr>
+          <w:b/>
+          <w:bCs/>
+          <w:szCs w:val="24"/>
+        </w:rPr>
+      </w:pPr>
+    </w:p>
+    <w:p>
+      <w:pPr>
+        <w:spacing w:line="360" w:lineRule="auto"/>
+        <w:jc w:val="both"/>
+        <w:rPr>
+          <w:b/>
+          <w:bCs/>
+          <w:szCs w:val="24"/>
+        </w:rPr>
+      </w:pPr>
+    </w:p>
+    <w:p>
+      <w:pPr>
+        <w:spacing w:line="360" w:lineRule="auto"/>
+        <w:jc w:val="both"/>
+        <w:rPr>
+          <w:b/>
+          <w:bCs/>
+          <w:szCs w:val="24"/>
+        </w:rPr>
+      </w:pPr>
+    </w:p>
+    <w:p>
+      <w:pPr>
+        <w:spacing w:line="360" w:lineRule="auto"/>
+        <w:jc w:val="both"/>
+        <w:rPr>
+          <w:b/>
+          <w:bCs/>
+          <w:szCs w:val="24"/>
+        </w:rPr>
+      </w:pPr>
+    </w:p>
+    <w:p>
+      <w:pPr>
+        <w:spacing w:line="360" w:lineRule="auto"/>
+        <w:jc w:val="both"/>
+        <w:rPr>
+          <w:b/>
+          <w:bCs/>
+          <w:szCs w:val="24"/>
+        </w:rPr>
+      </w:pPr>
+    </w:p>
+    <w:p>
+      <w:pPr>
+        <w:spacing w:line="360" w:lineRule="auto"/>
+        <w:jc w:val="both"/>
+        <w:rPr>
+          <w:b/>
+          <w:bCs/>
+          <w:szCs w:val="24"/>
+        </w:rPr>
+      </w:pPr>
+    </w:p>
+    <w:p>
+      <w:pPr>
+        <w:spacing w:line="360" w:lineRule="auto"/>
+        <w:jc w:val="both"/>
+        <w:rPr>
+          <w:b/>
+          <w:bCs/>
+          <w:szCs w:val="24"/>
+        </w:rPr>
+      </w:pPr>
+    </w:p>
+    <w:p>
+      <w:pPr>
+        <w:spacing w:line="360" w:lineRule="auto"/>
+        <w:jc w:val="both"/>
+        <w:rPr>
+          <w:b/>
+          <w:bCs/>
+          <w:szCs w:val="24"/>
+        </w:rPr>
+      </w:pPr>
+    </w:p>
+    <w:p>
+      <w:pPr>
+        <w:spacing w:line="360" w:lineRule="auto"/>
+        <w:jc w:val="both"/>
+        <w:rPr>
+          <w:b/>
+          <w:bCs/>
+          <w:szCs w:val="24"/>
+        </w:rPr>
+      </w:pPr>
+    </w:p>
+    <w:p>
+      <w:pPr>
+        <w:spacing w:line="360" w:lineRule="auto"/>
+        <w:jc w:val="both"/>
+        <w:rPr>
+          <w:b/>
+          <w:bCs/>
+          <w:szCs w:val="24"/>
+        </w:rPr>
+      </w:pPr>
+      <w:r>
+        <w:rPr>
+          <w:b/>
+          <w:bCs/>
+          <w:szCs w:val="24"/>
+        </w:rPr>
+        <w:t>1</w:t>
+      </w:r>
+      <w:r>
+        <w:rPr>
+          <w:b/>
+          <w:bCs/>
+          <w:szCs w:val="24"/>
+        </w:rPr>
+        <w:t>5</w:t>
+      </w:r>
+      <w:r>
+        <w:rPr>
+          <w:b/>
+          <w:bCs/>
+          <w:szCs w:val="24"/>
+        </w:rPr>
+        <w:t xml:space="preserve"> PRÓXIMOS PASSOS</w:t>
+      </w:r>
+    </w:p>
+    <w:p>
+      <w:pPr>
+        <w:spacing w:line="360" w:lineRule="auto"/>
+        <w:jc w:val="both"/>
+        <w:rPr>
+          <w:szCs w:val="24"/>
+        </w:rPr>
+      </w:pPr>
+      <w:r>
+        <w:rPr>
+          <w:b/>
+          <w:bCs/>
+          <w:szCs w:val="24"/>
+        </w:rPr>
+        <w:tab/>
+      </w:r>
+      <w:r>
+        <w:rPr>
+          <w:szCs w:val="24"/>
+        </w:rPr>
+        <w:t xml:space="preserve">Com o sistema web finalizado — </w:t>
+      </w:r>
+      <w:proofErr w:type="spellStart"/>
+      <w:r>
+        <w:rPr>
+          <w:szCs w:val="24"/>
+        </w:rPr>
+        <w:t>back-end</w:t>
+      </w:r>
+      <w:proofErr w:type="spellEnd"/>
+      <w:r>
+        <w:rPr>
+          <w:szCs w:val="24"/>
+        </w:rPr>
+        <w:t xml:space="preserve"> e front-</w:t>
+      </w:r>
+      <w:proofErr w:type="spellStart"/>
+      <w:r>
+        <w:rPr>
+          <w:szCs w:val="24"/>
+        </w:rPr>
+        <w:t>end</w:t>
+      </w:r>
+      <w:proofErr w:type="spellEnd"/>
+      <w:r>
+        <w:rPr>
+          <w:szCs w:val="24"/>
+        </w:rPr>
+        <w:t xml:space="preserve"> integrados e a camada de responsividade concluída para diferentes tamanhos de tela —, a equipe concentra-se agora nas etapas finais do projeto.</w:t>
+      </w:r>
+    </w:p>
+    <w:p>
+      <w:pPr>
+        <w:spacing w:line="360" w:lineRule="auto"/>
+        <w:ind w:firstLine="720"/>
+        <w:jc w:val="both"/>
+        <w:rPr>
+          <w:szCs w:val="24"/>
+        </w:rPr>
+      </w:pPr>
+      <w:r>
+        <w:rPr>
+          <w:szCs w:val="24"/>
+        </w:rPr>
+        <w:t xml:space="preserve">O próximo passo é a transformação do sistema em um Progressive Web App (PWA), por meio da configuração do Service </w:t>
+      </w:r>
+      <w:proofErr w:type="spellStart"/>
+      <w:r>
+        <w:rPr>
+          <w:szCs w:val="24"/>
+        </w:rPr>
+        <w:t>Worker</w:t>
+      </w:r>
+      <w:proofErr w:type="spellEnd"/>
+      <w:r>
+        <w:rPr>
+          <w:szCs w:val="24"/>
+        </w:rPr>
+        <w:t xml:space="preserve">, do Web App </w:t>
+      </w:r>
+      <w:proofErr w:type="spellStart"/>
+      <w:r>
+        <w:rPr>
+          <w:szCs w:val="24"/>
+        </w:rPr>
+        <w:t>Manifest</w:t>
+      </w:r>
+      <w:proofErr w:type="spellEnd"/>
+      <w:r>
+        <w:rPr>
+          <w:szCs w:val="24"/>
+        </w:rPr>
+        <w:t xml:space="preserve"> e dos ícones de instalação, permitindo que o SIGEPI seja instalado em dispositivos móveis como um aplicativo, sem depender de lojas como Google Play ou App Store.</w:t>
+      </w:r>
+    </w:p>
+    <w:p>
+      <w:pPr>
+        <w:spacing w:line="360" w:lineRule="auto"/>
+        <w:ind w:firstLine="720"/>
+        <w:jc w:val="both"/>
+        <w:rPr>
+          <w:szCs w:val="24"/>
+        </w:rPr>
+      </w:pPr>
+      <w:r>
+        <w:rPr>
+          <w:szCs w:val="24"/>
+        </w:rPr>
+        <w:t>Em paralelo, será realizada a elaboração e a execução dos casos de teste, com base nos requisitos funcionais e não funcionais definidos na documentação. Essa etapa, conduzida sob a disciplina de Qualidade e Teste de Software, tem como objetivo validar o comportamento do sistema, identificar eventuais falhas e assegurar que cada funcionalidade atenda ao que foi especificado.</w:t>
+      </w:r>
+    </w:p>
+    <w:p>
+      <w:pPr>
+        <w:spacing w:line="360" w:lineRule="auto"/>
+        <w:ind w:firstLine="720"/>
+        <w:jc w:val="both"/>
+        <w:rPr>
+          <w:szCs w:val="24"/>
+        </w:rPr>
+      </w:pPr>
+      <w:r>
+        <w:rPr>
+          <w:szCs w:val="24"/>
+        </w:rPr>
+        <w:t xml:space="preserve">Concluídos os testes, o sistema será hospedado em ambiente de produção, com a publicação do </w:t>
+      </w:r>
+      <w:proofErr w:type="spellStart"/>
+      <w:r>
+        <w:rPr>
+          <w:szCs w:val="24"/>
+        </w:rPr>
+        <w:t>back-end</w:t>
+      </w:r>
+      <w:proofErr w:type="spellEnd"/>
+      <w:r>
+        <w:rPr>
+          <w:szCs w:val="24"/>
+        </w:rPr>
+        <w:t xml:space="preserve"> e do banco de dados MySQL em plataformas de hospedagem gratuitas, como Railway ou Render, seguida do registro e da configuração de um domínio próprio, tornando a aplicação acessível publicamente pela internet.</w:t>
+      </w:r>
+    </w:p>
+    <w:p>
+      <w:pPr>
+        <w:spacing w:line="360" w:lineRule="auto"/>
+        <w:ind w:firstLine="720"/>
+        <w:jc w:val="both"/>
+        <w:rPr>
+          <w:szCs w:val="24"/>
+        </w:rPr>
+      </w:pPr>
+      <w:r>
+        <w:rPr>
           <w:szCs w:val="24"/>
         </w:rPr>
         <w:lastRenderedPageBreak/>
-        <w:t>1</w:t>
-      </w:r>
-      <w:r>
-        <w:rPr>
-          <w:b/>
-          <w:bCs/>
-          <w:szCs w:val="24"/>
-        </w:rPr>
-        <w:t>3</w:t>
-      </w:r>
-      <w:r>
-        <w:rPr>
-          <w:b/>
-          <w:bCs/>
-          <w:szCs w:val="24"/>
-        </w:rPr>
-        <w:t xml:space="preserve"> WIREFRAMES</w:t>
-      </w:r>
-      <w:r>
-        <w:rPr>
-          <w:b/>
-          <w:bCs/>
-          <w:szCs w:val="24"/>
-        </w:rPr>
-        <w:t xml:space="preserve"> E PROTOTIPAÇÃO</w:t>
-      </w:r>
-    </w:p>
-    <w:p>
-      <w:pPr>
-        <w:spacing w:line="360" w:lineRule="auto"/>
-        <w:jc w:val="both"/>
-        <w:rPr>
-          <w:szCs w:val="24"/>
-        </w:rPr>
-      </w:pPr>
-      <w:r>
-        <w:rPr>
-          <w:szCs w:val="24"/>
-        </w:rPr>
-        <w:tab/>
-      </w:r>
-      <w:r>
-        <w:rPr>
-          <w:szCs w:val="24"/>
-        </w:rPr>
-        <w:t xml:space="preserve">Antes do início do desenvolvimento, a equipe elaborou os </w:t>
-      </w:r>
-      <w:proofErr w:type="spellStart"/>
-      <w:r>
-        <w:rPr>
-          <w:szCs w:val="24"/>
-        </w:rPr>
-        <w:t>wireframes</w:t>
-      </w:r>
-      <w:proofErr w:type="spellEnd"/>
-      <w:r>
-        <w:rPr>
-          <w:szCs w:val="24"/>
-        </w:rPr>
-        <w:t xml:space="preserve"> das principais telas do SIGEPI utilizando o </w:t>
-      </w:r>
-      <w:proofErr w:type="spellStart"/>
-      <w:r>
-        <w:rPr>
-          <w:szCs w:val="24"/>
-        </w:rPr>
-        <w:t>Figma</w:t>
-      </w:r>
-      <w:proofErr w:type="spellEnd"/>
-      <w:r>
-        <w:rPr>
-          <w:szCs w:val="24"/>
-        </w:rPr>
-        <w:t xml:space="preserve">. Os </w:t>
-      </w:r>
-      <w:proofErr w:type="spellStart"/>
-      <w:r>
-        <w:rPr>
-          <w:szCs w:val="24"/>
-        </w:rPr>
-        <w:t>wireframes</w:t>
-      </w:r>
-      <w:proofErr w:type="spellEnd"/>
-      <w:r>
-        <w:rPr>
-          <w:szCs w:val="24"/>
-        </w:rPr>
-        <w:t xml:space="preserve"> serviram como referência inicial para validar o fluxo de navegação e a estrutura das interfaces. A partir dos </w:t>
-      </w:r>
-      <w:proofErr w:type="spellStart"/>
-      <w:r>
-        <w:rPr>
-          <w:szCs w:val="24"/>
-        </w:rPr>
-        <w:t>wireframes</w:t>
-      </w:r>
-      <w:proofErr w:type="spellEnd"/>
-      <w:r>
-        <w:rPr>
-          <w:szCs w:val="24"/>
-        </w:rPr>
-        <w:t>, foi desenvolvido o protótipo de alta fidelidade, totalmente alinhado à identidade visual definida.</w:t>
-      </w:r>
-    </w:p>
-    <w:p>
-      <w:pPr>
-        <w:spacing w:line="360" w:lineRule="auto"/>
-        <w:ind w:firstLine="720"/>
-        <w:jc w:val="both"/>
-        <w:rPr>
-          <w:szCs w:val="24"/>
-        </w:rPr>
-      </w:pPr>
-      <w:r>
-        <w:rPr>
-          <w:szCs w:val="24"/>
-        </w:rPr>
-        <w:t xml:space="preserve">O protótipo final conta com 39 telas exportadas, cobrindo todos os fluxos do sistema: termos e condições, login, cadastro, home, cadastro de empresa, setores, dashboard, EPIs, funcionários, histórico, meus equipamentos, informações complementares e as seções de configuração de empresa e setores. Cada tela foi </w:t>
-      </w:r>
-      <w:proofErr w:type="spellStart"/>
-      <w:r>
-        <w:rPr>
-          <w:szCs w:val="24"/>
-        </w:rPr>
-        <w:t>prototipada</w:t>
-      </w:r>
-      <w:proofErr w:type="spellEnd"/>
-      <w:r>
-        <w:rPr>
-          <w:szCs w:val="24"/>
-        </w:rPr>
-        <w:t xml:space="preserve"> com fidelidade à identidade visual, utilizando as cores, tipografia e componentes que foram implementados no front-end.</w:t>
-      </w:r>
-    </w:p>
-    <w:p>
-      <w:pPr>
-        <w:spacing w:line="360" w:lineRule="auto"/>
-        <w:ind w:firstLine="720"/>
-        <w:jc w:val="both"/>
-        <w:rPr>
-          <w:szCs w:val="24"/>
-        </w:rPr>
-      </w:pPr>
-      <w:r>
-        <w:rPr>
-          <w:szCs w:val="24"/>
-        </w:rPr>
-        <w:t xml:space="preserve">Além das telas para desktop, a equipe elaborou, no mesmo período e também no </w:t>
-      </w:r>
-      <w:proofErr w:type="spellStart"/>
-      <w:r>
-        <w:rPr>
-          <w:szCs w:val="24"/>
-        </w:rPr>
-        <w:t>Figma</w:t>
-      </w:r>
-      <w:proofErr w:type="spellEnd"/>
-      <w:r>
-        <w:rPr>
-          <w:szCs w:val="24"/>
-        </w:rPr>
-        <w:t>, as versões responsivas das interfaces, contemplando três formatos de tela: smartphone (mobile), tablet (iPad) e d</w:t>
-      </w:r>
-      <w:r>
-        <w:rPr>
-          <w:szCs w:val="24"/>
-        </w:rPr>
-        <w:t>e</w:t>
-      </w:r>
-      <w:r>
-        <w:rPr>
-          <w:szCs w:val="24"/>
-        </w:rPr>
-        <w:t>sktop de grande porte (Mac). Essa prototipação simultânea garantiu que a identidade visual e o fluxo de navegação se mantivessem consistentes em todos os dispositivos, orientando desde o início a implementação responsiva do front-</w:t>
-      </w:r>
-      <w:proofErr w:type="spellStart"/>
-      <w:r>
-        <w:rPr>
-          <w:szCs w:val="24"/>
-        </w:rPr>
-        <w:t>end</w:t>
-      </w:r>
-      <w:proofErr w:type="spellEnd"/>
-      <w:r>
-        <w:rPr>
-          <w:szCs w:val="24"/>
-        </w:rPr>
-        <w:t xml:space="preserve"> e a futura adaptação para Progressive Web App (PWA).</w:t>
-      </w:r>
-    </w:p>
-    <w:p>
-      <w:pPr>
-        <w:spacing w:line="360" w:lineRule="auto"/>
-        <w:ind w:firstLine="720"/>
-        <w:jc w:val="both"/>
-        <w:rPr>
-          <w:szCs w:val="24"/>
-        </w:rPr>
-      </w:pPr>
-      <w:r>
-        <w:rPr>
-          <w:szCs w:val="24"/>
-        </w:rPr>
-        <w:t xml:space="preserve">O protótipo foi desenvolvido no </w:t>
-      </w:r>
-      <w:proofErr w:type="spellStart"/>
-      <w:r>
-        <w:rPr>
-          <w:szCs w:val="24"/>
-        </w:rPr>
-        <w:t>Figma</w:t>
-      </w:r>
-      <w:proofErr w:type="spellEnd"/>
-      <w:r>
-        <w:rPr>
-          <w:szCs w:val="24"/>
-        </w:rPr>
-        <w:t xml:space="preserve"> com dois fluxos distintos: o fluxo do Administrador, que engloba o cadastro da empresa, gestão de EPIs, acompanhamento de funcionários e visualização do dashboard; e o fluxo do Funcionário, que cobre a entrada na empresa, visualização dos seus EPIs e solicitação de reposição. A prototipação permitiu validar a usabilidade e antecipar decisões de design antes da implementação, servindo como referência direta para o desenvolvimento do front-end.</w:t>
-      </w:r>
-    </w:p>
-    <w:p>
-      <w:pPr>
-        <w:spacing w:line="360" w:lineRule="auto"/>
-        <w:jc w:val="both"/>
-        <w:rPr>
-          <w:b/>
-          <w:bCs/>
-          <w:szCs w:val="24"/>
-        </w:rPr>
-      </w:pPr>
-    </w:p>
-    <w:p>
-      <w:pPr>
-        <w:spacing w:line="360" w:lineRule="auto"/>
-        <w:jc w:val="both"/>
-        <w:rPr>
-          <w:b/>
-          <w:bCs/>
-          <w:szCs w:val="24"/>
-        </w:rPr>
-      </w:pPr>
-    </w:p>
-    <w:p>
-      <w:pPr>
-        <w:spacing w:line="360" w:lineRule="auto"/>
-        <w:jc w:val="both"/>
-        <w:rPr>
-          <w:b/>
-          <w:bCs/>
-          <w:szCs w:val="24"/>
-        </w:rPr>
-      </w:pPr>
-    </w:p>
-    <w:p>
-      <w:pPr>
-        <w:spacing w:line="360" w:lineRule="auto"/>
-        <w:jc w:val="both"/>
-        <w:rPr>
-          <w:b/>
-          <w:bCs/>
-          <w:szCs w:val="24"/>
-        </w:rPr>
-      </w:pPr>
-    </w:p>
-    <w:p>
-      <w:pPr>
-        <w:spacing w:line="360" w:lineRule="auto"/>
-        <w:jc w:val="both"/>
-        <w:rPr>
-          <w:b/>
-          <w:bCs/>
-          <w:szCs w:val="24"/>
-        </w:rPr>
-      </w:pPr>
-    </w:p>
-    <w:p>
-      <w:pPr>
-        <w:spacing w:line="360" w:lineRule="auto"/>
-        <w:jc w:val="both"/>
-        <w:rPr>
-          <w:b/>
-          <w:bCs/>
-          <w:szCs w:val="24"/>
-        </w:rPr>
-      </w:pPr>
-    </w:p>
-    <w:p>
-      <w:pPr>
-        <w:spacing w:line="360" w:lineRule="auto"/>
-        <w:jc w:val="both"/>
-        <w:rPr>
-          <w:b/>
-          <w:bCs/>
-          <w:szCs w:val="24"/>
-        </w:rPr>
-      </w:pPr>
-    </w:p>
-    <w:p>
-      <w:pPr>
-        <w:spacing w:line="360" w:lineRule="auto"/>
-        <w:jc w:val="both"/>
-        <w:rPr>
-          <w:b/>
-          <w:bCs/>
-          <w:szCs w:val="24"/>
-        </w:rPr>
-      </w:pPr>
-    </w:p>
-    <w:p>
-      <w:pPr>
-        <w:spacing w:line="360" w:lineRule="auto"/>
-        <w:jc w:val="both"/>
-        <w:rPr>
-          <w:b/>
-          <w:bCs/>
-          <w:szCs w:val="24"/>
-        </w:rPr>
-      </w:pPr>
-    </w:p>
-    <w:p>
-      <w:pPr>
-        <w:spacing w:line="360" w:lineRule="auto"/>
-        <w:jc w:val="both"/>
-        <w:rPr>
-          <w:b/>
-          <w:bCs/>
-          <w:szCs w:val="24"/>
-        </w:rPr>
-      </w:pPr>
-      <w:r>
-        <w:rPr>
-          <w:b/>
-          <w:bCs/>
-          <w:szCs w:val="24"/>
-        </w:rPr>
-        <w:lastRenderedPageBreak/>
-        <w:t>1</w:t>
-      </w:r>
-      <w:r>
-        <w:rPr>
-          <w:b/>
-          <w:bCs/>
-          <w:szCs w:val="24"/>
-        </w:rPr>
-        <w:t>4</w:t>
-      </w:r>
-      <w:r>
-        <w:rPr>
-          <w:b/>
-          <w:bCs/>
-          <w:szCs w:val="24"/>
-        </w:rPr>
-        <w:t xml:space="preserve"> RESULTADOS </w:t>
-      </w:r>
-      <w:r>
-        <w:rPr>
-          <w:b/>
-          <w:bCs/>
-          <w:szCs w:val="24"/>
-        </w:rPr>
-        <w:t>OBTIDOS</w:t>
-      </w:r>
-    </w:p>
-    <w:p>
-      <w:pPr>
-        <w:spacing w:line="360" w:lineRule="auto"/>
-        <w:jc w:val="both"/>
-        <w:rPr>
-          <w:szCs w:val="24"/>
-        </w:rPr>
-      </w:pPr>
-      <w:r>
-        <w:rPr>
-          <w:szCs w:val="24"/>
-        </w:rPr>
-        <w:tab/>
-      </w:r>
-      <w:r>
-        <w:rPr>
-          <w:szCs w:val="24"/>
-        </w:rPr>
-        <w:t>Ao final do desenvolvimento, o SIGEPI tornou-se operacional como uma aplicação web responsiva, capaz de atender empresas de diferentes portes que necessitem de controle sobre seus Equipamentos de Proteção Individual.</w:t>
-      </w:r>
-    </w:p>
-    <w:p>
-      <w:pPr>
-        <w:spacing w:line="360" w:lineRule="auto"/>
-        <w:ind w:firstLine="720"/>
-        <w:jc w:val="both"/>
-        <w:rPr>
-          <w:szCs w:val="24"/>
-        </w:rPr>
-      </w:pPr>
-      <w:r>
-        <w:rPr>
-          <w:szCs w:val="24"/>
-        </w:rPr>
-        <w:t xml:space="preserve">Do ponto de vista funcional, o sistema realiza o </w:t>
-      </w:r>
-      <w:proofErr w:type="spellStart"/>
-      <w:r>
-        <w:rPr>
-          <w:szCs w:val="24"/>
-        </w:rPr>
-        <w:t>auto-cadastro</w:t>
-      </w:r>
-      <w:proofErr w:type="spellEnd"/>
-      <w:r>
-        <w:rPr>
-          <w:szCs w:val="24"/>
-        </w:rPr>
-        <w:t xml:space="preserve"> de funcionários e o cadastro de EPIs, registra entregas e devoluções, monitora o estoque em tempo real e emite alertas automáticos quando os equipamentos estão com validade próxima do vencimento ou com quantidade abaixo do mínimo estabelecido. Além disso, o painel de dashboard apresenta de forma visual os principais indicadores de gestão, como os EPIs mais utilizados e o histórico de movimentações.</w:t>
-      </w:r>
-    </w:p>
-    <w:p>
-      <w:pPr>
-        <w:spacing w:line="360" w:lineRule="auto"/>
-        <w:ind w:firstLine="720"/>
-        <w:jc w:val="both"/>
-        <w:rPr>
-          <w:szCs w:val="24"/>
-        </w:rPr>
-      </w:pPr>
-      <w:r>
-        <w:rPr>
-          <w:szCs w:val="24"/>
-        </w:rPr>
-        <w:t xml:space="preserve">Do ponto de vista da segurança, o sistema implementa mecanismos de autenticação (JWT e criptografia de senhas com </w:t>
-      </w:r>
-      <w:proofErr w:type="spellStart"/>
-      <w:r>
-        <w:rPr>
-          <w:szCs w:val="24"/>
-        </w:rPr>
-        <w:t>bcrypt</w:t>
-      </w:r>
-      <w:proofErr w:type="spellEnd"/>
-      <w:r>
-        <w:rPr>
-          <w:szCs w:val="24"/>
-        </w:rPr>
-        <w:t>), verificação de robôs por meio de CAPTCHA, controle de acesso por perfil e proteção contra acessos não autorizados, garantindo a integridade e a confidencialidade dos dados das empresas cadastradas. A rastreabilidade é assegurada por um log de auditoria que registra todas as ações realizadas no sistema.</w:t>
-      </w:r>
-    </w:p>
-    <w:p>
-      <w:pPr>
-        <w:spacing w:line="360" w:lineRule="auto"/>
-        <w:ind w:firstLine="720"/>
-        <w:jc w:val="both"/>
-        <w:rPr>
-          <w:szCs w:val="24"/>
-        </w:rPr>
-      </w:pPr>
-      <w:r>
-        <w:rPr>
-          <w:szCs w:val="24"/>
-        </w:rPr>
-        <w:t>Em termos de impacto para as organizações usuárias, o SIGEPI reduz o tempo gasto no controle de EPIs, diminui a ocorrência de erros nos registros e aumenta a rastreabilidade dos equipamentos. Esses benefícios contribuem diretamente para o cumprimento das obrigações legais das empresas em relação à NR-6 e para a melhoria das condições de segurança dos trabalhadores.</w:t>
-      </w:r>
-    </w:p>
-    <w:p>
-      <w:pPr>
-        <w:spacing w:line="360" w:lineRule="auto"/>
-        <w:ind w:firstLine="720"/>
-        <w:jc w:val="both"/>
-        <w:rPr>
-          <w:szCs w:val="24"/>
-        </w:rPr>
-      </w:pPr>
-      <w:r>
-        <w:rPr>
-          <w:szCs w:val="24"/>
-        </w:rPr>
-        <w:t>Por fim, com a futura disponibilização da versão PWA, espera-se ampliar o alcance da aplicação, permitindo que supervisores e responsáveis por segurança utilizem o SIGEPI diretamente de seus dispositivos móveis em campo, sem depender de um computador.</w:t>
-      </w:r>
-    </w:p>
-    <w:p>
-      <w:pPr>
-        <w:spacing w:line="360" w:lineRule="auto"/>
-        <w:jc w:val="both"/>
-        <w:rPr>
-          <w:b/>
-          <w:bCs/>
-          <w:szCs w:val="24"/>
-        </w:rPr>
-      </w:pPr>
-    </w:p>
-    <w:p>
-      <w:pPr>
-        <w:spacing w:line="360" w:lineRule="auto"/>
-        <w:jc w:val="both"/>
-        <w:rPr>
-          <w:b/>
-          <w:bCs/>
-          <w:szCs w:val="24"/>
-        </w:rPr>
-      </w:pPr>
-    </w:p>
-    <w:p>
-      <w:pPr>
-        <w:spacing w:line="360" w:lineRule="auto"/>
-        <w:jc w:val="both"/>
-        <w:rPr>
-          <w:b/>
-          <w:bCs/>
-          <w:szCs w:val="24"/>
-        </w:rPr>
-      </w:pPr>
-    </w:p>
-    <w:p>
-      <w:pPr>
-        <w:spacing w:line="360" w:lineRule="auto"/>
-        <w:jc w:val="both"/>
-        <w:rPr>
-          <w:b/>
-          <w:bCs/>
-          <w:szCs w:val="24"/>
-        </w:rPr>
-      </w:pPr>
-    </w:p>
-    <w:p>
-      <w:pPr>
-        <w:spacing w:line="360" w:lineRule="auto"/>
-        <w:jc w:val="both"/>
-        <w:rPr>
-          <w:b/>
-          <w:bCs/>
-          <w:szCs w:val="24"/>
-        </w:rPr>
-      </w:pPr>
-    </w:p>
-    <w:p>
-      <w:pPr>
-        <w:spacing w:line="360" w:lineRule="auto"/>
-        <w:jc w:val="both"/>
-        <w:rPr>
-          <w:b/>
-          <w:bCs/>
-          <w:szCs w:val="24"/>
-        </w:rPr>
-      </w:pPr>
-    </w:p>
-    <w:p>
-      <w:pPr>
-        <w:spacing w:line="360" w:lineRule="auto"/>
-        <w:jc w:val="both"/>
-        <w:rPr>
-          <w:b/>
-          <w:bCs/>
-          <w:szCs w:val="24"/>
-        </w:rPr>
-      </w:pPr>
-    </w:p>
-    <w:p>
-      <w:pPr>
-        <w:spacing w:line="360" w:lineRule="auto"/>
-        <w:jc w:val="both"/>
-        <w:rPr>
-          <w:b/>
-          <w:bCs/>
-          <w:szCs w:val="24"/>
-        </w:rPr>
-      </w:pPr>
-    </w:p>
-    <w:p>
-      <w:pPr>
-        <w:spacing w:line="360" w:lineRule="auto"/>
-        <w:jc w:val="both"/>
-        <w:rPr>
-          <w:b/>
-          <w:bCs/>
-          <w:szCs w:val="24"/>
-        </w:rPr>
-      </w:pPr>
-    </w:p>
-    <w:p>
-      <w:pPr>
-        <w:spacing w:line="360" w:lineRule="auto"/>
-        <w:jc w:val="both"/>
-        <w:rPr>
-          <w:b/>
-          <w:bCs/>
-          <w:szCs w:val="24"/>
-        </w:rPr>
-      </w:pPr>
-      <w:r>
-        <w:rPr>
-          <w:b/>
-          <w:bCs/>
-          <w:szCs w:val="24"/>
-        </w:rPr>
-        <w:lastRenderedPageBreak/>
-        <w:t>1</w:t>
-      </w:r>
-      <w:r>
-        <w:rPr>
-          <w:b/>
-          <w:bCs/>
-          <w:szCs w:val="24"/>
-        </w:rPr>
-        <w:t>5</w:t>
-      </w:r>
-      <w:r>
-        <w:rPr>
-          <w:b/>
-          <w:bCs/>
-          <w:szCs w:val="24"/>
-        </w:rPr>
-        <w:t xml:space="preserve"> PRÓXIMOS PASSOS</w:t>
-      </w:r>
-    </w:p>
-    <w:p>
-      <w:pPr>
-        <w:spacing w:line="360" w:lineRule="auto"/>
-        <w:jc w:val="both"/>
-        <w:rPr>
-          <w:szCs w:val="24"/>
-        </w:rPr>
-      </w:pPr>
-      <w:r>
-        <w:rPr>
-          <w:b/>
-          <w:bCs/>
-          <w:szCs w:val="24"/>
-        </w:rPr>
-        <w:tab/>
-      </w:r>
-      <w:r>
-        <w:rPr>
-          <w:szCs w:val="24"/>
-        </w:rPr>
-        <w:t xml:space="preserve">Com o sistema web finalizado — </w:t>
-      </w:r>
-      <w:proofErr w:type="spellStart"/>
-      <w:r>
-        <w:rPr>
-          <w:szCs w:val="24"/>
-        </w:rPr>
-        <w:t>back-end</w:t>
-      </w:r>
-      <w:proofErr w:type="spellEnd"/>
-      <w:r>
-        <w:rPr>
-          <w:szCs w:val="24"/>
-        </w:rPr>
-        <w:t xml:space="preserve"> e front-</w:t>
-      </w:r>
-      <w:proofErr w:type="spellStart"/>
-      <w:r>
-        <w:rPr>
-          <w:szCs w:val="24"/>
-        </w:rPr>
-        <w:t>end</w:t>
-      </w:r>
-      <w:proofErr w:type="spellEnd"/>
-      <w:r>
-        <w:rPr>
-          <w:szCs w:val="24"/>
-        </w:rPr>
-        <w:t xml:space="preserve"> integrados e a camada de responsividade concluída para diferentes tamanhos de tela —, a equipe concentra-se agora nas etapas finais do projeto.</w:t>
-      </w:r>
-    </w:p>
-    <w:p>
-      <w:pPr>
-        <w:spacing w:line="360" w:lineRule="auto"/>
-        <w:ind w:firstLine="720"/>
-        <w:jc w:val="both"/>
-        <w:rPr>
-          <w:szCs w:val="24"/>
-        </w:rPr>
-      </w:pPr>
-      <w:r>
-        <w:rPr>
-          <w:szCs w:val="24"/>
-        </w:rPr>
-        <w:t xml:space="preserve">O próximo passo é a transformação do sistema em um Progressive Web App (PWA), por meio da configuração do Service </w:t>
-      </w:r>
-      <w:proofErr w:type="spellStart"/>
-      <w:r>
-        <w:rPr>
-          <w:szCs w:val="24"/>
-        </w:rPr>
-        <w:t>Worker</w:t>
-      </w:r>
-      <w:proofErr w:type="spellEnd"/>
-      <w:r>
-        <w:rPr>
-          <w:szCs w:val="24"/>
-        </w:rPr>
-        <w:t xml:space="preserve">, do Web App </w:t>
-      </w:r>
-      <w:proofErr w:type="spellStart"/>
-      <w:r>
-        <w:rPr>
-          <w:szCs w:val="24"/>
-        </w:rPr>
-        <w:t>Manifest</w:t>
-      </w:r>
-      <w:proofErr w:type="spellEnd"/>
-      <w:r>
-        <w:rPr>
-          <w:szCs w:val="24"/>
-        </w:rPr>
-        <w:t xml:space="preserve"> e dos ícones de instalação, permitindo que o SIGEPI seja instalado em dispositivos móveis como um aplicativo, sem depender de lojas como Google Play ou App Store.</w:t>
-      </w:r>
-    </w:p>
-    <w:p>
-      <w:pPr>
-        <w:spacing w:line="360" w:lineRule="auto"/>
-        <w:ind w:firstLine="720"/>
-        <w:jc w:val="both"/>
-        <w:rPr>
-          <w:szCs w:val="24"/>
-        </w:rPr>
-      </w:pPr>
-      <w:r>
-        <w:rPr>
-          <w:szCs w:val="24"/>
-        </w:rPr>
-        <w:t>Em paralelo, será realizada a elaboração e a execução dos casos de teste, com base nos requisitos funcionais e não funcionais definidos na documentação. Essa etapa, conduzida sob a disciplina de Qualidade e Teste de Software, tem como objetivo validar o comportamento do sistema, identificar eventuais falhas e assegurar que cada funcionalidade atenda ao que foi especificado.</w:t>
-      </w:r>
-    </w:p>
-    <w:p>
-      <w:pPr>
-        <w:spacing w:line="360" w:lineRule="auto"/>
-        <w:ind w:firstLine="720"/>
-        <w:jc w:val="both"/>
-        <w:rPr>
-          <w:szCs w:val="24"/>
-        </w:rPr>
-      </w:pPr>
-      <w:r>
-        <w:rPr>
-          <w:szCs w:val="24"/>
-        </w:rPr>
-        <w:t xml:space="preserve">Concluídos os testes, o sistema será hospedado em ambiente de produção, com a publicação do </w:t>
-      </w:r>
-      <w:proofErr w:type="spellStart"/>
-      <w:r>
-        <w:rPr>
-          <w:szCs w:val="24"/>
-        </w:rPr>
-        <w:t>back-end</w:t>
-      </w:r>
-      <w:proofErr w:type="spellEnd"/>
-      <w:r>
-        <w:rPr>
-          <w:szCs w:val="24"/>
-        </w:rPr>
-        <w:t xml:space="preserve"> e do banco de dados MySQL em plataformas de hospedagem gratuitas, como Railway ou Render, seguida do registro e da configuração de um domínio próprio, tornando a aplicação acessível publicamente pela internet.</w:t>
-      </w:r>
-    </w:p>
-    <w:p>
-      <w:pPr>
-        <w:spacing w:line="360" w:lineRule="auto"/>
-        <w:ind w:firstLine="720"/>
-        <w:jc w:val="both"/>
-        <w:rPr>
-          <w:szCs w:val="24"/>
-        </w:rPr>
-      </w:pPr>
-      <w:r>
-        <w:rPr>
-          <w:szCs w:val="24"/>
-        </w:rPr>
         <w:t>Por fim, a partir do retorno obtido nos testes e na hospedagem, serão realizados os retoques e ajustes finais de usabilidade e segurança, além da preparação dos slides e do material para a apresentação final do Trabalho de Conclusão de Curso, prevista para o início de dezembro de 2026.</w:t>
       </w:r>
     </w:p>
@@ -14745,45 +16803,17 @@
         <w:spacing w:line="360" w:lineRule="auto"/>
         <w:jc w:val="both"/>
         <w:rPr>
-          <w:szCs w:val="24"/>
-        </w:rPr>
-      </w:pPr>
-    </w:p>
-    <w:p>
-      <w:pPr>
-        <w:spacing w:line="360" w:lineRule="auto"/>
-        <w:jc w:val="both"/>
-        <w:rPr>
-          <w:szCs w:val="24"/>
-        </w:rPr>
-      </w:pPr>
-    </w:p>
-    <w:p>
-      <w:pPr>
-        <w:spacing w:line="360" w:lineRule="auto"/>
-        <w:jc w:val="both"/>
-        <w:rPr>
-          <w:szCs w:val="24"/>
-        </w:rPr>
-      </w:pPr>
-    </w:p>
-    <w:p>
-      <w:pPr>
-        <w:spacing w:line="360" w:lineRule="auto"/>
-        <w:jc w:val="both"/>
-        <w:rPr>
-          <w:b/>
-          <w:bCs/>
-          <w:szCs w:val="24"/>
-        </w:rPr>
-      </w:pPr>
-      <w:r>
-        <w:rPr>
-          <w:b/>
-          <w:bCs/>
-          <w:szCs w:val="24"/>
-        </w:rPr>
-        <w:lastRenderedPageBreak/>
+          <w:b/>
+          <w:bCs/>
+          <w:szCs w:val="24"/>
+        </w:rPr>
+      </w:pPr>
+      <w:r>
+        <w:rPr>
+          <w:b/>
+          <w:bCs/>
+          <w:szCs w:val="24"/>
+        </w:rPr>
         <w:t>1</w:t>
       </w:r>
       <w:r>
